--- a/plugins/skytek/skills/create-sow/assets/sow-template.docx
+++ b/plugins/skytek/skills/create-sow/assets/sow-template.docx
@@ -3,54 +3,435 @@
 <w:document xmlns:wpc="http://schemas.microsoft.com/office/word/2010/wordprocessingCanvas" xmlns:mo="http://schemas.microsoft.com/office/mac/office/2008/main" xmlns:mc="http://schemas.openxmlformats.org/markup-compatibility/2006" xmlns:mv="urn:schemas-microsoft-com:mac:vml" xmlns:o="urn:schemas-microsoft-com:office:office" xmlns:r="http://schemas.openxmlformats.org/officeDocument/2006/relationships" xmlns:m="http://schemas.openxmlformats.org/officeDocument/2006/math" xmlns:v="urn:schemas-microsoft-com:vml" xmlns:wp14="http://schemas.microsoft.com/office/word/2010/wordprocessingDrawing" xmlns:wp="http://schemas.openxmlformats.org/drawingml/2006/wordprocessingDrawing" xmlns:w10="urn:schemas-microsoft-com:office:word" xmlns:w="http://schemas.openxmlformats.org/wordprocessingml/2006/main" xmlns:w14="http://schemas.microsoft.com/office/word/2010/wordml" xmlns:wpg="http://schemas.microsoft.com/office/word/2010/wordprocessingGroup" xmlns:wpi="http://schemas.microsoft.com/office/word/2010/wordprocessingInk" xmlns:wne="http://schemas.microsoft.com/office/word/2006/wordml" xmlns:wps="http://schemas.microsoft.com/office/word/2010/wordprocessingShape" mc:Ignorable="w14 wp14">
   <w:body>
     <w:p>
+      <w:r>
+        <w:drawing>
+          <wp:inline xmlns:a="http://schemas.openxmlformats.org/drawingml/2006/main" xmlns:pic="http://schemas.openxmlformats.org/drawingml/2006/picture">
+            <wp:extent cx="2377440" cy="533438"/>
+            <wp:docPr id="1" name="Picture 1"/>
+            <wp:cNvGraphicFramePr>
+              <a:graphicFrameLocks noChangeAspect="1"/>
+            </wp:cNvGraphicFramePr>
+            <a:graphic>
+              <a:graphicData uri="http://schemas.openxmlformats.org/drawingml/2006/picture">
+                <pic:pic>
+                  <pic:nvPicPr>
+                    <pic:cNvPr id="0" name="image.png"/>
+                    <pic:cNvPicPr/>
+                  </pic:nvPicPr>
+                  <pic:blipFill>
+                    <a:blip r:embed="rId11"/>
+                    <a:stretch>
+                      <a:fillRect/>
+                    </a:stretch>
+                  </pic:blipFill>
+                  <pic:spPr>
+                    <a:xfrm>
+                      <a:off x="0" y="0"/>
+                      <a:ext cx="2377440" cy="533438"/>
+                    </a:xfrm>
+                    <a:prstGeom prst="rect"/>
+                  </pic:spPr>
+                </pic:pic>
+              </a:graphicData>
+            </a:graphic>
+          </wp:inline>
+        </w:drawing>
+      </w:r>
+    </w:p>
+    <w:p/>
+    <w:p/>
+    <w:p/>
+    <w:p/>
+    <w:p/>
+    <w:p>
       <w:pPr>
-        <w:jc w:val="left"/>
+        <w:spacing w:after="80"/>
       </w:pPr>
       <w:r>
         <w:rPr>
           <w:b/>
-          <w:color w:val="1F3A5F"/>
-          <w:sz w:val="64"/>
+          <w:color w:val="1C2B33"/>
+          <w:sz w:val="68"/>
         </w:rPr>
         <w:t>Scope of Work</w:t>
       </w:r>
     </w:p>
     <w:p>
+      <w:pPr>
+        <w:spacing w:after="720"/>
+      </w:pPr>
       <w:r>
         <w:rPr>
+          <w:b w:val="0"/>
+          <w:color w:val="0064E0"/>
           <w:sz w:val="36"/>
+        </w:rPr>
+        <w:t>{{ project_title }}</w:t>
+      </w:r>
+    </w:p>
+    <w:tbl>
+      <w:tblPr>
+        <w:tblW w:type="auto" w:w="0"/>
+        <w:tblLayout w:type="fixed"/>
+        <w:tblLook w:firstColumn="1" w:firstRow="1" w:lastColumn="0" w:lastRow="0" w:noHBand="0" w:noVBand="1" w:val="04A0"/>
+      </w:tblPr>
+      <w:tblGrid>
+        <w:gridCol w:w="2160"/>
+        <w:gridCol w:w="7200"/>
+      </w:tblGrid>
+      <w:tr>
+        <w:tc>
+          <w:tcPr>
+            <w:tcW w:type="dxa" w:w="2160"/>
+          </w:tcPr>
+          <w:p>
+            <w:r>
+              <w:rPr>
+                <w:color w:val="5F6B73"/>
+                <w:sz w:val="20"/>
+              </w:rPr>
+              <w:t>Prepared for</w:t>
+            </w:r>
+          </w:p>
+        </w:tc>
+        <w:tc>
+          <w:tcPr>
+            <w:tcW w:type="dxa" w:w="7200"/>
+          </w:tcPr>
+          <w:p>
+            <w:r>
+              <w:rPr>
+                <w:b/>
+              </w:rPr>
+              <w:t>{{ client_name }}</w:t>
+            </w:r>
+          </w:p>
+        </w:tc>
+      </w:tr>
+      <w:tr>
+        <w:tc>
+          <w:tcPr>
+            <w:tcW w:type="dxa" w:w="2160"/>
+          </w:tcPr>
+          <w:p>
+            <w:r>
+              <w:rPr>
+                <w:color w:val="5F6B73"/>
+                <w:sz w:val="20"/>
+              </w:rPr>
+              <w:t>Prepared by</w:t>
+            </w:r>
+          </w:p>
+        </w:tc>
+        <w:tc>
+          <w:tcPr>
+            <w:tcW w:type="dxa" w:w="7200"/>
+          </w:tcPr>
+          <w:p>
+            <w:r>
+              <w:rPr>
+                <w:b/>
+              </w:rPr>
+              <w:t>{{ vendor_name }}</w:t>
+            </w:r>
+          </w:p>
+        </w:tc>
+      </w:tr>
+      <w:tr>
+        <w:tc>
+          <w:tcPr>
+            <w:tcW w:type="dxa" w:w="2160"/>
+          </w:tcPr>
+          <w:p>
+            <w:r>
+              <w:rPr>
+                <w:color w:val="5F6B73"/>
+                <w:sz w:val="20"/>
+              </w:rPr>
+              <w:t>Date</w:t>
+            </w:r>
+          </w:p>
+        </w:tc>
+        <w:tc>
+          <w:tcPr>
+            <w:tcW w:type="dxa" w:w="7200"/>
+          </w:tcPr>
+          <w:p>
+            <w:r>
+              <w:rPr>
+                <w:b/>
+              </w:rPr>
+              <w:t>{{ sow_date }}</w:t>
+            </w:r>
+          </w:p>
+        </w:tc>
+      </w:tr>
+      <w:tr>
+        <w:tc>
+          <w:tcPr>
+            <w:tcW w:type="dxa" w:w="2160"/>
+          </w:tcPr>
+          <w:p>
+            <w:r>
+              <w:rPr>
+                <w:color w:val="5F6B73"/>
+                <w:sz w:val="20"/>
+              </w:rPr>
+              <w:t>Version</w:t>
+            </w:r>
+          </w:p>
+        </w:tc>
+        <w:tc>
+          <w:tcPr>
+            <w:tcW w:type="dxa" w:w="7200"/>
+          </w:tcPr>
+          <w:p>
+            <w:r>
+              <w:rPr>
+                <w:b/>
+              </w:rPr>
+              <w:t>{{ version }}</w:t>
+            </w:r>
+          </w:p>
+        </w:tc>
+      </w:tr>
+      <w:tr>
+        <w:tc>
+          <w:tcPr>
+            <w:tcW w:type="dxa" w:w="2160"/>
+          </w:tcPr>
+          <w:p>
+            <w:r>
+              <w:t>{%tr if author %}</w:t>
+            </w:r>
+          </w:p>
+        </w:tc>
+        <w:tc>
+          <w:tcPr>
+            <w:tcW w:type="dxa" w:w="7200"/>
+          </w:tcPr>
+          <w:p/>
+        </w:tc>
+      </w:tr>
+      <w:tr>
+        <w:tc>
+          <w:tcPr>
+            <w:tcW w:type="dxa" w:w="2160"/>
+          </w:tcPr>
+          <w:p>
+            <w:r>
+              <w:rPr>
+                <w:color w:val="5F6B73"/>
+                <w:sz w:val="20"/>
+              </w:rPr>
+              <w:t>Author</w:t>
+            </w:r>
+          </w:p>
+        </w:tc>
+        <w:tc>
+          <w:tcPr>
+            <w:tcW w:type="dxa" w:w="7200"/>
+          </w:tcPr>
+          <w:p>
+            <w:r>
+              <w:rPr>
+                <w:b/>
+              </w:rPr>
+              <w:t>{{ author }}</w:t>
+            </w:r>
+          </w:p>
+        </w:tc>
+      </w:tr>
+      <w:tr>
+        <w:tc>
+          <w:tcPr>
+            <w:tcW w:type="dxa" w:w="2160"/>
+          </w:tcPr>
+          <w:p>
+            <w:r>
+              <w:t>{%tr endif %}</w:t>
+            </w:r>
+          </w:p>
+        </w:tc>
+        <w:tc>
+          <w:tcPr>
+            <w:tcW w:type="dxa" w:w="7200"/>
+          </w:tcPr>
+          <w:p/>
+        </w:tc>
+      </w:tr>
+    </w:tbl>
+    <w:p/>
+    <w:p/>
+    <w:p/>
+    <w:p/>
+    <w:p>
+      <w:r>
+        <w:rPr>
+          <w:b w:val="0"/>
+          <w:color w:val="5F6B73"/>
+          <w:sz w:val="16"/>
+        </w:rPr>
+        <w:t>This document is confidential and proprietary to the Vendor and the Client named above. It may not be disclosed to third parties without the prior written consent of both parties.</w:t>
+      </w:r>
+    </w:p>
+    <w:p>
+      <w:r>
+        <w:br w:type="page"/>
+      </w:r>
+    </w:p>
+    <w:p>
+      <w:pPr>
+        <w:spacing w:after="0"/>
+      </w:pPr>
+      <w:r>
+        <w:rPr>
+          <w:b/>
+          <w:color w:val="1C2B33"/>
+          <w:sz w:val="44"/>
+        </w:rPr>
+        <w:t>Scope of Work</w:t>
+      </w:r>
+    </w:p>
+    <w:p>
+      <w:pPr>
+        <w:spacing w:after="240"/>
+      </w:pPr>
+      <w:r>
+        <w:rPr>
+          <w:b w:val="0"/>
+          <w:color w:val="0064E0"/>
+          <w:sz w:val="28"/>
         </w:rPr>
         <w:t>{{ project_title }}</w:t>
       </w:r>
     </w:p>
     <w:p>
       <w:r>
-        <w:t>Prepared for {{ client_name }}</w:t>
+        <w:t>This Scope of Work (“SOW”) is agreed upon and entered into by and between {{ vendor_name }}, of {{ vendor_address }} (the “Vendor”), and {{ client_name }}{% if client_address %}, of {{ client_address }}{% endif %} (the “Client”). It is effective on the date of the last signature below. {% if msa_reference %}It is issued under, and governed by the terms of, the {{ msa_reference }} between the parties; where the two conflict, that agreement prevails.{% else %}It is governed by its own terms and supersedes any other agreement between the parties on its subject matter.{% endif %}{% if governing_law %} This SOW is governed by the laws of {{ governing_law }}.{% endif %}</w:t>
       </w:r>
     </w:p>
     <w:p>
+      <w:pPr>
+        <w:spacing w:after="80" w:before="360"/>
+      </w:pPr>
       <w:r>
-        <w:t>{{ client_address }}</w:t>
+        <w:rPr>
+          <w:b/>
+          <w:color w:val="1C2B33"/>
+          <w:sz w:val="26"/>
+        </w:rPr>
+        <w:t>Contents</w:t>
       </w:r>
     </w:p>
     <w:p>
+      <w:pPr>
+        <w:spacing w:after="40"/>
+      </w:pPr>
       <w:r>
-        <w:t>Prepared by {{ vendor_name }}</w:t>
+        <w:rPr>
+          <w:b w:val="0"/>
+        </w:rPr>
+        <w:t>1.  Executive Summary</w:t>
       </w:r>
     </w:p>
     <w:p>
+      <w:pPr>
+        <w:spacing w:after="40"/>
+      </w:pPr>
       <w:r>
-        <w:t>{{ vendor_address }}</w:t>
+        <w:rPr>
+          <w:b w:val="0"/>
+        </w:rPr>
+        <w:t>2.  Requirements and Solution Overview</w:t>
       </w:r>
     </w:p>
     <w:p>
+      <w:pPr>
+        <w:spacing w:after="40"/>
+      </w:pPr>
       <w:r>
-        <w:t>Date: {{ sow_date }}</w:t>
+        <w:rPr>
+          <w:b w:val="0"/>
+        </w:rPr>
+        <w:t>3.  Activities</w:t>
       </w:r>
     </w:p>
     <w:p>
+      <w:pPr>
+        <w:spacing w:after="40"/>
+      </w:pPr>
       <w:r>
-        <w:t>Version: {{ version }}</w:t>
+        <w:rPr>
+          <w:b w:val="0"/>
+        </w:rPr>
+        <w:t>4.  Deliverables</w:t>
+      </w:r>
+    </w:p>
+    <w:p>
+      <w:pPr>
+        <w:spacing w:after="40"/>
+      </w:pPr>
+      <w:r>
+        <w:rPr>
+          <w:b w:val="0"/>
+        </w:rPr>
+        <w:t>5.  Out of Scope, Assumptions and Risks</w:t>
+      </w:r>
+    </w:p>
+    <w:p>
+      <w:pPr>
+        <w:spacing w:after="40"/>
+      </w:pPr>
+      <w:r>
+        <w:rPr>
+          <w:b w:val="0"/>
+        </w:rPr>
+        <w:t>6.  Success Criteria</w:t>
+      </w:r>
+    </w:p>
+    <w:p>
+      <w:pPr>
+        <w:spacing w:after="40"/>
+      </w:pPr>
+      <w:r>
+        <w:rPr>
+          <w:b w:val="0"/>
+        </w:rPr>
+        <w:t>7.  Estimated Timeline</w:t>
+      </w:r>
+    </w:p>
+    <w:p>
+      <w:pPr>
+        <w:spacing w:after="40"/>
+      </w:pPr>
+      <w:r>
+        <w:rPr>
+          <w:b w:val="0"/>
+        </w:rPr>
+        <w:t>8.  Project Roles</w:t>
+      </w:r>
+    </w:p>
+    <w:p>
+      <w:pPr>
+        <w:spacing w:after="40"/>
+      </w:pPr>
+      <w:r>
+        <w:rPr>
+          <w:b w:val="0"/>
+        </w:rPr>
+        <w:t>9.  Costs</w:t>
+      </w:r>
+    </w:p>
+    <w:p>
+      <w:pPr>
+        <w:spacing w:after="40"/>
+      </w:pPr>
+      <w:r>
+        <w:rPr>
+          <w:b w:val="0"/>
+        </w:rPr>
+        <w:t>10.  Acceptance</w:t>
       </w:r>
     </w:p>
     <w:p>
@@ -63,26 +444,56 @@
         <w:pStyle w:val="Heading1"/>
       </w:pPr>
       <w:r>
-        <w:rPr>
-          <w:color w:val="1F3A5F"/>
-        </w:rPr>
-        <w:t>1. Background</w:t>
+        <w:t>1. Executive Summary</w:t>
       </w:r>
     </w:p>
     <w:p>
       <w:r>
-        <w:t>{{ background }}</w:t>
+        <w:t>{{ executive_summary }}</w:t>
       </w:r>
     </w:p>
     <w:p>
       <w:pPr>
-        <w:pStyle w:val="Heading1"/>
+        <w:pStyle w:val="Heading2"/>
       </w:pPr>
       <w:r>
-        <w:rPr>
-          <w:color w:val="1F3A5F"/>
-        </w:rPr>
-        <w:t>2. Objectives</w:t>
+        <w:t>Project overview</w:t>
+      </w:r>
+    </w:p>
+    <w:p>
+      <w:r>
+        <w:t>This project consists of the following high-level phases, described in section 3:</w:t>
+      </w:r>
+    </w:p>
+    <w:p>
+      <w:r>
+        <w:t>{%p for item in phases %}</w:t>
+      </w:r>
+    </w:p>
+    <w:p>
+      <w:pPr>
+        <w:pStyle w:val="ListBullet"/>
+      </w:pPr>
+      <w:r>
+        <w:t>{{ item.name }}</w:t>
+      </w:r>
+    </w:p>
+    <w:p>
+      <w:r>
+        <w:t>{%p endfor %}</w:t>
+      </w:r>
+    </w:p>
+    <w:p>
+      <w:pPr>
+        <w:pStyle w:val="Heading2"/>
+      </w:pPr>
+      <w:r>
+        <w:t>Project objectives</w:t>
+      </w:r>
+    </w:p>
+    <w:p>
+      <w:r>
+        <w:t>The key objectives of this project are:</w:t>
       </w:r>
     </w:p>
     <w:p>
@@ -105,13 +516,15 @@
     </w:p>
     <w:p>
       <w:pPr>
-        <w:pStyle w:val="Heading1"/>
+        <w:pStyle w:val="Heading2"/>
       </w:pPr>
       <w:r>
-        <w:rPr>
-          <w:color w:val="1F3A5F"/>
-        </w:rPr>
-        <w:t>3. Scope</w:t>
+        <w:t>1.1 Vendor overview</w:t>
+      </w:r>
+    </w:p>
+    <w:p>
+      <w:r>
+        <w:t>{{ vendor_overview }}</w:t>
       </w:r>
     </w:p>
     <w:p>
@@ -119,15 +532,603 @@
         <w:pStyle w:val="Heading2"/>
       </w:pPr>
       <w:r>
-        <w:rPr>
-          <w:color w:val="1F3A5F"/>
-        </w:rPr>
-        <w:t>3.1 In scope</w:t>
+        <w:t>1.2 Client overview</w:t>
       </w:r>
     </w:p>
     <w:p>
       <w:r>
-        <w:t>{%p for item in in_scope %}</w:t>
+        <w:t>{{ client_overview }}</w:t>
+      </w:r>
+    </w:p>
+    <w:p>
+      <w:pPr>
+        <w:pStyle w:val="Heading1"/>
+      </w:pPr>
+      <w:r>
+        <w:t>2. Requirements and Solution Overview</w:t>
+      </w:r>
+    </w:p>
+    <w:p>
+      <w:pPr>
+        <w:pStyle w:val="Heading2"/>
+      </w:pPr>
+      <w:r>
+        <w:t>2.1 Functional requirements</w:t>
+      </w:r>
+    </w:p>
+    <w:p>
+      <w:r>
+        <w:t>The project addresses the following functional requirements. They guide the current implementation.</w:t>
+      </w:r>
+    </w:p>
+    <w:tbl>
+      <w:tblPr>
+        <w:tblStyle w:val="TableGrid"/>
+        <w:tblW w:type="auto" w:w="0"/>
+        <w:jc w:val="center"/>
+        <w:tblLayout w:type="fixed"/>
+        <w:tblLook w:firstColumn="1" w:firstRow="1" w:lastColumn="0" w:lastRow="0" w:noHBand="0" w:noVBand="1" w:val="04A0"/>
+      </w:tblPr>
+      <w:tblGrid>
+        <w:gridCol w:w="720"/>
+        <w:gridCol w:w="8640"/>
+      </w:tblGrid>
+      <w:tr>
+        <w:trPr>
+          <w:tblHeader w:val="true"/>
+        </w:trPr>
+        <w:tc>
+          <w:tcPr>
+            <w:tcW w:type="dxa" w:w="720"/>
+            <w:shd w:val="clear" w:color="auto" w:fill="0064E0"/>
+          </w:tcPr>
+          <w:p>
+            <w:r>
+              <w:rPr>
+                <w:b/>
+                <w:color w:val="FFFFFF"/>
+              </w:rPr>
+              <w:t>#</w:t>
+            </w:r>
+          </w:p>
+        </w:tc>
+        <w:tc>
+          <w:tcPr>
+            <w:tcW w:type="dxa" w:w="8640"/>
+            <w:shd w:val="clear" w:color="auto" w:fill="0064E0"/>
+          </w:tcPr>
+          <w:p>
+            <w:r>
+              <w:rPr>
+                <w:b/>
+                <w:color w:val="FFFFFF"/>
+              </w:rPr>
+              <w:t>Functional requirement</w:t>
+            </w:r>
+          </w:p>
+        </w:tc>
+      </w:tr>
+      <w:tr>
+        <w:tc>
+          <w:tcPr>
+            <w:tcW w:type="dxa" w:w="720"/>
+          </w:tcPr>
+          <w:p>
+            <w:r>
+              <w:t>{%tr for r in functional_requirements %}</w:t>
+            </w:r>
+          </w:p>
+        </w:tc>
+        <w:tc>
+          <w:tcPr>
+            <w:tcW w:type="dxa" w:w="8640"/>
+          </w:tcPr>
+          <w:p/>
+        </w:tc>
+      </w:tr>
+      <w:tr>
+        <w:tc>
+          <w:tcPr>
+            <w:tcW w:type="dxa" w:w="720"/>
+          </w:tcPr>
+          <w:p>
+            <w:r>
+              <w:t>{{ loop.index }}</w:t>
+            </w:r>
+          </w:p>
+        </w:tc>
+        <w:tc>
+          <w:tcPr>
+            <w:tcW w:type="dxa" w:w="8640"/>
+          </w:tcPr>
+          <w:p>
+            <w:r>
+              <w:t>{{ r }}</w:t>
+            </w:r>
+          </w:p>
+        </w:tc>
+      </w:tr>
+      <w:tr>
+        <w:tc>
+          <w:tcPr>
+            <w:tcW w:type="dxa" w:w="720"/>
+          </w:tcPr>
+          <w:p>
+            <w:r>
+              <w:t>{%tr endfor %}</w:t>
+            </w:r>
+          </w:p>
+        </w:tc>
+        <w:tc>
+          <w:tcPr>
+            <w:tcW w:type="dxa" w:w="8640"/>
+          </w:tcPr>
+          <w:p/>
+        </w:tc>
+      </w:tr>
+    </w:tbl>
+    <w:p/>
+    <w:p>
+      <w:pPr>
+        <w:pStyle w:val="Heading2"/>
+      </w:pPr>
+      <w:r>
+        <w:t>2.2 Non-functional requirements</w:t>
+      </w:r>
+    </w:p>
+    <w:p>
+      <w:r>
+        <w:t>{%p if non_functional_requirements %}</w:t>
+      </w:r>
+    </w:p>
+    <w:p>
+      <w:r>
+        <w:t>The project addresses the following non-functional requirements. They guide the current implementation.</w:t>
+      </w:r>
+    </w:p>
+    <w:tbl>
+      <w:tblPr>
+        <w:tblStyle w:val="TableGrid"/>
+        <w:tblW w:type="auto" w:w="0"/>
+        <w:jc w:val="center"/>
+        <w:tblLayout w:type="fixed"/>
+        <w:tblLook w:firstColumn="1" w:firstRow="1" w:lastColumn="0" w:lastRow="0" w:noHBand="0" w:noVBand="1" w:val="04A0"/>
+      </w:tblPr>
+      <w:tblGrid>
+        <w:gridCol w:w="720"/>
+        <w:gridCol w:w="8640"/>
+      </w:tblGrid>
+      <w:tr>
+        <w:trPr>
+          <w:tblHeader w:val="true"/>
+        </w:trPr>
+        <w:tc>
+          <w:tcPr>
+            <w:tcW w:type="dxa" w:w="720"/>
+            <w:shd w:val="clear" w:color="auto" w:fill="0064E0"/>
+          </w:tcPr>
+          <w:p>
+            <w:r>
+              <w:rPr>
+                <w:b/>
+                <w:color w:val="FFFFFF"/>
+              </w:rPr>
+              <w:t>#</w:t>
+            </w:r>
+          </w:p>
+        </w:tc>
+        <w:tc>
+          <w:tcPr>
+            <w:tcW w:type="dxa" w:w="8640"/>
+            <w:shd w:val="clear" w:color="auto" w:fill="0064E0"/>
+          </w:tcPr>
+          <w:p>
+            <w:r>
+              <w:rPr>
+                <w:b/>
+                <w:color w:val="FFFFFF"/>
+              </w:rPr>
+              <w:t>Non-functional requirement</w:t>
+            </w:r>
+          </w:p>
+        </w:tc>
+      </w:tr>
+      <w:tr>
+        <w:tc>
+          <w:tcPr>
+            <w:tcW w:type="dxa" w:w="720"/>
+          </w:tcPr>
+          <w:p>
+            <w:r>
+              <w:t>{%tr for r in non_functional_requirements %}</w:t>
+            </w:r>
+          </w:p>
+        </w:tc>
+        <w:tc>
+          <w:tcPr>
+            <w:tcW w:type="dxa" w:w="8640"/>
+          </w:tcPr>
+          <w:p/>
+        </w:tc>
+      </w:tr>
+      <w:tr>
+        <w:tc>
+          <w:tcPr>
+            <w:tcW w:type="dxa" w:w="720"/>
+          </w:tcPr>
+          <w:p>
+            <w:r>
+              <w:t>{{ loop.index }}</w:t>
+            </w:r>
+          </w:p>
+        </w:tc>
+        <w:tc>
+          <w:tcPr>
+            <w:tcW w:type="dxa" w:w="8640"/>
+          </w:tcPr>
+          <w:p>
+            <w:r>
+              <w:t>{{ r }}</w:t>
+            </w:r>
+          </w:p>
+        </w:tc>
+      </w:tr>
+      <w:tr>
+        <w:tc>
+          <w:tcPr>
+            <w:tcW w:type="dxa" w:w="720"/>
+          </w:tcPr>
+          <w:p>
+            <w:r>
+              <w:t>{%tr endfor %}</w:t>
+            </w:r>
+          </w:p>
+        </w:tc>
+        <w:tc>
+          <w:tcPr>
+            <w:tcW w:type="dxa" w:w="8640"/>
+          </w:tcPr>
+          <w:p/>
+        </w:tc>
+      </w:tr>
+    </w:tbl>
+    <w:p/>
+    <w:p>
+      <w:r>
+        <w:t>{%p else %}</w:t>
+      </w:r>
+    </w:p>
+    <w:p>
+      <w:r>
+        <w:t>No non-functional requirements specified.</w:t>
+      </w:r>
+    </w:p>
+    <w:p>
+      <w:r>
+        <w:t>{%p endif %}</w:t>
+      </w:r>
+    </w:p>
+    <w:p>
+      <w:pPr>
+        <w:pStyle w:val="Heading2"/>
+      </w:pPr>
+      <w:r>
+        <w:t>2.3 Architecture overview</w:t>
+      </w:r>
+    </w:p>
+    <w:p>
+      <w:r>
+        <w:t>{%p if architecture_overview %}</w:t>
+      </w:r>
+    </w:p>
+    <w:p>
+      <w:r>
+        <w:t>{{ architecture_overview }}</w:t>
+      </w:r>
+    </w:p>
+    <w:p>
+      <w:r>
+        <w:t>{%p else %}</w:t>
+      </w:r>
+    </w:p>
+    <w:p>
+      <w:r>
+        <w:t>The deployment architecture will be agreed between the Vendor and the Client and documented in a Technical Design Document.</w:t>
+      </w:r>
+    </w:p>
+    <w:p>
+      <w:r>
+        <w:t>{%p endif %}</w:t>
+      </w:r>
+    </w:p>
+    <w:p>
+      <w:r>
+        <w:t>{%p if architecture_components %}</w:t>
+      </w:r>
+    </w:p>
+    <w:p>
+      <w:r>
+        <w:t>The core components of the solution are:</w:t>
+      </w:r>
+    </w:p>
+    <w:tbl>
+      <w:tblPr>
+        <w:tblStyle w:val="TableGrid"/>
+        <w:tblW w:type="auto" w:w="0"/>
+        <w:jc w:val="center"/>
+        <w:tblLayout w:type="fixed"/>
+        <w:tblLook w:firstColumn="1" w:firstRow="1" w:lastColumn="0" w:lastRow="0" w:noHBand="0" w:noVBand="1" w:val="04A0"/>
+      </w:tblPr>
+      <w:tblGrid>
+        <w:gridCol w:w="2880"/>
+        <w:gridCol w:w="6480"/>
+      </w:tblGrid>
+      <w:tr>
+        <w:trPr>
+          <w:tblHeader w:val="true"/>
+        </w:trPr>
+        <w:tc>
+          <w:tcPr>
+            <w:tcW w:type="dxa" w:w="2880"/>
+            <w:shd w:val="clear" w:color="auto" w:fill="0064E0"/>
+          </w:tcPr>
+          <w:p>
+            <w:r>
+              <w:rPr>
+                <w:b/>
+                <w:color w:val="FFFFFF"/>
+              </w:rPr>
+              <w:t>Component</w:t>
+            </w:r>
+          </w:p>
+        </w:tc>
+        <w:tc>
+          <w:tcPr>
+            <w:tcW w:type="dxa" w:w="6480"/>
+            <w:shd w:val="clear" w:color="auto" w:fill="0064E0"/>
+          </w:tcPr>
+          <w:p>
+            <w:r>
+              <w:rPr>
+                <w:b/>
+                <w:color w:val="FFFFFF"/>
+              </w:rPr>
+              <w:t>Role in the solution</w:t>
+            </w:r>
+          </w:p>
+        </w:tc>
+      </w:tr>
+      <w:tr>
+        <w:tc>
+          <w:tcPr>
+            <w:tcW w:type="dxa" w:w="2880"/>
+          </w:tcPr>
+          <w:p>
+            <w:r>
+              <w:t>{%tr for c in architecture_components %}</w:t>
+            </w:r>
+          </w:p>
+        </w:tc>
+        <w:tc>
+          <w:tcPr>
+            <w:tcW w:type="dxa" w:w="6480"/>
+          </w:tcPr>
+          <w:p/>
+        </w:tc>
+      </w:tr>
+      <w:tr>
+        <w:tc>
+          <w:tcPr>
+            <w:tcW w:type="dxa" w:w="2880"/>
+          </w:tcPr>
+          <w:p>
+            <w:r>
+              <w:t>{{ c.name }}</w:t>
+            </w:r>
+          </w:p>
+        </w:tc>
+        <w:tc>
+          <w:tcPr>
+            <w:tcW w:type="dxa" w:w="6480"/>
+          </w:tcPr>
+          <w:p>
+            <w:r>
+              <w:t>{{ c.description }}</w:t>
+            </w:r>
+          </w:p>
+        </w:tc>
+      </w:tr>
+      <w:tr>
+        <w:tc>
+          <w:tcPr>
+            <w:tcW w:type="dxa" w:w="2880"/>
+          </w:tcPr>
+          <w:p>
+            <w:r>
+              <w:t>{%tr endfor %}</w:t>
+            </w:r>
+          </w:p>
+        </w:tc>
+        <w:tc>
+          <w:tcPr>
+            <w:tcW w:type="dxa" w:w="6480"/>
+          </w:tcPr>
+          <w:p/>
+        </w:tc>
+      </w:tr>
+    </w:tbl>
+    <w:p/>
+    <w:p>
+      <w:r>
+        <w:t>The list of components may change as the design is finalised.</w:t>
+      </w:r>
+    </w:p>
+    <w:p>
+      <w:r>
+        <w:t>{%p endif %}</w:t>
+      </w:r>
+    </w:p>
+    <w:p>
+      <w:r>
+        <w:t>{%p if integrations %}</w:t>
+      </w:r>
+    </w:p>
+    <w:p>
+      <w:r>
+        <w:t>The following integrations with the Client’s existing environment are in scope:</w:t>
+      </w:r>
+    </w:p>
+    <w:tbl>
+      <w:tblPr>
+        <w:tblStyle w:val="TableGrid"/>
+        <w:tblW w:type="auto" w:w="0"/>
+        <w:jc w:val="center"/>
+        <w:tblLayout w:type="fixed"/>
+        <w:tblLook w:firstColumn="1" w:firstRow="1" w:lastColumn="0" w:lastRow="0" w:noHBand="0" w:noVBand="1" w:val="04A0"/>
+      </w:tblPr>
+      <w:tblGrid>
+        <w:gridCol w:w="2880"/>
+        <w:gridCol w:w="6480"/>
+      </w:tblGrid>
+      <w:tr>
+        <w:trPr>
+          <w:tblHeader w:val="true"/>
+        </w:trPr>
+        <w:tc>
+          <w:tcPr>
+            <w:tcW w:type="dxa" w:w="2880"/>
+            <w:shd w:val="clear" w:color="auto" w:fill="0064E0"/>
+          </w:tcPr>
+          <w:p>
+            <w:r>
+              <w:rPr>
+                <w:b/>
+                <w:color w:val="FFFFFF"/>
+              </w:rPr>
+              <w:t>Integration</w:t>
+            </w:r>
+          </w:p>
+        </w:tc>
+        <w:tc>
+          <w:tcPr>
+            <w:tcW w:type="dxa" w:w="6480"/>
+            <w:shd w:val="clear" w:color="auto" w:fill="0064E0"/>
+          </w:tcPr>
+          <w:p>
+            <w:r>
+              <w:rPr>
+                <w:b/>
+                <w:color w:val="FFFFFF"/>
+              </w:rPr>
+              <w:t>Source, target and purpose</w:t>
+            </w:r>
+          </w:p>
+        </w:tc>
+      </w:tr>
+      <w:tr>
+        <w:tc>
+          <w:tcPr>
+            <w:tcW w:type="dxa" w:w="2880"/>
+          </w:tcPr>
+          <w:p>
+            <w:r>
+              <w:t>{%tr for i in integrations %}</w:t>
+            </w:r>
+          </w:p>
+        </w:tc>
+        <w:tc>
+          <w:tcPr>
+            <w:tcW w:type="dxa" w:w="6480"/>
+          </w:tcPr>
+          <w:p/>
+        </w:tc>
+      </w:tr>
+      <w:tr>
+        <w:tc>
+          <w:tcPr>
+            <w:tcW w:type="dxa" w:w="2880"/>
+          </w:tcPr>
+          <w:p>
+            <w:r>
+              <w:t>{{ i.name }}</w:t>
+            </w:r>
+          </w:p>
+        </w:tc>
+        <w:tc>
+          <w:tcPr>
+            <w:tcW w:type="dxa" w:w="6480"/>
+          </w:tcPr>
+          <w:p>
+            <w:r>
+              <w:t>{{ i.description }}</w:t>
+            </w:r>
+          </w:p>
+        </w:tc>
+      </w:tr>
+      <w:tr>
+        <w:tc>
+          <w:tcPr>
+            <w:tcW w:type="dxa" w:w="2880"/>
+          </w:tcPr>
+          <w:p>
+            <w:r>
+              <w:t>{%tr endfor %}</w:t>
+            </w:r>
+          </w:p>
+        </w:tc>
+        <w:tc>
+          <w:tcPr>
+            <w:tcW w:type="dxa" w:w="6480"/>
+          </w:tcPr>
+          <w:p/>
+        </w:tc>
+      </w:tr>
+    </w:tbl>
+    <w:p/>
+    <w:p>
+      <w:r>
+        <w:t>{%p endif %}</w:t>
+      </w:r>
+    </w:p>
+    <w:p>
+      <w:pPr>
+        <w:pStyle w:val="Heading1"/>
+      </w:pPr>
+      <w:r>
+        <w:t>3. Activities</w:t>
+      </w:r>
+    </w:p>
+    <w:p>
+      <w:r>
+        <w:t>This project is organised into the phases described below.</w:t>
+      </w:r>
+    </w:p>
+    <w:p>
+      <w:r>
+        <w:t>{%p for p in phases %}</w:t>
+      </w:r>
+    </w:p>
+    <w:p>
+      <w:pPr>
+        <w:pStyle w:val="Heading2"/>
+      </w:pPr>
+      <w:r>
+        <w:t>3.{{ loop.index }} {{ p.name }}</w:t>
+      </w:r>
+    </w:p>
+    <w:p>
+      <w:r>
+        <w:t>{{ p.focus }}</w:t>
+      </w:r>
+    </w:p>
+    <w:p>
+      <w:r>
+        <w:t>Key tasks in this phase:</w:t>
+      </w:r>
+    </w:p>
+    <w:p>
+      <w:r>
+        <w:t>{%p for t in p.tasks %}</w:t>
       </w:r>
     </w:p>
     <w:p>
@@ -135,7 +1136,12 @@
         <w:pStyle w:val="ListBullet"/>
       </w:pPr>
       <w:r>
-        <w:t>{{ item }}</w:t>
+        <w:t>{{ t }}</w:t>
+      </w:r>
+    </w:p>
+    <w:p>
+      <w:r>
+        <w:t>{%p endfor %}</w:t>
       </w:r>
     </w:p>
     <w:p>
@@ -145,18 +1151,229 @@
     </w:p>
     <w:p>
       <w:pPr>
+        <w:pStyle w:val="Heading1"/>
+      </w:pPr>
+      <w:r>
+        <w:t>4. Deliverables</w:t>
+      </w:r>
+    </w:p>
+    <w:p>
+      <w:r>
+        <w:t>Deliverables for this engagement are:</w:t>
+      </w:r>
+    </w:p>
+    <w:tbl>
+      <w:tblPr>
+        <w:tblStyle w:val="TableGrid"/>
+        <w:tblW w:type="auto" w:w="0"/>
+        <w:jc w:val="center"/>
+        <w:tblLayout w:type="fixed"/>
+        <w:tblLook w:firstColumn="1" w:firstRow="1" w:lastColumn="0" w:lastRow="0" w:noHBand="0" w:noVBand="1" w:val="04A0"/>
+      </w:tblPr>
+      <w:tblGrid>
+        <w:gridCol w:w="2015"/>
+        <w:gridCol w:w="2304"/>
+        <w:gridCol w:w="3456"/>
+        <w:gridCol w:w="1584"/>
+      </w:tblGrid>
+      <w:tr>
+        <w:trPr>
+          <w:tblHeader w:val="true"/>
+        </w:trPr>
+        <w:tc>
+          <w:tcPr>
+            <w:tcW w:type="dxa" w:w="2016"/>
+            <w:shd w:val="clear" w:color="auto" w:fill="0064E0"/>
+          </w:tcPr>
+          <w:p>
+            <w:r>
+              <w:rPr>
+                <w:b/>
+                <w:color w:val="FFFFFF"/>
+              </w:rPr>
+              <w:t>Phase</w:t>
+            </w:r>
+          </w:p>
+        </w:tc>
+        <w:tc>
+          <w:tcPr>
+            <w:tcW w:type="dxa" w:w="2304"/>
+            <w:shd w:val="clear" w:color="auto" w:fill="0064E0"/>
+          </w:tcPr>
+          <w:p>
+            <w:r>
+              <w:rPr>
+                <w:b/>
+                <w:color w:val="FFFFFF"/>
+              </w:rPr>
+              <w:t>Deliverable</w:t>
+            </w:r>
+          </w:p>
+        </w:tc>
+        <w:tc>
+          <w:tcPr>
+            <w:tcW w:type="dxa" w:w="3456"/>
+            <w:shd w:val="clear" w:color="auto" w:fill="0064E0"/>
+          </w:tcPr>
+          <w:p>
+            <w:r>
+              <w:rPr>
+                <w:b/>
+                <w:color w:val="FFFFFF"/>
+              </w:rPr>
+              <w:t>Description</w:t>
+            </w:r>
+          </w:p>
+        </w:tc>
+        <w:tc>
+          <w:tcPr>
+            <w:tcW w:type="dxa" w:w="1584"/>
+            <w:shd w:val="clear" w:color="auto" w:fill="0064E0"/>
+          </w:tcPr>
+          <w:p>
+            <w:r>
+              <w:rPr>
+                <w:b/>
+                <w:color w:val="FFFFFF"/>
+              </w:rPr>
+              <w:t>Format</w:t>
+            </w:r>
+          </w:p>
+        </w:tc>
+      </w:tr>
+      <w:tr>
+        <w:tc>
+          <w:tcPr>
+            <w:tcW w:type="dxa" w:w="2016"/>
+          </w:tcPr>
+          <w:p>
+            <w:r>
+              <w:t>{%tr for d in deliverables %}</w:t>
+            </w:r>
+          </w:p>
+        </w:tc>
+        <w:tc>
+          <w:tcPr>
+            <w:tcW w:type="dxa" w:w="2304"/>
+          </w:tcPr>
+          <w:p/>
+        </w:tc>
+        <w:tc>
+          <w:tcPr>
+            <w:tcW w:type="dxa" w:w="3456"/>
+          </w:tcPr>
+          <w:p/>
+        </w:tc>
+        <w:tc>
+          <w:tcPr>
+            <w:tcW w:type="dxa" w:w="1584"/>
+          </w:tcPr>
+          <w:p/>
+        </w:tc>
+      </w:tr>
+      <w:tr>
+        <w:tc>
+          <w:tcPr>
+            <w:tcW w:type="dxa" w:w="2016"/>
+          </w:tcPr>
+          <w:p>
+            <w:r>
+              <w:t>{{ d.phase }}</w:t>
+            </w:r>
+          </w:p>
+        </w:tc>
+        <w:tc>
+          <w:tcPr>
+            <w:tcW w:type="dxa" w:w="2304"/>
+          </w:tcPr>
+          <w:p>
+            <w:r>
+              <w:t>{{ d.name }}</w:t>
+            </w:r>
+          </w:p>
+        </w:tc>
+        <w:tc>
+          <w:tcPr>
+            <w:tcW w:type="dxa" w:w="3456"/>
+          </w:tcPr>
+          <w:p>
+            <w:r>
+              <w:t>{{ d.description }}</w:t>
+            </w:r>
+          </w:p>
+        </w:tc>
+        <w:tc>
+          <w:tcPr>
+            <w:tcW w:type="dxa" w:w="1584"/>
+          </w:tcPr>
+          <w:p>
+            <w:r>
+              <w:t>{{ d.format }}</w:t>
+            </w:r>
+          </w:p>
+        </w:tc>
+      </w:tr>
+      <w:tr>
+        <w:tc>
+          <w:tcPr>
+            <w:tcW w:type="dxa" w:w="2016"/>
+          </w:tcPr>
+          <w:p>
+            <w:r>
+              <w:t>{%tr endfor %}</w:t>
+            </w:r>
+          </w:p>
+        </w:tc>
+        <w:tc>
+          <w:tcPr>
+            <w:tcW w:type="dxa" w:w="2304"/>
+          </w:tcPr>
+          <w:p/>
+        </w:tc>
+        <w:tc>
+          <w:tcPr>
+            <w:tcW w:type="dxa" w:w="3456"/>
+          </w:tcPr>
+          <w:p/>
+        </w:tc>
+        <w:tc>
+          <w:tcPr>
+            <w:tcW w:type="dxa" w:w="1584"/>
+          </w:tcPr>
+          <w:p/>
+        </w:tc>
+      </w:tr>
+    </w:tbl>
+    <w:p/>
+    <w:p>
+      <w:r>
+        <w:t>{{ acceptance_criteria }}</w:t>
+      </w:r>
+    </w:p>
+    <w:p>
+      <w:pPr>
+        <w:pStyle w:val="Heading1"/>
+      </w:pPr>
+      <w:r>
+        <w:t>5. Out of Scope, Assumptions and Risks</w:t>
+      </w:r>
+    </w:p>
+    <w:p>
+      <w:pPr>
         <w:pStyle w:val="Heading2"/>
       </w:pPr>
       <w:r>
-        <w:rPr>
-          <w:color w:val="1F3A5F"/>
-        </w:rPr>
-        <w:t>3.2 Out of scope</w:t>
+        <w:t>5.1 Out of scope</w:t>
       </w:r>
     </w:p>
     <w:p>
       <w:r>
         <w:t>{%p if out_of_scope %}</w:t>
+      </w:r>
+    </w:p>
+    <w:p>
+      <w:r>
+        <w:t>The following are not in scope for this SOW:</w:t>
       </w:r>
     </w:p>
     <w:p>
@@ -194,496 +1411,20 @@
     </w:p>
     <w:p>
       <w:pPr>
-        <w:pStyle w:val="Heading1"/>
+        <w:pStyle w:val="Heading2"/>
       </w:pPr>
       <w:r>
-        <w:rPr>
-          <w:color w:val="1F3A5F"/>
-        </w:rPr>
-        <w:t>4. Deliverables</w:t>
-      </w:r>
-    </w:p>
-    <w:tbl>
-      <w:tblPr>
-        <w:tblStyle w:val="TableGrid"/>
-        <w:tblW w:type="auto" w:w="0"/>
-        <w:jc w:val="center"/>
-        <w:tblLook w:firstColumn="1" w:firstRow="1" w:lastColumn="0" w:lastRow="0" w:noHBand="0" w:noVBand="1" w:val="04A0"/>
-      </w:tblPr>
-      <w:tblGrid>
-        <w:gridCol w:w="2160"/>
-        <w:gridCol w:w="2160"/>
-        <w:gridCol w:w="2160"/>
-        <w:gridCol w:w="2160"/>
-      </w:tblGrid>
-      <w:tr>
-        <w:tc>
-          <w:tcPr>
-            <w:tcW w:type="dxa" w:w="2160"/>
-            <w:shd w:val="clear" w:color="auto" w:fill="1F3A5F"/>
-          </w:tcPr>
-          <w:p>
-            <w:r>
-              <w:rPr>
-                <w:b/>
-                <w:color w:val="FFFFFF"/>
-              </w:rPr>
-              <w:t>#</w:t>
-            </w:r>
-          </w:p>
-        </w:tc>
-        <w:tc>
-          <w:tcPr>
-            <w:tcW w:type="dxa" w:w="2160"/>
-            <w:shd w:val="clear" w:color="auto" w:fill="1F3A5F"/>
-          </w:tcPr>
-          <w:p>
-            <w:r>
-              <w:rPr>
-                <w:b/>
-                <w:color w:val="FFFFFF"/>
-              </w:rPr>
-              <w:t>Deliverable</w:t>
-            </w:r>
-          </w:p>
-        </w:tc>
-        <w:tc>
-          <w:tcPr>
-            <w:tcW w:type="dxa" w:w="2160"/>
-            <w:shd w:val="clear" w:color="auto" w:fill="1F3A5F"/>
-          </w:tcPr>
-          <w:p>
-            <w:r>
-              <w:rPr>
-                <w:b/>
-                <w:color w:val="FFFFFF"/>
-              </w:rPr>
-              <w:t>Description</w:t>
-            </w:r>
-          </w:p>
-        </w:tc>
-        <w:tc>
-          <w:tcPr>
-            <w:tcW w:type="dxa" w:w="2160"/>
-            <w:shd w:val="clear" w:color="auto" w:fill="1F3A5F"/>
-          </w:tcPr>
-          <w:p>
-            <w:r>
-              <w:rPr>
-                <w:b/>
-                <w:color w:val="FFFFFF"/>
-              </w:rPr>
-              <w:t>Due</w:t>
-            </w:r>
-          </w:p>
-        </w:tc>
-      </w:tr>
-      <w:tr>
-        <w:tc>
-          <w:tcPr>
-            <w:tcW w:type="dxa" w:w="2160"/>
-          </w:tcPr>
-          <w:p>
-            <w:r>
-              <w:t>{%tr for d in deliverables %}</w:t>
-            </w:r>
-          </w:p>
-        </w:tc>
-        <w:tc>
-          <w:tcPr>
-            <w:tcW w:type="dxa" w:w="2160"/>
-          </w:tcPr>
-          <w:p/>
-        </w:tc>
-        <w:tc>
-          <w:tcPr>
-            <w:tcW w:type="dxa" w:w="2160"/>
-          </w:tcPr>
-          <w:p/>
-        </w:tc>
-        <w:tc>
-          <w:tcPr>
-            <w:tcW w:type="dxa" w:w="2160"/>
-          </w:tcPr>
-          <w:p/>
-        </w:tc>
-      </w:tr>
-      <w:tr>
-        <w:tc>
-          <w:tcPr>
-            <w:tcW w:type="dxa" w:w="2160"/>
-          </w:tcPr>
-          <w:p>
-            <w:r>
-              <w:t>{{ loop.index }}</w:t>
-            </w:r>
-          </w:p>
-        </w:tc>
-        <w:tc>
-          <w:tcPr>
-            <w:tcW w:type="dxa" w:w="2160"/>
-          </w:tcPr>
-          <w:p>
-            <w:r>
-              <w:t>{{ d.name }}</w:t>
-            </w:r>
-          </w:p>
-        </w:tc>
-        <w:tc>
-          <w:tcPr>
-            <w:tcW w:type="dxa" w:w="2160"/>
-          </w:tcPr>
-          <w:p>
-            <w:r>
-              <w:t>{{ d.description }}</w:t>
-            </w:r>
-          </w:p>
-        </w:tc>
-        <w:tc>
-          <w:tcPr>
-            <w:tcW w:type="dxa" w:w="2160"/>
-          </w:tcPr>
-          <w:p>
-            <w:r>
-              <w:t>{{ d.due }}</w:t>
-            </w:r>
-          </w:p>
-        </w:tc>
-      </w:tr>
-      <w:tr>
-        <w:tc>
-          <w:tcPr>
-            <w:tcW w:type="dxa" w:w="2160"/>
-          </w:tcPr>
-          <w:p>
-            <w:r>
-              <w:t>{%tr endfor %}</w:t>
-            </w:r>
-          </w:p>
-        </w:tc>
-        <w:tc>
-          <w:tcPr>
-            <w:tcW w:type="dxa" w:w="2160"/>
-          </w:tcPr>
-          <w:p/>
-        </w:tc>
-        <w:tc>
-          <w:tcPr>
-            <w:tcW w:type="dxa" w:w="2160"/>
-          </w:tcPr>
-          <w:p/>
-        </w:tc>
-        <w:tc>
-          <w:tcPr>
-            <w:tcW w:type="dxa" w:w="2160"/>
-          </w:tcPr>
-          <w:p/>
-        </w:tc>
-      </w:tr>
-    </w:tbl>
-    <w:p>
-      <w:pPr>
-        <w:pStyle w:val="Heading1"/>
-      </w:pPr>
-      <w:r>
-        <w:rPr>
-          <w:color w:val="1F3A5F"/>
-        </w:rPr>
-        <w:t>5. Timeline and milestones</w:t>
-      </w:r>
-    </w:p>
-    <w:p>
-      <w:r>
-        <w:t>The work runs from {{ start_date }} to {{ end_date }}.</w:t>
-      </w:r>
-    </w:p>
-    <w:tbl>
-      <w:tblPr>
-        <w:tblStyle w:val="TableGrid"/>
-        <w:tblW w:type="auto" w:w="0"/>
-        <w:jc w:val="center"/>
-        <w:tblLook w:firstColumn="1" w:firstRow="1" w:lastColumn="0" w:lastRow="0" w:noHBand="0" w:noVBand="1" w:val="04A0"/>
-      </w:tblPr>
-      <w:tblGrid>
-        <w:gridCol w:w="2880"/>
-        <w:gridCol w:w="2880"/>
-        <w:gridCol w:w="2880"/>
-      </w:tblGrid>
-      <w:tr>
-        <w:tc>
-          <w:tcPr>
-            <w:tcW w:type="dxa" w:w="2880"/>
-            <w:shd w:val="clear" w:color="auto" w:fill="1F3A5F"/>
-          </w:tcPr>
-          <w:p>
-            <w:r>
-              <w:rPr>
-                <w:b/>
-                <w:color w:val="FFFFFF"/>
-              </w:rPr>
-              <w:t>Milestone</w:t>
-            </w:r>
-          </w:p>
-        </w:tc>
-        <w:tc>
-          <w:tcPr>
-            <w:tcW w:type="dxa" w:w="2880"/>
-            <w:shd w:val="clear" w:color="auto" w:fill="1F3A5F"/>
-          </w:tcPr>
-          <w:p>
-            <w:r>
-              <w:rPr>
-                <w:b/>
-                <w:color w:val="FFFFFF"/>
-              </w:rPr>
-              <w:t>Target date</w:t>
-            </w:r>
-          </w:p>
-        </w:tc>
-        <w:tc>
-          <w:tcPr>
-            <w:tcW w:type="dxa" w:w="2880"/>
-            <w:shd w:val="clear" w:color="auto" w:fill="1F3A5F"/>
-          </w:tcPr>
-          <w:p>
-            <w:r>
-              <w:rPr>
-                <w:b/>
-                <w:color w:val="FFFFFF"/>
-              </w:rPr>
-              <w:t>Description</w:t>
-            </w:r>
-          </w:p>
-        </w:tc>
-      </w:tr>
-      <w:tr>
-        <w:tc>
-          <w:tcPr>
-            <w:tcW w:type="dxa" w:w="2880"/>
-          </w:tcPr>
-          <w:p>
-            <w:r>
-              <w:t>{%tr for m in milestones %}</w:t>
-            </w:r>
-          </w:p>
-        </w:tc>
-        <w:tc>
-          <w:tcPr>
-            <w:tcW w:type="dxa" w:w="2880"/>
-          </w:tcPr>
-          <w:p/>
-        </w:tc>
-        <w:tc>
-          <w:tcPr>
-            <w:tcW w:type="dxa" w:w="2880"/>
-          </w:tcPr>
-          <w:p/>
-        </w:tc>
-      </w:tr>
-      <w:tr>
-        <w:tc>
-          <w:tcPr>
-            <w:tcW w:type="dxa" w:w="2880"/>
-          </w:tcPr>
-          <w:p>
-            <w:r>
-              <w:t>{{ m.name }}</w:t>
-            </w:r>
-          </w:p>
-        </w:tc>
-        <w:tc>
-          <w:tcPr>
-            <w:tcW w:type="dxa" w:w="2880"/>
-          </w:tcPr>
-          <w:p>
-            <w:r>
-              <w:t>{{ m.date }}</w:t>
-            </w:r>
-          </w:p>
-        </w:tc>
-        <w:tc>
-          <w:tcPr>
-            <w:tcW w:type="dxa" w:w="2880"/>
-          </w:tcPr>
-          <w:p>
-            <w:r>
-              <w:t>{{ m.description }}</w:t>
-            </w:r>
-          </w:p>
-        </w:tc>
-      </w:tr>
-      <w:tr>
-        <w:tc>
-          <w:tcPr>
-            <w:tcW w:type="dxa" w:w="2880"/>
-          </w:tcPr>
-          <w:p>
-            <w:r>
-              <w:t>{%tr endfor %}</w:t>
-            </w:r>
-          </w:p>
-        </w:tc>
-        <w:tc>
-          <w:tcPr>
-            <w:tcW w:type="dxa" w:w="2880"/>
-          </w:tcPr>
-          <w:p/>
-        </w:tc>
-        <w:tc>
-          <w:tcPr>
-            <w:tcW w:type="dxa" w:w="2880"/>
-          </w:tcPr>
-          <w:p/>
-        </w:tc>
-      </w:tr>
-    </w:tbl>
-    <w:p>
-      <w:pPr>
-        <w:pStyle w:val="Heading1"/>
-      </w:pPr>
-      <w:r>
-        <w:rPr>
-          <w:color w:val="1F3A5F"/>
-        </w:rPr>
-        <w:t>6. Roles and responsibilities</w:t>
-      </w:r>
-    </w:p>
-    <w:p>
-      <w:r>
-        <w:t>{%p if roles %}</w:t>
-      </w:r>
-    </w:p>
-    <w:tbl>
-      <w:tblPr>
-        <w:tblStyle w:val="TableGrid"/>
-        <w:tblW w:type="auto" w:w="0"/>
-        <w:jc w:val="center"/>
-        <w:tblLook w:firstColumn="1" w:firstRow="1" w:lastColumn="0" w:lastRow="0" w:noHBand="0" w:noVBand="1" w:val="04A0"/>
-      </w:tblPr>
-      <w:tblGrid>
-        <w:gridCol w:w="4320"/>
-        <w:gridCol w:w="4320"/>
-      </w:tblGrid>
-      <w:tr>
-        <w:tc>
-          <w:tcPr>
-            <w:tcW w:type="dxa" w:w="4320"/>
-            <w:shd w:val="clear" w:color="auto" w:fill="1F3A5F"/>
-          </w:tcPr>
-          <w:p>
-            <w:r>
-              <w:rPr>
-                <w:b/>
-                <w:color w:val="FFFFFF"/>
-              </w:rPr>
-              <w:t>Party</w:t>
-            </w:r>
-          </w:p>
-        </w:tc>
-        <w:tc>
-          <w:tcPr>
-            <w:tcW w:type="dxa" w:w="4320"/>
-            <w:shd w:val="clear" w:color="auto" w:fill="1F3A5F"/>
-          </w:tcPr>
-          <w:p>
-            <w:r>
-              <w:rPr>
-                <w:b/>
-                <w:color w:val="FFFFFF"/>
-              </w:rPr>
-              <w:t>Responsibility</w:t>
-            </w:r>
-          </w:p>
-        </w:tc>
-      </w:tr>
-      <w:tr>
-        <w:tc>
-          <w:tcPr>
-            <w:tcW w:type="dxa" w:w="4320"/>
-          </w:tcPr>
-          <w:p>
-            <w:r>
-              <w:t>{%tr for r in roles %}</w:t>
-            </w:r>
-          </w:p>
-        </w:tc>
-        <w:tc>
-          <w:tcPr>
-            <w:tcW w:type="dxa" w:w="4320"/>
-          </w:tcPr>
-          <w:p/>
-        </w:tc>
-      </w:tr>
-      <w:tr>
-        <w:tc>
-          <w:tcPr>
-            <w:tcW w:type="dxa" w:w="4320"/>
-          </w:tcPr>
-          <w:p>
-            <w:r>
-              <w:t>{{ r.party }}</w:t>
-            </w:r>
-          </w:p>
-        </w:tc>
-        <w:tc>
-          <w:tcPr>
-            <w:tcW w:type="dxa" w:w="4320"/>
-          </w:tcPr>
-          <w:p>
-            <w:r>
-              <w:t>{{ r.responsibility }}</w:t>
-            </w:r>
-          </w:p>
-        </w:tc>
-      </w:tr>
-      <w:tr>
-        <w:tc>
-          <w:tcPr>
-            <w:tcW w:type="dxa" w:w="4320"/>
-          </w:tcPr>
-          <w:p>
-            <w:r>
-              <w:t>{%tr endfor %}</w:t>
-            </w:r>
-          </w:p>
-        </w:tc>
-        <w:tc>
-          <w:tcPr>
-            <w:tcW w:type="dxa" w:w="4320"/>
-          </w:tcPr>
-          <w:p/>
-        </w:tc>
-      </w:tr>
-    </w:tbl>
-    <w:p>
-      <w:r>
-        <w:t>{%p else %}</w:t>
-      </w:r>
-    </w:p>
-    <w:p>
-      <w:r>
-        <w:t>Each party's responsibilities are as described in this SOW.</w:t>
-      </w:r>
-    </w:p>
-    <w:p>
-      <w:r>
-        <w:t>{%p endif %}</w:t>
-      </w:r>
-    </w:p>
-    <w:p>
-      <w:pPr>
-        <w:pStyle w:val="Heading1"/>
-      </w:pPr>
-      <w:r>
-        <w:rPr>
-          <w:color w:val="1F3A5F"/>
-        </w:rPr>
-        <w:t>7. Assumptions</w:t>
+        <w:t>5.2 Assumptions</w:t>
       </w:r>
     </w:p>
     <w:p>
       <w:r>
         <w:t>{%p if assumptions %}</w:t>
+      </w:r>
+    </w:p>
+    <w:p>
+      <w:r>
+        <w:t>This SOW, its timeline and its fees rely on the following assumptions:</w:t>
       </w:r>
     </w:p>
     <w:p>
@@ -721,18 +1462,155 @@
     </w:p>
     <w:p>
       <w:pPr>
-        <w:pStyle w:val="Heading1"/>
+        <w:pStyle w:val="Heading2"/>
       </w:pPr>
       <w:r>
-        <w:rPr>
-          <w:color w:val="1F3A5F"/>
-        </w:rPr>
-        <w:t>8. Acceptance criteria</w:t>
+        <w:t>5.3 Risks</w:t>
       </w:r>
     </w:p>
     <w:p>
       <w:r>
-        <w:t>{{ acceptance_criteria }}</w:t>
+        <w:t>{%p if risks %}</w:t>
+      </w:r>
+    </w:p>
+    <w:p>
+      <w:r>
+        <w:t>The following shared risks are managed jointly by the Vendor and the Client throughout the project.</w:t>
+      </w:r>
+    </w:p>
+    <w:tbl>
+      <w:tblPr>
+        <w:tblStyle w:val="TableGrid"/>
+        <w:tblW w:type="auto" w:w="0"/>
+        <w:jc w:val="center"/>
+        <w:tblLayout w:type="fixed"/>
+        <w:tblLook w:firstColumn="1" w:firstRow="1" w:lastColumn="0" w:lastRow="0" w:noHBand="0" w:noVBand="1" w:val="04A0"/>
+      </w:tblPr>
+      <w:tblGrid>
+        <w:gridCol w:w="3600"/>
+        <w:gridCol w:w="5760"/>
+      </w:tblGrid>
+      <w:tr>
+        <w:trPr>
+          <w:tblHeader w:val="true"/>
+        </w:trPr>
+        <w:tc>
+          <w:tcPr>
+            <w:tcW w:type="dxa" w:w="3600"/>
+            <w:shd w:val="clear" w:color="auto" w:fill="0064E0"/>
+          </w:tcPr>
+          <w:p>
+            <w:r>
+              <w:rPr>
+                <w:b/>
+                <w:color w:val="FFFFFF"/>
+              </w:rPr>
+              <w:t>Risk</w:t>
+            </w:r>
+          </w:p>
+        </w:tc>
+        <w:tc>
+          <w:tcPr>
+            <w:tcW w:type="dxa" w:w="5760"/>
+            <w:shd w:val="clear" w:color="auto" w:fill="0064E0"/>
+          </w:tcPr>
+          <w:p>
+            <w:r>
+              <w:rPr>
+                <w:b/>
+                <w:color w:val="FFFFFF"/>
+              </w:rPr>
+              <w:t>Mitigation</w:t>
+            </w:r>
+          </w:p>
+        </w:tc>
+      </w:tr>
+      <w:tr>
+        <w:tc>
+          <w:tcPr>
+            <w:tcW w:type="dxa" w:w="3600"/>
+          </w:tcPr>
+          <w:p>
+            <w:r>
+              <w:t>{%tr for k in risks %}</w:t>
+            </w:r>
+          </w:p>
+        </w:tc>
+        <w:tc>
+          <w:tcPr>
+            <w:tcW w:type="dxa" w:w="5760"/>
+          </w:tcPr>
+          <w:p/>
+        </w:tc>
+      </w:tr>
+      <w:tr>
+        <w:tc>
+          <w:tcPr>
+            <w:tcW w:type="dxa" w:w="3600"/>
+          </w:tcPr>
+          <w:p>
+            <w:r>
+              <w:t>{{ k.risk }}</w:t>
+            </w:r>
+          </w:p>
+        </w:tc>
+        <w:tc>
+          <w:tcPr>
+            <w:tcW w:type="dxa" w:w="5760"/>
+          </w:tcPr>
+          <w:p>
+            <w:r>
+              <w:t>{{ k.mitigation }}</w:t>
+            </w:r>
+          </w:p>
+        </w:tc>
+      </w:tr>
+      <w:tr>
+        <w:tc>
+          <w:tcPr>
+            <w:tcW w:type="dxa" w:w="3600"/>
+          </w:tcPr>
+          <w:p>
+            <w:r>
+              <w:t>{%tr endfor %}</w:t>
+            </w:r>
+          </w:p>
+        </w:tc>
+        <w:tc>
+          <w:tcPr>
+            <w:tcW w:type="dxa" w:w="5760"/>
+          </w:tcPr>
+          <w:p/>
+        </w:tc>
+      </w:tr>
+    </w:tbl>
+    <w:p/>
+    <w:p>
+      <w:r>
+        <w:t>{%p else %}</w:t>
+      </w:r>
+    </w:p>
+    <w:p>
+      <w:r>
+        <w:t>No specific risks identified at the time of writing.</w:t>
+      </w:r>
+    </w:p>
+    <w:p>
+      <w:r>
+        <w:t>{%p endif %}</w:t>
+      </w:r>
+    </w:p>
+    <w:p>
+      <w:pPr>
+        <w:pStyle w:val="Heading2"/>
+      </w:pPr>
+      <w:r>
+        <w:t>5.4 Change control</w:t>
+      </w:r>
+    </w:p>
+    <w:p>
+      <w:r>
+        <w:t>{{ change_control }}</w:t>
       </w:r>
     </w:p>
     <w:p>
@@ -740,15 +1618,73 @@
         <w:pStyle w:val="Heading1"/>
       </w:pPr>
       <w:r>
-        <w:rPr>
-          <w:color w:val="1F3A5F"/>
-        </w:rPr>
-        <w:t>9. Fees and payment</w:t>
+        <w:t>6. Success Criteria</w:t>
       </w:r>
     </w:p>
     <w:p>
       <w:r>
-        <w:t>Pricing model: {{ pricing_model }}. All amounts in {{ currency }}.</w:t>
+        <w:t>The success criteria below summarise the overall outcomes and set clear expectations for the completion of this SOW’s activities and deliverables.</w:t>
+      </w:r>
+    </w:p>
+    <w:p>
+      <w:pPr>
+        <w:pStyle w:val="ListBullet"/>
+      </w:pPr>
+      <w:r>
+        <w:t>Completion of all deliverables documented in this SOW</w:t>
+      </w:r>
+    </w:p>
+    <w:p>
+      <w:r>
+        <w:t>{%p for item in success_criteria %}</w:t>
+      </w:r>
+    </w:p>
+    <w:p>
+      <w:pPr>
+        <w:pStyle w:val="ListBullet"/>
+      </w:pPr>
+      <w:r>
+        <w:t>{{ item }}</w:t>
+      </w:r>
+    </w:p>
+    <w:p>
+      <w:r>
+        <w:t>{%p endfor %}</w:t>
+      </w:r>
+    </w:p>
+    <w:p>
+      <w:pPr>
+        <w:pStyle w:val="Heading1"/>
+      </w:pPr>
+      <w:r>
+        <w:t>7. Estimated Timeline</w:t>
+      </w:r>
+    </w:p>
+    <w:p>
+      <w:r>
+        <w:t>The following is an estimated timeline. Actual timelines may vary and will be reviewed regularly with the Client.</w:t>
+      </w:r>
+    </w:p>
+    <w:p>
+      <w:r>
+        <w:rPr>
+          <w:b/>
+        </w:rPr>
+        <w:t xml:space="preserve">Start date (estimated): </w:t>
+      </w:r>
+      <w:r>
+        <w:t>{{ start_date }}</w:t>
+      </w:r>
+    </w:p>
+    <w:p>
+      <w:r>
+        <w:rPr>
+          <w:b/>
+        </w:rPr>
+        <w:t xml:space="preserve">End date (estimated): </w:t>
+      </w:r>
+      <w:r>
+        <w:t>{{ end_date }}, pending acceptance of all deliverables</w:t>
       </w:r>
     </w:p>
     <w:tbl>
@@ -756,17 +1692,22 @@
         <w:tblStyle w:val="TableGrid"/>
         <w:tblW w:type="auto" w:w="0"/>
         <w:jc w:val="center"/>
+        <w:tblLayout w:type="fixed"/>
         <w:tblLook w:firstColumn="1" w:firstRow="1" w:lastColumn="0" w:lastRow="0" w:noHBand="0" w:noVBand="1" w:val="04A0"/>
       </w:tblPr>
       <w:tblGrid>
-        <w:gridCol w:w="4320"/>
-        <w:gridCol w:w="4320"/>
+        <w:gridCol w:w="2448"/>
+        <w:gridCol w:w="1728"/>
+        <w:gridCol w:w="5184"/>
       </w:tblGrid>
       <w:tr>
+        <w:trPr>
+          <w:tblHeader w:val="true"/>
+        </w:trPr>
         <w:tc>
           <w:tcPr>
-            <w:tcW w:type="dxa" w:w="4320"/>
-            <w:shd w:val="clear" w:color="auto" w:fill="1F3A5F"/>
+            <w:tcW w:type="dxa" w:w="2448"/>
+            <w:shd w:val="clear" w:color="auto" w:fill="0064E0"/>
           </w:tcPr>
           <w:p>
             <w:r>
@@ -774,14 +1715,14 @@
                 <w:b/>
                 <w:color w:val="FFFFFF"/>
               </w:rPr>
-              <w:t>Item</w:t>
+              <w:t>Phase</w:t>
             </w:r>
           </w:p>
         </w:tc>
         <w:tc>
           <w:tcPr>
-            <w:tcW w:type="dxa" w:w="4320"/>
-            <w:shd w:val="clear" w:color="auto" w:fill="1F3A5F"/>
+            <w:tcW w:type="dxa" w:w="1728"/>
+            <w:shd w:val="clear" w:color="auto" w:fill="0064E0"/>
           </w:tcPr>
           <w:p>
             <w:r>
@@ -789,7 +1730,22 @@
                 <w:b/>
                 <w:color w:val="FFFFFF"/>
               </w:rPr>
-              <w:t>Amount</w:t>
+              <w:t>Period</w:t>
+            </w:r>
+          </w:p>
+        </w:tc>
+        <w:tc>
+          <w:tcPr>
+            <w:tcW w:type="dxa" w:w="5184"/>
+            <w:shd w:val="clear" w:color="auto" w:fill="0064E0"/>
+          </w:tcPr>
+          <w:p>
+            <w:r>
+              <w:rPr>
+                <w:b/>
+                <w:color w:val="FFFFFF"/>
+              </w:rPr>
+              <w:t>Activities and outcomes</w:t>
             </w:r>
           </w:p>
         </w:tc>
@@ -797,7 +1753,409 @@
       <w:tr>
         <w:tc>
           <w:tcPr>
-            <w:tcW w:type="dxa" w:w="4320"/>
+            <w:tcW w:type="dxa" w:w="2448"/>
+          </w:tcPr>
+          <w:p>
+            <w:r>
+              <w:t>{%tr for t in timeline %}</w:t>
+            </w:r>
+          </w:p>
+        </w:tc>
+        <w:tc>
+          <w:tcPr>
+            <w:tcW w:type="dxa" w:w="1728"/>
+          </w:tcPr>
+          <w:p/>
+        </w:tc>
+        <w:tc>
+          <w:tcPr>
+            <w:tcW w:type="dxa" w:w="5184"/>
+          </w:tcPr>
+          <w:p/>
+        </w:tc>
+      </w:tr>
+      <w:tr>
+        <w:tc>
+          <w:tcPr>
+            <w:tcW w:type="dxa" w:w="2448"/>
+          </w:tcPr>
+          <w:p>
+            <w:r>
+              <w:t>{{ t.phase }}</w:t>
+            </w:r>
+          </w:p>
+        </w:tc>
+        <w:tc>
+          <w:tcPr>
+            <w:tcW w:type="dxa" w:w="1728"/>
+          </w:tcPr>
+          <w:p>
+            <w:r>
+              <w:t>{{ t.period }}</w:t>
+            </w:r>
+          </w:p>
+        </w:tc>
+        <w:tc>
+          <w:tcPr>
+            <w:tcW w:type="dxa" w:w="5184"/>
+          </w:tcPr>
+          <w:p>
+            <w:r>
+              <w:t>{{ t.activities }}</w:t>
+            </w:r>
+          </w:p>
+        </w:tc>
+      </w:tr>
+      <w:tr>
+        <w:tc>
+          <w:tcPr>
+            <w:tcW w:type="dxa" w:w="2448"/>
+          </w:tcPr>
+          <w:p>
+            <w:r>
+              <w:t>{%tr endfor %}</w:t>
+            </w:r>
+          </w:p>
+        </w:tc>
+        <w:tc>
+          <w:tcPr>
+            <w:tcW w:type="dxa" w:w="1728"/>
+          </w:tcPr>
+          <w:p/>
+        </w:tc>
+        <w:tc>
+          <w:tcPr>
+            <w:tcW w:type="dxa" w:w="5184"/>
+          </w:tcPr>
+          <w:p/>
+        </w:tc>
+      </w:tr>
+    </w:tbl>
+    <w:p/>
+    <w:p>
+      <w:pPr>
+        <w:pStyle w:val="Heading1"/>
+      </w:pPr>
+      <w:r>
+        <w:t>8. Project Roles</w:t>
+      </w:r>
+    </w:p>
+    <w:p>
+      <w:r>
+        <w:t>The Vendor will provide the following roles for this engagement.</w:t>
+      </w:r>
+    </w:p>
+    <w:tbl>
+      <w:tblPr>
+        <w:tblStyle w:val="TableGrid"/>
+        <w:tblW w:type="auto" w:w="0"/>
+        <w:jc w:val="center"/>
+        <w:tblLayout w:type="fixed"/>
+        <w:tblLook w:firstColumn="1" w:firstRow="1" w:lastColumn="0" w:lastRow="0" w:noHBand="0" w:noVBand="1" w:val="04A0"/>
+      </w:tblPr>
+      <w:tblGrid>
+        <w:gridCol w:w="3168"/>
+        <w:gridCol w:w="6192"/>
+      </w:tblGrid>
+      <w:tr>
+        <w:trPr>
+          <w:tblHeader w:val="true"/>
+        </w:trPr>
+        <w:tc>
+          <w:tcPr>
+            <w:tcW w:type="dxa" w:w="3168"/>
+            <w:shd w:val="clear" w:color="auto" w:fill="0064E0"/>
+          </w:tcPr>
+          <w:p>
+            <w:r>
+              <w:rPr>
+                <w:b/>
+                <w:color w:val="FFFFFF"/>
+              </w:rPr>
+              <w:t>Vendor role</w:t>
+            </w:r>
+          </w:p>
+        </w:tc>
+        <w:tc>
+          <w:tcPr>
+            <w:tcW w:type="dxa" w:w="6192"/>
+            <w:shd w:val="clear" w:color="auto" w:fill="0064E0"/>
+          </w:tcPr>
+          <w:p>
+            <w:r>
+              <w:rPr>
+                <w:b/>
+                <w:color w:val="FFFFFF"/>
+              </w:rPr>
+              <w:t>Responsibilities</w:t>
+            </w:r>
+          </w:p>
+        </w:tc>
+      </w:tr>
+      <w:tr>
+        <w:tc>
+          <w:tcPr>
+            <w:tcW w:type="dxa" w:w="3168"/>
+          </w:tcPr>
+          <w:p>
+            <w:r>
+              <w:t>{%tr for r in vendor_roles %}</w:t>
+            </w:r>
+          </w:p>
+        </w:tc>
+        <w:tc>
+          <w:tcPr>
+            <w:tcW w:type="dxa" w:w="6192"/>
+          </w:tcPr>
+          <w:p/>
+        </w:tc>
+      </w:tr>
+      <w:tr>
+        <w:tc>
+          <w:tcPr>
+            <w:tcW w:type="dxa" w:w="3168"/>
+          </w:tcPr>
+          <w:p>
+            <w:r>
+              <w:t>{{ r.role }}</w:t>
+            </w:r>
+          </w:p>
+        </w:tc>
+        <w:tc>
+          <w:tcPr>
+            <w:tcW w:type="dxa" w:w="6192"/>
+          </w:tcPr>
+          <w:p>
+            <w:r>
+              <w:t>{{ r.responsibilities }}</w:t>
+            </w:r>
+          </w:p>
+        </w:tc>
+      </w:tr>
+      <w:tr>
+        <w:tc>
+          <w:tcPr>
+            <w:tcW w:type="dxa" w:w="3168"/>
+          </w:tcPr>
+          <w:p>
+            <w:r>
+              <w:t>{%tr endfor %}</w:t>
+            </w:r>
+          </w:p>
+        </w:tc>
+        <w:tc>
+          <w:tcPr>
+            <w:tcW w:type="dxa" w:w="6192"/>
+          </w:tcPr>
+          <w:p/>
+        </w:tc>
+      </w:tr>
+    </w:tbl>
+    <w:p/>
+    <w:p>
+      <w:r>
+        <w:t>{%p if client_roles %}</w:t>
+      </w:r>
+    </w:p>
+    <w:p>
+      <w:r>
+        <w:t>The Client will provide the following roles. They need not be dedicated full time, but must take part in the relevant reviews, workshops and tasks.</w:t>
+      </w:r>
+    </w:p>
+    <w:tbl>
+      <w:tblPr>
+        <w:tblStyle w:val="TableGrid"/>
+        <w:tblW w:type="auto" w:w="0"/>
+        <w:jc w:val="center"/>
+        <w:tblLayout w:type="fixed"/>
+        <w:tblLook w:firstColumn="1" w:firstRow="1" w:lastColumn="0" w:lastRow="0" w:noHBand="0" w:noVBand="1" w:val="04A0"/>
+      </w:tblPr>
+      <w:tblGrid>
+        <w:gridCol w:w="3168"/>
+        <w:gridCol w:w="6192"/>
+      </w:tblGrid>
+      <w:tr>
+        <w:trPr>
+          <w:tblHeader w:val="true"/>
+        </w:trPr>
+        <w:tc>
+          <w:tcPr>
+            <w:tcW w:type="dxa" w:w="3168"/>
+            <w:shd w:val="clear" w:color="auto" w:fill="0064E0"/>
+          </w:tcPr>
+          <w:p>
+            <w:r>
+              <w:rPr>
+                <w:b/>
+                <w:color w:val="FFFFFF"/>
+              </w:rPr>
+              <w:t>Client role</w:t>
+            </w:r>
+          </w:p>
+        </w:tc>
+        <w:tc>
+          <w:tcPr>
+            <w:tcW w:type="dxa" w:w="6192"/>
+            <w:shd w:val="clear" w:color="auto" w:fill="0064E0"/>
+          </w:tcPr>
+          <w:p>
+            <w:r>
+              <w:rPr>
+                <w:b/>
+                <w:color w:val="FFFFFF"/>
+              </w:rPr>
+              <w:t>Responsibilities</w:t>
+            </w:r>
+          </w:p>
+        </w:tc>
+      </w:tr>
+      <w:tr>
+        <w:tc>
+          <w:tcPr>
+            <w:tcW w:type="dxa" w:w="3168"/>
+          </w:tcPr>
+          <w:p>
+            <w:r>
+              <w:t>{%tr for r in client_roles %}</w:t>
+            </w:r>
+          </w:p>
+        </w:tc>
+        <w:tc>
+          <w:tcPr>
+            <w:tcW w:type="dxa" w:w="6192"/>
+          </w:tcPr>
+          <w:p/>
+        </w:tc>
+      </w:tr>
+      <w:tr>
+        <w:tc>
+          <w:tcPr>
+            <w:tcW w:type="dxa" w:w="3168"/>
+          </w:tcPr>
+          <w:p>
+            <w:r>
+              <w:t>{{ r.role }}</w:t>
+            </w:r>
+          </w:p>
+        </w:tc>
+        <w:tc>
+          <w:tcPr>
+            <w:tcW w:type="dxa" w:w="6192"/>
+          </w:tcPr>
+          <w:p>
+            <w:r>
+              <w:t>{{ r.responsibilities }}</w:t>
+            </w:r>
+          </w:p>
+        </w:tc>
+      </w:tr>
+      <w:tr>
+        <w:tc>
+          <w:tcPr>
+            <w:tcW w:type="dxa" w:w="3168"/>
+          </w:tcPr>
+          <w:p>
+            <w:r>
+              <w:t>{%tr endfor %}</w:t>
+            </w:r>
+          </w:p>
+        </w:tc>
+        <w:tc>
+          <w:tcPr>
+            <w:tcW w:type="dxa" w:w="6192"/>
+          </w:tcPr>
+          <w:p/>
+        </w:tc>
+      </w:tr>
+    </w:tbl>
+    <w:p/>
+    <w:p>
+      <w:r>
+        <w:t>{%p else %}</w:t>
+      </w:r>
+    </w:p>
+    <w:p>
+      <w:r>
+        <w:t>The Client’s project roles will be confirmed at kick-off.</w:t>
+      </w:r>
+    </w:p>
+    <w:p>
+      <w:r>
+        <w:t>{%p endif %}</w:t>
+      </w:r>
+    </w:p>
+    <w:p>
+      <w:pPr>
+        <w:pStyle w:val="Heading1"/>
+      </w:pPr>
+      <w:r>
+        <w:t>9. Costs</w:t>
+      </w:r>
+    </w:p>
+    <w:p>
+      <w:pPr>
+        <w:pStyle w:val="Heading2"/>
+      </w:pPr>
+      <w:r>
+        <w:t>9.1 Professional services</w:t>
+      </w:r>
+    </w:p>
+    <w:p>
+      <w:r>
+        <w:t>Pricing model: {{ pricing_model }}. All amounts are in {{ currency }}.</w:t>
+      </w:r>
+    </w:p>
+    <w:tbl>
+      <w:tblPr>
+        <w:tblStyle w:val="TableGrid"/>
+        <w:tblW w:type="auto" w:w="0"/>
+        <w:jc w:val="center"/>
+        <w:tblLayout w:type="fixed"/>
+        <w:tblLook w:firstColumn="1" w:firstRow="1" w:lastColumn="0" w:lastRow="0" w:noHBand="0" w:noVBand="1" w:val="04A0"/>
+      </w:tblPr>
+      <w:tblGrid>
+        <w:gridCol w:w="6480"/>
+        <w:gridCol w:w="2880"/>
+      </w:tblGrid>
+      <w:tr>
+        <w:trPr>
+          <w:tblHeader w:val="true"/>
+        </w:trPr>
+        <w:tc>
+          <w:tcPr>
+            <w:tcW w:type="dxa" w:w="6480"/>
+            <w:shd w:val="clear" w:color="auto" w:fill="0064E0"/>
+          </w:tcPr>
+          <w:p>
+            <w:r>
+              <w:rPr>
+                <w:b/>
+                <w:color w:val="FFFFFF"/>
+              </w:rPr>
+              <w:t>Services</w:t>
+            </w:r>
+          </w:p>
+        </w:tc>
+        <w:tc>
+          <w:tcPr>
+            <w:tcW w:type="dxa" w:w="2880"/>
+            <w:shd w:val="clear" w:color="auto" w:fill="0064E0"/>
+          </w:tcPr>
+          <w:p>
+            <w:r>
+              <w:rPr>
+                <w:b/>
+                <w:color w:val="FFFFFF"/>
+              </w:rPr>
+              <w:t>Cost</w:t>
+            </w:r>
+          </w:p>
+        </w:tc>
+      </w:tr>
+      <w:tr>
+        <w:tc>
+          <w:tcPr>
+            <w:tcW w:type="dxa" w:w="6480"/>
           </w:tcPr>
           <w:p>
             <w:r>
@@ -807,7 +2165,7 @@
         </w:tc>
         <w:tc>
           <w:tcPr>
-            <w:tcW w:type="dxa" w:w="4320"/>
+            <w:tcW w:type="dxa" w:w="2880"/>
           </w:tcPr>
           <w:p/>
         </w:tc>
@@ -815,7 +2173,7 @@
       <w:tr>
         <w:tc>
           <w:tcPr>
-            <w:tcW w:type="dxa" w:w="4320"/>
+            <w:tcW w:type="dxa" w:w="6480"/>
           </w:tcPr>
           <w:p>
             <w:r>
@@ -825,7 +2183,7 @@
         </w:tc>
         <w:tc>
           <w:tcPr>
-            <w:tcW w:type="dxa" w:w="4320"/>
+            <w:tcW w:type="dxa" w:w="2880"/>
           </w:tcPr>
           <w:p>
             <w:r>
@@ -837,7 +2195,7 @@
       <w:tr>
         <w:tc>
           <w:tcPr>
-            <w:tcW w:type="dxa" w:w="4320"/>
+            <w:tcW w:type="dxa" w:w="6480"/>
           </w:tcPr>
           <w:p>
             <w:r>
@@ -847,7 +2205,7 @@
         </w:tc>
         <w:tc>
           <w:tcPr>
-            <w:tcW w:type="dxa" w:w="4320"/>
+            <w:tcW w:type="dxa" w:w="2880"/>
           </w:tcPr>
           <w:p/>
         </w:tc>
@@ -855,20 +2213,20 @@
       <w:tr>
         <w:tc>
           <w:tcPr>
-            <w:tcW w:type="dxa" w:w="4320"/>
+            <w:tcW w:type="dxa" w:w="6480"/>
           </w:tcPr>
           <w:p>
             <w:r>
               <w:rPr>
                 <w:b/>
               </w:rPr>
-              <w:t>Total</w:t>
+              <w:t>Total cost</w:t>
             </w:r>
           </w:p>
         </w:tc>
         <w:tc>
           <w:tcPr>
-            <w:tcW w:type="dxa" w:w="4320"/>
+            <w:tcW w:type="dxa" w:w="2880"/>
           </w:tcPr>
           <w:p>
             <w:r>
@@ -882,23 +2240,33 @@
       </w:tr>
     </w:tbl>
     <w:p/>
+    <w:p>
+      <w:r>
+        <w:t>Payments are invoiced on the following milestones. Each milestone’s deliverables must be completed and accepted by the Client before it is invoiced.</w:t>
+      </w:r>
+    </w:p>
     <w:tbl>
       <w:tblPr>
         <w:tblStyle w:val="TableGrid"/>
         <w:tblW w:type="auto" w:w="0"/>
         <w:jc w:val="center"/>
+        <w:tblLayout w:type="fixed"/>
         <w:tblLook w:firstColumn="1" w:firstRow="1" w:lastColumn="0" w:lastRow="0" w:noHBand="0" w:noVBand="1" w:val="04A0"/>
       </w:tblPr>
       <w:tblGrid>
-        <w:gridCol w:w="2880"/>
-        <w:gridCol w:w="2880"/>
-        <w:gridCol w:w="2880"/>
+        <w:gridCol w:w="2160"/>
+        <w:gridCol w:w="3456"/>
+        <w:gridCol w:w="1872"/>
+        <w:gridCol w:w="1872"/>
       </w:tblGrid>
       <w:tr>
+        <w:trPr>
+          <w:tblHeader w:val="true"/>
+        </w:trPr>
         <w:tc>
           <w:tcPr>
-            <w:tcW w:type="dxa" w:w="2880"/>
-            <w:shd w:val="clear" w:color="auto" w:fill="1F3A5F"/>
+            <w:tcW w:type="dxa" w:w="2160"/>
+            <w:shd w:val="clear" w:color="auto" w:fill="0064E0"/>
           </w:tcPr>
           <w:p>
             <w:r>
@@ -906,14 +2274,14 @@
                 <w:b/>
                 <w:color w:val="FFFFFF"/>
               </w:rPr>
-              <w:t>Payment milestone</w:t>
+              <w:t>Milestone</w:t>
             </w:r>
           </w:p>
         </w:tc>
         <w:tc>
           <w:tcPr>
-            <w:tcW w:type="dxa" w:w="2880"/>
-            <w:shd w:val="clear" w:color="auto" w:fill="1F3A5F"/>
+            <w:tcW w:type="dxa" w:w="3456"/>
+            <w:shd w:val="clear" w:color="auto" w:fill="0064E0"/>
           </w:tcPr>
           <w:p>
             <w:r>
@@ -921,14 +2289,14 @@
                 <w:b/>
                 <w:color w:val="FFFFFF"/>
               </w:rPr>
-              <w:t>Invoice date</w:t>
+              <w:t>Deliverable(s)</w:t>
             </w:r>
           </w:p>
         </w:tc>
         <w:tc>
           <w:tcPr>
-            <w:tcW w:type="dxa" w:w="2880"/>
-            <w:shd w:val="clear" w:color="auto" w:fill="1F3A5F"/>
+            <w:tcW w:type="dxa" w:w="1872"/>
+            <w:shd w:val="clear" w:color="auto" w:fill="0064E0"/>
           </w:tcPr>
           <w:p>
             <w:r>
@@ -936,7 +2304,22 @@
                 <w:b/>
                 <w:color w:val="FFFFFF"/>
               </w:rPr>
-              <w:t>Amount</w:t>
+              <w:t>Estimated completion</w:t>
+            </w:r>
+          </w:p>
+        </w:tc>
+        <w:tc>
+          <w:tcPr>
+            <w:tcW w:type="dxa" w:w="1872"/>
+            <w:shd w:val="clear" w:color="auto" w:fill="0064E0"/>
+          </w:tcPr>
+          <w:p>
+            <w:r>
+              <w:rPr>
+                <w:b/>
+                <w:color w:val="FFFFFF"/>
+              </w:rPr>
+              <w:t>Payment</w:t>
             </w:r>
           </w:p>
         </w:tc>
@@ -944,7 +2327,7 @@
       <w:tr>
         <w:tc>
           <w:tcPr>
-            <w:tcW w:type="dxa" w:w="2880"/>
+            <w:tcW w:type="dxa" w:w="2160"/>
           </w:tcPr>
           <w:p>
             <w:r>
@@ -954,13 +2337,19 @@
         </w:tc>
         <w:tc>
           <w:tcPr>
-            <w:tcW w:type="dxa" w:w="2880"/>
+            <w:tcW w:type="dxa" w:w="3456"/>
           </w:tcPr>
           <w:p/>
         </w:tc>
         <w:tc>
           <w:tcPr>
-            <w:tcW w:type="dxa" w:w="2880"/>
+            <w:tcW w:type="dxa" w:w="1872"/>
+          </w:tcPr>
+          <w:p/>
+        </w:tc>
+        <w:tc>
+          <w:tcPr>
+            <w:tcW w:type="dxa" w:w="1872"/>
           </w:tcPr>
           <w:p/>
         </w:tc>
@@ -968,7 +2357,7 @@
       <w:tr>
         <w:tc>
           <w:tcPr>
-            <w:tcW w:type="dxa" w:w="2880"/>
+            <w:tcW w:type="dxa" w:w="2160"/>
           </w:tcPr>
           <w:p>
             <w:r>
@@ -978,7 +2367,17 @@
         </w:tc>
         <w:tc>
           <w:tcPr>
-            <w:tcW w:type="dxa" w:w="2880"/>
+            <w:tcW w:type="dxa" w:w="3456"/>
+          </w:tcPr>
+          <w:p>
+            <w:r>
+              <w:t>{{ p.deliverables }}</w:t>
+            </w:r>
+          </w:p>
+        </w:tc>
+        <w:tc>
+          <w:tcPr>
+            <w:tcW w:type="dxa" w:w="1872"/>
           </w:tcPr>
           <w:p>
             <w:r>
@@ -988,7 +2387,7 @@
         </w:tc>
         <w:tc>
           <w:tcPr>
-            <w:tcW w:type="dxa" w:w="2880"/>
+            <w:tcW w:type="dxa" w:w="1872"/>
           </w:tcPr>
           <w:p>
             <w:r>
@@ -1000,7 +2399,7 @@
       <w:tr>
         <w:tc>
           <w:tcPr>
-            <w:tcW w:type="dxa" w:w="2880"/>
+            <w:tcW w:type="dxa" w:w="2160"/>
           </w:tcPr>
           <w:p>
             <w:r>
@@ -1010,18 +2409,25 @@
         </w:tc>
         <w:tc>
           <w:tcPr>
-            <w:tcW w:type="dxa" w:w="2880"/>
+            <w:tcW w:type="dxa" w:w="3456"/>
           </w:tcPr>
           <w:p/>
         </w:tc>
         <w:tc>
           <w:tcPr>
-            <w:tcW w:type="dxa" w:w="2880"/>
+            <w:tcW w:type="dxa" w:w="1872"/>
+          </w:tcPr>
+          <w:p/>
+        </w:tc>
+        <w:tc>
+          <w:tcPr>
+            <w:tcW w:type="dxa" w:w="1872"/>
           </w:tcPr>
           <w:p/>
         </w:tc>
       </w:tr>
     </w:tbl>
+    <w:p/>
     <w:p>
       <w:r>
         <w:t>Payment terms: {{ payment_terms }}.</w:t>
@@ -1029,18 +2435,28 @@
     </w:p>
     <w:p>
       <w:pPr>
-        <w:pStyle w:val="Heading1"/>
+        <w:pStyle w:val="Heading2"/>
       </w:pPr>
       <w:r>
-        <w:rPr>
-          <w:color w:val="1F3A5F"/>
-        </w:rPr>
-        <w:t>10. Change control</w:t>
+        <w:t>9.2 Expenses</w:t>
       </w:r>
     </w:p>
     <w:p>
       <w:r>
-        <w:t>{{ change_control }}</w:t>
+        <w:t>{{ expenses }}</w:t>
+      </w:r>
+    </w:p>
+    <w:p>
+      <w:pPr>
+        <w:pStyle w:val="Heading2"/>
+      </w:pPr>
+      <w:r>
+        <w:t>9.3 Taxes</w:t>
+      </w:r>
+    </w:p>
+    <w:p>
+      <w:r>
+        <w:t>{% if tax_treatment == 'inclusive' %}Pricing above is inclusive of any applicable sales tax or VAT. The Client shall provide a valid tax exemption certificate if required.{% else %}Pricing above is exclusive of any applicable sales tax or VAT. The Client is liable for and shall pay all sales tax or VAT properly payable in connection with the services under this SOW, and shall provide a valid tax exemption certificate if required.{% endif %}</w:t>
       </w:r>
     </w:p>
     <w:p>
@@ -1048,67 +2464,54 @@
         <w:pStyle w:val="Heading1"/>
       </w:pPr>
       <w:r>
-        <w:rPr>
-          <w:color w:val="1F3A5F"/>
-        </w:rPr>
-        <w:t>11. Term</w:t>
+        <w:t>10. Acceptance</w:t>
       </w:r>
     </w:p>
     <w:p>
       <w:r>
-        <w:t>This SOW takes effect on {{ start_date }} and ends on {{ end_date }} or when all deliverables are accepted, whichever is later.</w:t>
-      </w:r>
-    </w:p>
-    <w:p>
-      <w:r>
-        <w:t>{% if governing_law %}This SOW is governed by the laws of {{ governing_law }}.{% endif %}</w:t>
-      </w:r>
-    </w:p>
-    <w:p>
-      <w:pPr>
-        <w:pStyle w:val="Heading1"/>
-      </w:pPr>
-      <w:r>
-        <w:rPr>
-          <w:color w:val="1F3A5F"/>
-        </w:rPr>
-        <w:t>12. Signatures</w:t>
+        <w:t>Signed by the authorised representatives of the parties.</w:t>
       </w:r>
     </w:p>
     <w:tbl>
       <w:tblPr>
         <w:tblStyle w:val="TableGrid"/>
         <w:tblW w:type="auto" w:w="0"/>
+        <w:jc w:val="center"/>
+        <w:tblLayout w:type="fixed"/>
         <w:tblLook w:firstColumn="1" w:firstRow="1" w:lastColumn="0" w:lastRow="0" w:noHBand="0" w:noVBand="1" w:val="04A0"/>
       </w:tblPr>
       <w:tblGrid>
-        <w:gridCol w:w="4320"/>
-        <w:gridCol w:w="4320"/>
+        <w:gridCol w:w="4680"/>
+        <w:gridCol w:w="4680"/>
       </w:tblGrid>
       <w:tr>
         <w:tc>
           <w:tcPr>
-            <w:tcW w:type="dxa" w:w="4320"/>
+            <w:tcW w:type="dxa" w:w="4680"/>
+            <w:shd w:val="clear" w:color="auto" w:fill="0064E0"/>
           </w:tcPr>
           <w:p>
             <w:r>
               <w:rPr>
                 <w:b/>
+                <w:color w:val="FFFFFF"/>
               </w:rPr>
-              <w:t>For {{ vendor_name }}</w:t>
+              <w:t>For {{ client_name }}</w:t>
             </w:r>
           </w:p>
         </w:tc>
         <w:tc>
           <w:tcPr>
-            <w:tcW w:type="dxa" w:w="4320"/>
+            <w:tcW w:type="dxa" w:w="4680"/>
+            <w:shd w:val="clear" w:color="auto" w:fill="0064E0"/>
           </w:tcPr>
           <w:p>
             <w:r>
               <w:rPr>
                 <w:b/>
+                <w:color w:val="FFFFFF"/>
               </w:rPr>
-              <w:t>For {{ client_name }}</w:t>
+              <w:t>For {{ vendor_name }}</w:t>
             </w:r>
           </w:p>
         </w:tc>
@@ -1116,21 +2519,21 @@
       <w:tr>
         <w:tc>
           <w:tcPr>
-            <w:tcW w:type="dxa" w:w="4320"/>
+            <w:tcW w:type="dxa" w:w="4680"/>
           </w:tcPr>
           <w:p>
             <w:r>
-              <w:t>Signature:</w:t>
+              <w:t>Name: {{ client_signatory_name }}</w:t>
             </w:r>
           </w:p>
         </w:tc>
         <w:tc>
           <w:tcPr>
-            <w:tcW w:type="dxa" w:w="4320"/>
+            <w:tcW w:type="dxa" w:w="4680"/>
           </w:tcPr>
           <w:p>
             <w:r>
-              <w:t>Signature:</w:t>
+              <w:t>Name: {{ vendor_signatory_name }}</w:t>
             </w:r>
           </w:p>
         </w:tc>
@@ -1138,21 +2541,21 @@
       <w:tr>
         <w:tc>
           <w:tcPr>
-            <w:tcW w:type="dxa" w:w="4320"/>
+            <w:tcW w:type="dxa" w:w="4680"/>
           </w:tcPr>
           <w:p>
             <w:r>
-              <w:t>Name: {{ vendor_signatory_name }}</w:t>
+              <w:t>Title: {{ client_signatory_title }}</w:t>
             </w:r>
           </w:p>
         </w:tc>
         <w:tc>
           <w:tcPr>
-            <w:tcW w:type="dxa" w:w="4320"/>
+            <w:tcW w:type="dxa" w:w="4680"/>
           </w:tcPr>
           <w:p>
             <w:r>
-              <w:t>Name: {{ client_signatory_name }}</w:t>
+              <w:t>Title: {{ vendor_signatory_title }}</w:t>
             </w:r>
           </w:p>
         </w:tc>
@@ -1160,21 +2563,25 @@
       <w:tr>
         <w:tc>
           <w:tcPr>
-            <w:tcW w:type="dxa" w:w="4320"/>
+            <w:tcW w:type="dxa" w:w="4680"/>
           </w:tcPr>
           <w:p>
             <w:r>
-              <w:t>Title: {{ vendor_signatory_title }}</w:t>
+              <w:t>Signature:</w:t>
+              <w:br/>
+              <w:br/>
             </w:r>
           </w:p>
         </w:tc>
         <w:tc>
           <w:tcPr>
-            <w:tcW w:type="dxa" w:w="4320"/>
+            <w:tcW w:type="dxa" w:w="4680"/>
           </w:tcPr>
           <w:p>
             <w:r>
-              <w:t>Title: {{ client_signatory_title }}</w:t>
+              <w:t>Signature:</w:t>
+              <w:br/>
+              <w:br/>
             </w:r>
           </w:p>
         </w:tc>
@@ -1182,7 +2589,7 @@
       <w:tr>
         <w:tc>
           <w:tcPr>
-            <w:tcW w:type="dxa" w:w="4320"/>
+            <w:tcW w:type="dxa" w:w="4680"/>
           </w:tcPr>
           <w:p>
             <w:r>
@@ -1192,7 +2599,7 @@
         </w:tc>
         <w:tc>
           <w:tcPr>
-            <w:tcW w:type="dxa" w:w="4320"/>
+            <w:tcW w:type="dxa" w:w="4680"/>
           </w:tcPr>
           <w:p>
             <w:r>
@@ -1203,10 +2610,12 @@
       </w:tr>
     </w:tbl>
     <w:sectPr>
-      <w:footerReference w:type="default" r:id="rId9"/>
+      <w:headerReference w:type="default" r:id="rId9"/>
+      <w:footerReference w:type="default" r:id="rId10"/>
       <w:pgSz w:w="12240" w:h="15840"/>
-      <w:pgMar w:top="1440" w:right="1800" w:bottom="1440" w:left="1800" w:header="720" w:footer="720" w:gutter="0"/>
+      <w:pgMar w:top="1440" w:right="1440" w:bottom="1440" w:left="1440" w:header="648" w:footer="648" w:gutter="0"/>
       <w:cols w:space="720"/>
+      <w:titlePg/>
       <w:docGrid w:linePitch="360"/>
     </w:sectPr>
   </w:body>
@@ -1222,12 +2631,92 @@
     </w:pPr>
     <w:r>
       <w:rPr>
+        <w:color w:val="5F6B73"/>
         <w:sz w:val="16"/>
       </w:rPr>
-      <w:t>{{ vendor_name }} · Scope of Work · {{ project_title }} · Confidential</w:t>
+      <w:t xml:space="preserve">{{ vendor_name }} · Scope of Work · {{ project_title }} · Confidential · Page </w:t>
+    </w:r>
+    <w:r>
+      <w:rPr>
+        <w:color w:val="5F6B73"/>
+        <w:sz w:val="16"/>
+      </w:rPr>
+      <w:fldChar w:fldCharType="begin"/>
+    </w:r>
+    <w:r>
+      <w:rPr>
+        <w:color w:val="5F6B73"/>
+        <w:sz w:val="16"/>
+      </w:rPr>
+      <w:instrText xml:space="preserve"> PAGE </w:instrText>
+    </w:r>
+    <w:r>
+      <w:rPr>
+        <w:color w:val="5F6B73"/>
+        <w:sz w:val="16"/>
+      </w:rPr>
+      <w:fldChar w:fldCharType="separate"/>
+    </w:r>
+    <w:r>
+      <w:rPr>
+        <w:color w:val="5F6B73"/>
+        <w:sz w:val="16"/>
+      </w:rPr>
+      <w:t>1</w:t>
+    </w:r>
+    <w:r>
+      <w:rPr>
+        <w:color w:val="5F6B73"/>
+        <w:sz w:val="16"/>
+      </w:rPr>
+      <w:fldChar w:fldCharType="end"/>
     </w:r>
   </w:p>
 </w:ftr>
+</file>
+
+<file path=word/header1.xml><?xml version="1.0" encoding="utf-8"?>
+<w:hdr xmlns:m="http://schemas.openxmlformats.org/officeDocument/2006/math" xmlns:mc="http://schemas.openxmlformats.org/markup-compatibility/2006" xmlns:mo="http://schemas.microsoft.com/office/mac/office/2008/main" xmlns:mv="urn:schemas-microsoft-com:mac:vml" xmlns:o="urn:schemas-microsoft-com:office:office" xmlns:r="http://schemas.openxmlformats.org/officeDocument/2006/relationships" xmlns:v="urn:schemas-microsoft-com:vml" xmlns:w10="urn:schemas-microsoft-com:office:word" xmlns:w14="http://schemas.microsoft.com/office/word/2010/wordml" xmlns:w="http://schemas.openxmlformats.org/wordprocessingml/2006/main" xmlns:wne="http://schemas.microsoft.com/office/word/2006/wordml" xmlns:wp14="http://schemas.microsoft.com/office/word/2010/wordprocessingDrawing" xmlns:wp="http://schemas.openxmlformats.org/drawingml/2006/wordprocessingDrawing" xmlns:wpc="http://schemas.microsoft.com/office/word/2010/wordprocessingCanvas" xmlns:wpg="http://schemas.microsoft.com/office/word/2010/wordprocessingGroup" xmlns:wpi="http://schemas.microsoft.com/office/word/2010/wordprocessingInk" xmlns:wps="http://schemas.microsoft.com/office/word/2010/wordprocessingShape" mc:Ignorable="w14 wp14">
+  <w:p>
+    <w:pPr>
+      <w:pStyle w:val="Header"/>
+    </w:pPr>
+    <w:r>
+      <w:drawing>
+        <wp:inline xmlns:a="http://schemas.openxmlformats.org/drawingml/2006/main" xmlns:pic="http://schemas.openxmlformats.org/drawingml/2006/picture">
+          <wp:extent cx="1005840" cy="225685"/>
+          <wp:docPr id="1" name="Picture 1"/>
+          <wp:cNvGraphicFramePr>
+            <a:graphicFrameLocks noChangeAspect="1"/>
+          </wp:cNvGraphicFramePr>
+          <a:graphic>
+            <a:graphicData uri="http://schemas.openxmlformats.org/drawingml/2006/picture">
+              <pic:pic>
+                <pic:nvPicPr>
+                  <pic:cNvPr id="0" name="image.png"/>
+                  <pic:cNvPicPr/>
+                </pic:nvPicPr>
+                <pic:blipFill>
+                  <a:blip r:embed="rId1"/>
+                  <a:stretch>
+                    <a:fillRect/>
+                  </a:stretch>
+                </pic:blipFill>
+                <pic:spPr>
+                  <a:xfrm>
+                    <a:off x="0" y="0"/>
+                    <a:ext cx="1005840" cy="225685"/>
+                  </a:xfrm>
+                  <a:prstGeom prst="rect"/>
+                </pic:spPr>
+              </pic:pic>
+            </a:graphicData>
+          </a:graphic>
+        </wp:inline>
+      </w:drawing>
+    </w:r>
+  </w:p>
+</w:hdr>
 </file>
 
 <file path=word/numbering.xml><?xml version="1.0" encoding="utf-8"?>
@@ -1593,9 +3082,13 @@
     <w:name w:val="Normal"/>
     <w:qFormat/>
     <w:rsid w:val="00FC693F"/>
+    <w:pPr>
+      <w:spacing w:after="120" w:line="276" w:lineRule="auto"/>
+    </w:pPr>
     <w:rPr>
-      <w:rFonts w:ascii="Calibri" w:hAnsi="Calibri"/>
-      <w:sz w:val="22"/>
+      <w:rFonts w:ascii="Arial" w:hAnsi="Arial" w:eastAsia="Arial"/>
+      <w:color w:val="1C2B33"/>
+      <w:sz w:val="21"/>
     </w:rPr>
   </w:style>
   <w:style w:type="paragraph" w:styleId="Header">
@@ -1653,15 +3146,15 @@
     <w:pPr>
       <w:keepNext/>
       <w:keepLines/>
-      <w:spacing w:before="480" w:after="0"/>
+      <w:spacing w:before="360" w:after="160"/>
       <w:outlineLvl w:val="0"/>
     </w:pPr>
     <w:rPr>
-      <w:rFonts w:asciiTheme="majorHAnsi" w:eastAsiaTheme="majorEastAsia" w:hAnsiTheme="majorHAnsi" w:cstheme="majorBidi"/>
+      <w:rFonts w:ascii="Arial" w:hAnsi="Arial"/>
       <w:b/>
       <w:bCs/>
-      <w:color w:val="365F91" w:themeColor="accent1" w:themeShade="BF"/>
-      <w:sz w:val="28"/>
+      <w:color w:val="0064E0"/>
+      <w:sz w:val="36"/>
       <w:szCs w:val="28"/>
     </w:rPr>
   </w:style>
@@ -1677,14 +3170,14 @@
     <w:pPr>
       <w:keepNext/>
       <w:keepLines/>
-      <w:spacing w:before="200" w:after="0"/>
+      <w:spacing w:before="240" w:after="80"/>
       <w:outlineLvl w:val="1"/>
     </w:pPr>
     <w:rPr>
-      <w:rFonts w:asciiTheme="majorHAnsi" w:eastAsiaTheme="majorEastAsia" w:hAnsiTheme="majorHAnsi" w:cstheme="majorBidi"/>
+      <w:rFonts w:ascii="Arial" w:hAnsi="Arial"/>
       <w:b/>
       <w:bCs/>
-      <w:color w:val="4F81BD" w:themeColor="accent1"/>
+      <w:color w:val="1C2B33"/>
       <w:sz w:val="26"/>
       <w:szCs w:val="26"/>
     </w:rPr>
@@ -1946,11 +3439,12 @@
       <w:contextualSpacing/>
     </w:pPr>
     <w:rPr>
-      <w:rFonts w:asciiTheme="majorHAnsi" w:eastAsiaTheme="majorEastAsia" w:hAnsiTheme="majorHAnsi" w:cstheme="majorBidi"/>
-      <w:color w:val="17365D" w:themeColor="text2" w:themeShade="BF"/>
+      <w:rFonts w:ascii="Arial" w:hAnsi="Arial"/>
+      <w:b/>
+      <w:color w:val="1C2B33"/>
       <w:spacing w:val="5"/>
       <w:kern w:val="28"/>
-      <w:sz w:val="52"/>
+      <w:sz w:val="64"/>
       <w:szCs w:val="52"/>
     </w:rPr>
   </w:style>

--- a/plugins/skytek/skills/create-sow/assets/sow-template.docx
+++ b/plugins/skytek/skills/create-sow/assets/sow-template.docx
@@ -2097,12 +2097,22 @@
         <w:pStyle w:val="Heading2"/>
       </w:pPr>
       <w:r>
-        <w:t>9.1 Professional services</w:t>
+        <w:t>9.1 Pricing</w:t>
       </w:r>
     </w:p>
     <w:p>
       <w:r>
         <w:t>Pricing model: {{ pricing_model }}. All amounts are in {{ currency }}.</w:t>
+      </w:r>
+    </w:p>
+    <w:p>
+      <w:r>
+        <w:t>{%p if project_type == 'package' %}</w:t>
+      </w:r>
+    </w:p>
+    <w:p>
+      <w:r>
+        <w:t>The package comprises:</w:t>
       </w:r>
     </w:p>
     <w:tbl>
@@ -2114,8 +2124,11 @@
         <w:tblLook w:firstColumn="1" w:firstRow="1" w:lastColumn="0" w:lastRow="0" w:noHBand="0" w:noVBand="1" w:val="04A0"/>
       </w:tblPr>
       <w:tblGrid>
-        <w:gridCol w:w="6480"/>
+        <w:gridCol w:w="2304"/>
         <w:gridCol w:w="2880"/>
+        <w:gridCol w:w="864"/>
+        <w:gridCol w:w="1655"/>
+        <w:gridCol w:w="1655"/>
       </w:tblGrid>
       <w:tr>
         <w:trPr>
@@ -2123,7 +2136,7 @@
         </w:trPr>
         <w:tc>
           <w:tcPr>
-            <w:tcW w:type="dxa" w:w="6480"/>
+            <w:tcW w:type="dxa" w:w="2304"/>
             <w:shd w:val="clear" w:color="auto" w:fill="0064E0"/>
           </w:tcPr>
           <w:p>
@@ -2132,7 +2145,7 @@
                 <w:b/>
                 <w:color w:val="FFFFFF"/>
               </w:rPr>
-              <w:t>Services</w:t>
+              <w:t>Item</w:t>
             </w:r>
           </w:p>
         </w:tc>
@@ -2147,7 +2160,52 @@
                 <w:b/>
                 <w:color w:val="FFFFFF"/>
               </w:rPr>
-              <w:t>Cost</w:t>
+              <w:t>Description</w:t>
+            </w:r>
+          </w:p>
+        </w:tc>
+        <w:tc>
+          <w:tcPr>
+            <w:tcW w:type="dxa" w:w="864"/>
+            <w:shd w:val="clear" w:color="auto" w:fill="0064E0"/>
+          </w:tcPr>
+          <w:p>
+            <w:r>
+              <w:rPr>
+                <w:b/>
+                <w:color w:val="FFFFFF"/>
+              </w:rPr>
+              <w:t>Qty</w:t>
+            </w:r>
+          </w:p>
+        </w:tc>
+        <w:tc>
+          <w:tcPr>
+            <w:tcW w:type="dxa" w:w="1656"/>
+            <w:shd w:val="clear" w:color="auto" w:fill="0064E0"/>
+          </w:tcPr>
+          <w:p>
+            <w:r>
+              <w:rPr>
+                <w:b/>
+                <w:color w:val="FFFFFF"/>
+              </w:rPr>
+              <w:t>Unit price</w:t>
+            </w:r>
+          </w:p>
+        </w:tc>
+        <w:tc>
+          <w:tcPr>
+            <w:tcW w:type="dxa" w:w="1656"/>
+            <w:shd w:val="clear" w:color="auto" w:fill="0064E0"/>
+          </w:tcPr>
+          <w:p>
+            <w:r>
+              <w:rPr>
+                <w:b/>
+                <w:color w:val="FFFFFF"/>
+              </w:rPr>
+              <w:t>Amount</w:t>
             </w:r>
           </w:p>
         </w:tc>
@@ -2155,11 +2213,11 @@
       <w:tr>
         <w:tc>
           <w:tcPr>
-            <w:tcW w:type="dxa" w:w="6480"/>
+            <w:tcW w:type="dxa" w:w="2304"/>
           </w:tcPr>
           <w:p>
             <w:r>
-              <w:t>{%tr for f in fees %}</w:t>
+              <w:t>{%tr for i in package_items %}</w:t>
             </w:r>
           </w:p>
         </w:tc>
@@ -2169,15 +2227,33 @@
           </w:tcPr>
           <w:p/>
         </w:tc>
+        <w:tc>
+          <w:tcPr>
+            <w:tcW w:type="dxa" w:w="864"/>
+          </w:tcPr>
+          <w:p/>
+        </w:tc>
+        <w:tc>
+          <w:tcPr>
+            <w:tcW w:type="dxa" w:w="1656"/>
+          </w:tcPr>
+          <w:p/>
+        </w:tc>
+        <w:tc>
+          <w:tcPr>
+            <w:tcW w:type="dxa" w:w="1656"/>
+          </w:tcPr>
+          <w:p/>
+        </w:tc>
       </w:tr>
       <w:tr>
         <w:tc>
           <w:tcPr>
-            <w:tcW w:type="dxa" w:w="6480"/>
+            <w:tcW w:type="dxa" w:w="2304"/>
           </w:tcPr>
           <w:p>
             <w:r>
-              <w:t>{{ f.item }}</w:t>
+              <w:t>{{ i.item }}</w:t>
             </w:r>
           </w:p>
         </w:tc>
@@ -2187,7 +2263,37 @@
           </w:tcPr>
           <w:p>
             <w:r>
-              <w:t>{{ f.amount }}</w:t>
+              <w:t>{{ i.description }}</w:t>
+            </w:r>
+          </w:p>
+        </w:tc>
+        <w:tc>
+          <w:tcPr>
+            <w:tcW w:type="dxa" w:w="864"/>
+          </w:tcPr>
+          <w:p>
+            <w:r>
+              <w:t>{{ i.quantity }}</w:t>
+            </w:r>
+          </w:p>
+        </w:tc>
+        <w:tc>
+          <w:tcPr>
+            <w:tcW w:type="dxa" w:w="1656"/>
+          </w:tcPr>
+          <w:p>
+            <w:r>
+              <w:t>{{ i.unit_price }}</w:t>
+            </w:r>
+          </w:p>
+        </w:tc>
+        <w:tc>
+          <w:tcPr>
+            <w:tcW w:type="dxa" w:w="1656"/>
+          </w:tcPr>
+          <w:p>
+            <w:r>
+              <w:t>{{ i.amount }}</w:t>
             </w:r>
           </w:p>
         </w:tc>
@@ -2195,7 +2301,7 @@
       <w:tr>
         <w:tc>
           <w:tcPr>
-            <w:tcW w:type="dxa" w:w="6480"/>
+            <w:tcW w:type="dxa" w:w="2304"/>
           </w:tcPr>
           <w:p>
             <w:r>
@@ -2209,11 +2315,461 @@
           </w:tcPr>
           <w:p/>
         </w:tc>
+        <w:tc>
+          <w:tcPr>
+            <w:tcW w:type="dxa" w:w="864"/>
+          </w:tcPr>
+          <w:p/>
+        </w:tc>
+        <w:tc>
+          <w:tcPr>
+            <w:tcW w:type="dxa" w:w="1656"/>
+          </w:tcPr>
+          <w:p/>
+        </w:tc>
+        <w:tc>
+          <w:tcPr>
+            <w:tcW w:type="dxa" w:w="1656"/>
+          </w:tcPr>
+          <w:p/>
+        </w:tc>
       </w:tr>
       <w:tr>
         <w:tc>
           <w:tcPr>
-            <w:tcW w:type="dxa" w:w="6480"/>
+            <w:tcW w:type="dxa" w:w="2304"/>
+          </w:tcPr>
+          <w:p>
+            <w:r>
+              <w:rPr>
+                <w:b/>
+              </w:rPr>
+              <w:t>{% if fees %}Subtotal{% else %}Total cost{% endif %}</w:t>
+            </w:r>
+          </w:p>
+        </w:tc>
+        <w:tc>
+          <w:tcPr>
+            <w:tcW w:type="dxa" w:w="2880"/>
+          </w:tcPr>
+          <w:p>
+            <w:r>
+              <w:rPr>
+                <w:b/>
+              </w:rPr>
+            </w:r>
+          </w:p>
+        </w:tc>
+        <w:tc>
+          <w:tcPr>
+            <w:tcW w:type="dxa" w:w="864"/>
+          </w:tcPr>
+          <w:p>
+            <w:r>
+              <w:rPr>
+                <w:b/>
+              </w:rPr>
+            </w:r>
+          </w:p>
+        </w:tc>
+        <w:tc>
+          <w:tcPr>
+            <w:tcW w:type="dxa" w:w="1656"/>
+          </w:tcPr>
+          <w:p>
+            <w:r>
+              <w:rPr>
+                <w:b/>
+              </w:rPr>
+            </w:r>
+          </w:p>
+        </w:tc>
+        <w:tc>
+          <w:tcPr>
+            <w:tcW w:type="dxa" w:w="1656"/>
+          </w:tcPr>
+          <w:p>
+            <w:r>
+              <w:rPr>
+                <w:b/>
+              </w:rPr>
+              <w:t>{{ subtotal }}</w:t>
+            </w:r>
+          </w:p>
+        </w:tc>
+      </w:tr>
+    </w:tbl>
+    <w:p/>
+    <w:p>
+      <w:r>
+        <w:t>{%p else %}</w:t>
+      </w:r>
+    </w:p>
+    <w:p>
+      <w:r>
+        <w:t>Professional services are estimated by role in mandays:</w:t>
+      </w:r>
+    </w:p>
+    <w:tbl>
+      <w:tblPr>
+        <w:tblStyle w:val="TableGrid"/>
+        <w:tblW w:type="auto" w:w="0"/>
+        <w:jc w:val="center"/>
+        <w:tblLayout w:type="fixed"/>
+        <w:tblLook w:firstColumn="1" w:firstRow="1" w:lastColumn="0" w:lastRow="0" w:noHBand="0" w:noVBand="1" w:val="04A0"/>
+      </w:tblPr>
+      <w:tblGrid>
+        <w:gridCol w:w="3744"/>
+        <w:gridCol w:w="1440"/>
+        <w:gridCol w:w="2015"/>
+        <w:gridCol w:w="2160"/>
+      </w:tblGrid>
+      <w:tr>
+        <w:trPr>
+          <w:tblHeader w:val="true"/>
+        </w:trPr>
+        <w:tc>
+          <w:tcPr>
+            <w:tcW w:type="dxa" w:w="3744"/>
+            <w:shd w:val="clear" w:color="auto" w:fill="0064E0"/>
+          </w:tcPr>
+          <w:p>
+            <w:r>
+              <w:rPr>
+                <w:b/>
+                <w:color w:val="FFFFFF"/>
+              </w:rPr>
+              <w:t>Role</w:t>
+            </w:r>
+          </w:p>
+        </w:tc>
+        <w:tc>
+          <w:tcPr>
+            <w:tcW w:type="dxa" w:w="1440"/>
+            <w:shd w:val="clear" w:color="auto" w:fill="0064E0"/>
+          </w:tcPr>
+          <w:p>
+            <w:r>
+              <w:rPr>
+                <w:b/>
+                <w:color w:val="FFFFFF"/>
+              </w:rPr>
+              <w:t>Mandays</w:t>
+            </w:r>
+          </w:p>
+        </w:tc>
+        <w:tc>
+          <w:tcPr>
+            <w:tcW w:type="dxa" w:w="2016"/>
+            <w:shd w:val="clear" w:color="auto" w:fill="0064E0"/>
+          </w:tcPr>
+          <w:p>
+            <w:r>
+              <w:rPr>
+                <w:b/>
+                <w:color w:val="FFFFFF"/>
+              </w:rPr>
+              <w:t>Day rate</w:t>
+            </w:r>
+          </w:p>
+        </w:tc>
+        <w:tc>
+          <w:tcPr>
+            <w:tcW w:type="dxa" w:w="2160"/>
+            <w:shd w:val="clear" w:color="auto" w:fill="0064E0"/>
+          </w:tcPr>
+          <w:p>
+            <w:r>
+              <w:rPr>
+                <w:b/>
+                <w:color w:val="FFFFFF"/>
+              </w:rPr>
+              <w:t>Amount</w:t>
+            </w:r>
+          </w:p>
+        </w:tc>
+      </w:tr>
+      <w:tr>
+        <w:tc>
+          <w:tcPr>
+            <w:tcW w:type="dxa" w:w="3744"/>
+          </w:tcPr>
+          <w:p>
+            <w:r>
+              <w:t>{%tr for e in effort %}</w:t>
+            </w:r>
+          </w:p>
+        </w:tc>
+        <w:tc>
+          <w:tcPr>
+            <w:tcW w:type="dxa" w:w="1440"/>
+          </w:tcPr>
+          <w:p/>
+        </w:tc>
+        <w:tc>
+          <w:tcPr>
+            <w:tcW w:type="dxa" w:w="2016"/>
+          </w:tcPr>
+          <w:p/>
+        </w:tc>
+        <w:tc>
+          <w:tcPr>
+            <w:tcW w:type="dxa" w:w="2160"/>
+          </w:tcPr>
+          <w:p/>
+        </w:tc>
+      </w:tr>
+      <w:tr>
+        <w:tc>
+          <w:tcPr>
+            <w:tcW w:type="dxa" w:w="3744"/>
+          </w:tcPr>
+          <w:p>
+            <w:r>
+              <w:t>{{ e.role }}</w:t>
+            </w:r>
+          </w:p>
+        </w:tc>
+        <w:tc>
+          <w:tcPr>
+            <w:tcW w:type="dxa" w:w="1440"/>
+          </w:tcPr>
+          <w:p>
+            <w:r>
+              <w:t>{{ e.mandays }}</w:t>
+            </w:r>
+          </w:p>
+        </w:tc>
+        <w:tc>
+          <w:tcPr>
+            <w:tcW w:type="dxa" w:w="2016"/>
+          </w:tcPr>
+          <w:p>
+            <w:r>
+              <w:t>{{ e.day_rate }}</w:t>
+            </w:r>
+          </w:p>
+        </w:tc>
+        <w:tc>
+          <w:tcPr>
+            <w:tcW w:type="dxa" w:w="2160"/>
+          </w:tcPr>
+          <w:p>
+            <w:r>
+              <w:t>{{ e.amount }}</w:t>
+            </w:r>
+          </w:p>
+        </w:tc>
+      </w:tr>
+      <w:tr>
+        <w:tc>
+          <w:tcPr>
+            <w:tcW w:type="dxa" w:w="3744"/>
+          </w:tcPr>
+          <w:p>
+            <w:r>
+              <w:t>{%tr endfor %}</w:t>
+            </w:r>
+          </w:p>
+        </w:tc>
+        <w:tc>
+          <w:tcPr>
+            <w:tcW w:type="dxa" w:w="1440"/>
+          </w:tcPr>
+          <w:p/>
+        </w:tc>
+        <w:tc>
+          <w:tcPr>
+            <w:tcW w:type="dxa" w:w="2016"/>
+          </w:tcPr>
+          <w:p/>
+        </w:tc>
+        <w:tc>
+          <w:tcPr>
+            <w:tcW w:type="dxa" w:w="2160"/>
+          </w:tcPr>
+          <w:p/>
+        </w:tc>
+      </w:tr>
+      <w:tr>
+        <w:tc>
+          <w:tcPr>
+            <w:tcW w:type="dxa" w:w="3744"/>
+          </w:tcPr>
+          <w:p>
+            <w:r>
+              <w:rPr>
+                <w:b/>
+              </w:rPr>
+              <w:t>{% if fees %}Subtotal{% else %}Total cost{% endif %}</w:t>
+            </w:r>
+          </w:p>
+        </w:tc>
+        <w:tc>
+          <w:tcPr>
+            <w:tcW w:type="dxa" w:w="1440"/>
+          </w:tcPr>
+          <w:p>
+            <w:r>
+              <w:rPr>
+                <w:b/>
+              </w:rPr>
+              <w:t>{{ total_mandays }}</w:t>
+            </w:r>
+          </w:p>
+        </w:tc>
+        <w:tc>
+          <w:tcPr>
+            <w:tcW w:type="dxa" w:w="2016"/>
+          </w:tcPr>
+          <w:p>
+            <w:r>
+              <w:rPr>
+                <w:b/>
+              </w:rPr>
+            </w:r>
+          </w:p>
+        </w:tc>
+        <w:tc>
+          <w:tcPr>
+            <w:tcW w:type="dxa" w:w="2160"/>
+          </w:tcPr>
+          <w:p>
+            <w:r>
+              <w:rPr>
+                <w:b/>
+              </w:rPr>
+              <w:t>{{ subtotal }}</w:t>
+            </w:r>
+          </w:p>
+        </w:tc>
+      </w:tr>
+    </w:tbl>
+    <w:p/>
+    <w:p>
+      <w:r>
+        <w:t>{%p endif %}</w:t>
+      </w:r>
+    </w:p>
+    <w:p>
+      <w:r>
+        <w:t>{%p if fees %}</w:t>
+      </w:r>
+    </w:p>
+    <w:p>
+      <w:r>
+        <w:t>Other fees and adjustments:</w:t>
+      </w:r>
+    </w:p>
+    <w:tbl>
+      <w:tblPr>
+        <w:tblStyle w:val="TableGrid"/>
+        <w:tblW w:type="auto" w:w="0"/>
+        <w:jc w:val="center"/>
+        <w:tblLayout w:type="fixed"/>
+        <w:tblLook w:firstColumn="1" w:firstRow="1" w:lastColumn="0" w:lastRow="0" w:noHBand="0" w:noVBand="1" w:val="04A0"/>
+      </w:tblPr>
+      <w:tblGrid>
+        <w:gridCol w:w="7200"/>
+        <w:gridCol w:w="2160"/>
+      </w:tblGrid>
+      <w:tr>
+        <w:trPr>
+          <w:tblHeader w:val="true"/>
+        </w:trPr>
+        <w:tc>
+          <w:tcPr>
+            <w:tcW w:type="dxa" w:w="7200"/>
+            <w:shd w:val="clear" w:color="auto" w:fill="0064E0"/>
+          </w:tcPr>
+          <w:p>
+            <w:r>
+              <w:rPr>
+                <w:b/>
+                <w:color w:val="FFFFFF"/>
+              </w:rPr>
+              <w:t>Item</w:t>
+            </w:r>
+          </w:p>
+        </w:tc>
+        <w:tc>
+          <w:tcPr>
+            <w:tcW w:type="dxa" w:w="2160"/>
+            <w:shd w:val="clear" w:color="auto" w:fill="0064E0"/>
+          </w:tcPr>
+          <w:p>
+            <w:r>
+              <w:rPr>
+                <w:b/>
+                <w:color w:val="FFFFFF"/>
+              </w:rPr>
+              <w:t>Amount</w:t>
+            </w:r>
+          </w:p>
+        </w:tc>
+      </w:tr>
+      <w:tr>
+        <w:tc>
+          <w:tcPr>
+            <w:tcW w:type="dxa" w:w="7200"/>
+          </w:tcPr>
+          <w:p>
+            <w:r>
+              <w:t>{%tr for f in fees %}</w:t>
+            </w:r>
+          </w:p>
+        </w:tc>
+        <w:tc>
+          <w:tcPr>
+            <w:tcW w:type="dxa" w:w="2160"/>
+          </w:tcPr>
+          <w:p/>
+        </w:tc>
+      </w:tr>
+      <w:tr>
+        <w:tc>
+          <w:tcPr>
+            <w:tcW w:type="dxa" w:w="7200"/>
+          </w:tcPr>
+          <w:p>
+            <w:r>
+              <w:t>{{ f.item }}</w:t>
+            </w:r>
+          </w:p>
+        </w:tc>
+        <w:tc>
+          <w:tcPr>
+            <w:tcW w:type="dxa" w:w="2160"/>
+          </w:tcPr>
+          <w:p>
+            <w:r>
+              <w:t>{{ f.amount }}</w:t>
+            </w:r>
+          </w:p>
+        </w:tc>
+      </w:tr>
+      <w:tr>
+        <w:tc>
+          <w:tcPr>
+            <w:tcW w:type="dxa" w:w="7200"/>
+          </w:tcPr>
+          <w:p>
+            <w:r>
+              <w:t>{%tr endfor %}</w:t>
+            </w:r>
+          </w:p>
+        </w:tc>
+        <w:tc>
+          <w:tcPr>
+            <w:tcW w:type="dxa" w:w="2160"/>
+          </w:tcPr>
+          <w:p/>
+        </w:tc>
+      </w:tr>
+      <w:tr>
+        <w:tc>
+          <w:tcPr>
+            <w:tcW w:type="dxa" w:w="7200"/>
           </w:tcPr>
           <w:p>
             <w:r>
@@ -2226,7 +2782,7 @@
         </w:tc>
         <w:tc>
           <w:tcPr>
-            <w:tcW w:type="dxa" w:w="2880"/>
+            <w:tcW w:type="dxa" w:w="2160"/>
           </w:tcPr>
           <w:p>
             <w:r>
@@ -2240,6 +2796,11 @@
       </w:tr>
     </w:tbl>
     <w:p/>
+    <w:p>
+      <w:r>
+        <w:t>{%p endif %}</w:t>
+      </w:r>
+    </w:p>
     <w:p>
       <w:r>
         <w:t>Payments are invoiced on the following milestones. Each milestone’s deliverables must be completed and accepted by the Client before it is invoiced.</w:t>

--- a/plugins/skytek/skills/create-sow/assets/sow-template.docx
+++ b/plugins/skytek/skills/create-sow/assets/sow-template.docx
@@ -2,43 +2,84 @@
 <file path=word/document.xml><?xml version="1.0" encoding="utf-8"?>
 <w:document xmlns:wpc="http://schemas.microsoft.com/office/word/2010/wordprocessingCanvas" xmlns:mo="http://schemas.microsoft.com/office/mac/office/2008/main" xmlns:mc="http://schemas.openxmlformats.org/markup-compatibility/2006" xmlns:mv="urn:schemas-microsoft-com:mac:vml" xmlns:o="urn:schemas-microsoft-com:office:office" xmlns:r="http://schemas.openxmlformats.org/officeDocument/2006/relationships" xmlns:m="http://schemas.openxmlformats.org/officeDocument/2006/math" xmlns:v="urn:schemas-microsoft-com:vml" xmlns:wp14="http://schemas.microsoft.com/office/word/2010/wordprocessingDrawing" xmlns:wp="http://schemas.openxmlformats.org/drawingml/2006/wordprocessingDrawing" xmlns:w10="urn:schemas-microsoft-com:office:word" xmlns:w="http://schemas.openxmlformats.org/wordprocessingml/2006/main" xmlns:w14="http://schemas.microsoft.com/office/word/2010/wordml" xmlns:wpg="http://schemas.microsoft.com/office/word/2010/wordprocessingGroup" xmlns:wpi="http://schemas.microsoft.com/office/word/2010/wordprocessingInk" xmlns:wne="http://schemas.microsoft.com/office/word/2006/wordml" xmlns:wps="http://schemas.microsoft.com/office/word/2010/wordprocessingShape" mc:Ignorable="w14 wp14">
   <w:body>
-    <w:p>
-      <w:r>
-        <w:drawing>
-          <wp:inline xmlns:a="http://schemas.openxmlformats.org/drawingml/2006/main" xmlns:pic="http://schemas.openxmlformats.org/drawingml/2006/picture">
-            <wp:extent cx="2377440" cy="533438"/>
-            <wp:docPr id="1" name="Picture 1"/>
-            <wp:cNvGraphicFramePr>
-              <a:graphicFrameLocks noChangeAspect="1"/>
-            </wp:cNvGraphicFramePr>
-            <a:graphic>
-              <a:graphicData uri="http://schemas.openxmlformats.org/drawingml/2006/picture">
-                <pic:pic>
-                  <pic:nvPicPr>
-                    <pic:cNvPr id="0" name="image.png"/>
-                    <pic:cNvPicPr/>
-                  </pic:nvPicPr>
-                  <pic:blipFill>
-                    <a:blip r:embed="rId11"/>
-                    <a:stretch>
-                      <a:fillRect/>
-                    </a:stretch>
-                  </pic:blipFill>
-                  <pic:spPr>
-                    <a:xfrm>
-                      <a:off x="0" y="0"/>
-                      <a:ext cx="2377440" cy="533438"/>
-                    </a:xfrm>
-                    <a:prstGeom prst="rect"/>
-                  </pic:spPr>
-                </pic:pic>
-              </a:graphicData>
-            </a:graphic>
-          </wp:inline>
-        </w:drawing>
-      </w:r>
-    </w:p>
-    <w:p/>
+    <w:tbl>
+      <w:tblPr>
+        <w:tblW w:type="auto" w:w="0"/>
+        <w:tblLayout w:type="fixed"/>
+        <w:tblLook w:firstColumn="1" w:firstRow="1" w:lastColumn="0" w:lastRow="0" w:noHBand="0" w:noVBand="1" w:val="04A0"/>
+      </w:tblPr>
+      <w:tblGrid>
+        <w:gridCol w:w="4320"/>
+        <w:gridCol w:w="4320"/>
+      </w:tblGrid>
+      <w:tr>
+        <w:tc>
+          <w:tcPr>
+            <w:tcW w:type="dxa" w:w="4320"/>
+          </w:tcPr>
+          <w:p>
+            <w:r>
+              <w:drawing>
+                <wp:inline xmlns:a="http://schemas.openxmlformats.org/drawingml/2006/main" xmlns:pic="http://schemas.openxmlformats.org/drawingml/2006/picture">
+                  <wp:extent cx="2011680" cy="451371"/>
+                  <wp:docPr id="1" name="Picture 1"/>
+                  <wp:cNvGraphicFramePr>
+                    <a:graphicFrameLocks noChangeAspect="1"/>
+                  </wp:cNvGraphicFramePr>
+                  <a:graphic>
+                    <a:graphicData uri="http://schemas.openxmlformats.org/drawingml/2006/picture">
+                      <pic:pic>
+                        <pic:nvPicPr>
+                          <pic:cNvPr id="0" name="image.png"/>
+                          <pic:cNvPicPr/>
+                        </pic:nvPicPr>
+                        <pic:blipFill>
+                          <a:blip r:embed="rId12"/>
+                          <a:stretch>
+                            <a:fillRect/>
+                          </a:stretch>
+                        </pic:blipFill>
+                        <pic:spPr>
+                          <a:xfrm>
+                            <a:off x="0" y="0"/>
+                            <a:ext cx="2011680" cy="451371"/>
+                          </a:xfrm>
+                          <a:prstGeom prst="rect"/>
+                        </pic:spPr>
+                      </pic:pic>
+                    </a:graphicData>
+                  </a:graphic>
+                </wp:inline>
+              </w:drawing>
+            </w:r>
+          </w:p>
+        </w:tc>
+        <w:tc>
+          <w:tcPr>
+            <w:tcW w:type="dxa" w:w="4320"/>
+            <w:vAlign w:val="center"/>
+            <w:tcBorders>
+              <w:top w:val="dashed" w:sz="6" w:color="A6ACB0"/>
+              <w:left w:val="dashed" w:sz="6" w:color="A6ACB0"/>
+              <w:bottom w:val="dashed" w:sz="6" w:color="A6ACB0"/>
+              <w:right w:val="dashed" w:sz="6" w:color="A6ACB0"/>
+            </w:tcBorders>
+          </w:tcPr>
+          <w:p>
+            <w:pPr>
+              <w:spacing w:before="560" w:after="560"/>
+              <w:jc w:val="center"/>
+            </w:pPr>
+            <w:r>
+              <w:rPr>
+                <w:color w:val="5F6B73"/>
+              </w:rPr>
+              <w:t>{% if client_logo_path %}{{ client_logo }}{% else %}Customer logo{% endif %}</w:t>
+            </w:r>
+          </w:p>
+        </w:tc>
+      </w:tr>
+    </w:tbl>
     <w:p/>
     <w:p/>
     <w:p/>
@@ -3171,8 +3212,9 @@
       </w:tr>
     </w:tbl>
     <w:sectPr>
-      <w:headerReference w:type="default" r:id="rId9"/>
-      <w:footerReference w:type="default" r:id="rId10"/>
+      <w:headerReference w:type="first" r:id="rId9"/>
+      <w:headerReference w:type="default" r:id="rId10"/>
+      <w:footerReference w:type="default" r:id="rId11"/>
       <w:pgSz w:w="12240" w:h="15840"/>
       <w:pgMar w:top="1440" w:right="1440" w:bottom="1440" w:left="1440" w:header="648" w:footer="648" w:gutter="0"/>
       <w:cols w:space="720"/>
@@ -3244,9 +3286,103 @@
     </w:pPr>
     <w:r>
       <w:drawing>
+        <wp:anchor distT="0" distB="0" distL="0" distR="0" simplePos="0" relativeHeight="1" locked="0" layoutInCell="1" allowOverlap="1" behindDoc="1">
+          <wp:simplePos x="0" y="0"/>
+          <wp:positionH relativeFrom="page">
+            <wp:align>center</wp:align>
+          </wp:positionH>
+          <wp:positionV relativeFrom="page">
+            <wp:align>center</wp:align>
+          </wp:positionV>
+          <wp:extent cx="5029200" cy="5032829"/>
+          <wp:wrapNone/>
+          <wp:docPr id="1" name="Picture 1"/>
+          <wp:cNvGraphicFramePr xmlns:a="http://schemas.openxmlformats.org/drawingml/2006/main">
+            <a:graphicFrameLocks noChangeAspect="1"/>
+          </wp:cNvGraphicFramePr>
+          <a:graphic xmlns:a="http://schemas.openxmlformats.org/drawingml/2006/main" xmlns:pic="http://schemas.openxmlformats.org/drawingml/2006/picture">
+            <a:graphicData uri="http://schemas.openxmlformats.org/drawingml/2006/picture">
+              <pic:pic>
+                <pic:nvPicPr>
+                  <pic:cNvPr id="0" name="image.png"/>
+                  <pic:cNvPicPr/>
+                </pic:nvPicPr>
+                <pic:blipFill>
+                  <a:blip r:embed="rId1"/>
+                  <a:stretch>
+                    <a:fillRect/>
+                  </a:stretch>
+                </pic:blipFill>
+                <pic:spPr>
+                  <a:xfrm>
+                    <a:off x="0" y="0"/>
+                    <a:ext cx="5029200" cy="5032829"/>
+                  </a:xfrm>
+                  <a:prstGeom prst="rect"/>
+                </pic:spPr>
+              </pic:pic>
+            </a:graphicData>
+          </a:graphic>
+        </wp:anchor>
+      </w:drawing>
+    </w:r>
+  </w:p>
+</w:hdr>
+</file>
+
+<file path=word/header2.xml><?xml version="1.0" encoding="utf-8"?>
+<w:hdr xmlns:m="http://schemas.openxmlformats.org/officeDocument/2006/math" xmlns:mc="http://schemas.openxmlformats.org/markup-compatibility/2006" xmlns:mo="http://schemas.microsoft.com/office/mac/office/2008/main" xmlns:mv="urn:schemas-microsoft-com:mac:vml" xmlns:o="urn:schemas-microsoft-com:office:office" xmlns:r="http://schemas.openxmlformats.org/officeDocument/2006/relationships" xmlns:v="urn:schemas-microsoft-com:vml" xmlns:w10="urn:schemas-microsoft-com:office:word" xmlns:w14="http://schemas.microsoft.com/office/word/2010/wordml" xmlns:w="http://schemas.openxmlformats.org/wordprocessingml/2006/main" xmlns:wne="http://schemas.microsoft.com/office/word/2006/wordml" xmlns:wp14="http://schemas.microsoft.com/office/word/2010/wordprocessingDrawing" xmlns:wp="http://schemas.openxmlformats.org/drawingml/2006/wordprocessingDrawing" xmlns:wpc="http://schemas.microsoft.com/office/word/2010/wordprocessingCanvas" xmlns:wpg="http://schemas.microsoft.com/office/word/2010/wordprocessingGroup" xmlns:wpi="http://schemas.microsoft.com/office/word/2010/wordprocessingInk" xmlns:wps="http://schemas.microsoft.com/office/word/2010/wordprocessingShape" mc:Ignorable="w14 wp14">
+  <w:p>
+    <w:pPr>
+      <w:pStyle w:val="Header"/>
+    </w:pPr>
+    <w:r>
+      <w:drawing>
+        <wp:anchor distT="0" distB="0" distL="0" distR="0" simplePos="0" relativeHeight="1" locked="0" layoutInCell="1" allowOverlap="1" behindDoc="1">
+          <wp:simplePos x="0" y="0"/>
+          <wp:positionH relativeFrom="page">
+            <wp:align>center</wp:align>
+          </wp:positionH>
+          <wp:positionV relativeFrom="page">
+            <wp:align>center</wp:align>
+          </wp:positionV>
+          <wp:extent cx="5029200" cy="5032829"/>
+          <wp:wrapNone/>
+          <wp:docPr id="1" name="Picture 1"/>
+          <wp:cNvGraphicFramePr xmlns:a="http://schemas.openxmlformats.org/drawingml/2006/main">
+            <a:graphicFrameLocks noChangeAspect="1"/>
+          </wp:cNvGraphicFramePr>
+          <a:graphic xmlns:a="http://schemas.openxmlformats.org/drawingml/2006/main" xmlns:pic="http://schemas.openxmlformats.org/drawingml/2006/picture">
+            <a:graphicData uri="http://schemas.openxmlformats.org/drawingml/2006/picture">
+              <pic:pic>
+                <pic:nvPicPr>
+                  <pic:cNvPr id="0" name="image.png"/>
+                  <pic:cNvPicPr/>
+                </pic:nvPicPr>
+                <pic:blipFill>
+                  <a:blip r:embed="rId1"/>
+                  <a:stretch>
+                    <a:fillRect/>
+                  </a:stretch>
+                </pic:blipFill>
+                <pic:spPr>
+                  <a:xfrm>
+                    <a:off x="0" y="0"/>
+                    <a:ext cx="5029200" cy="5032829"/>
+                  </a:xfrm>
+                  <a:prstGeom prst="rect"/>
+                </pic:spPr>
+              </pic:pic>
+            </a:graphicData>
+          </a:graphic>
+        </wp:anchor>
+      </w:drawing>
+    </w:r>
+    <w:r>
+      <w:drawing>
         <wp:inline xmlns:a="http://schemas.openxmlformats.org/drawingml/2006/main" xmlns:pic="http://schemas.openxmlformats.org/drawingml/2006/picture">
           <wp:extent cx="1005840" cy="225685"/>
-          <wp:docPr id="1" name="Picture 1"/>
+          <wp:docPr id="2" name="Picture 2"/>
           <wp:cNvGraphicFramePr>
             <a:graphicFrameLocks noChangeAspect="1"/>
           </wp:cNvGraphicFramePr>
@@ -3258,7 +3394,7 @@
                   <pic:cNvPicPr/>
                 </pic:nvPicPr>
                 <pic:blipFill>
-                  <a:blip r:embed="rId1"/>
+                  <a:blip r:embed="rId2"/>
                   <a:stretch>
                     <a:fillRect/>
                   </a:stretch>

--- a/plugins/skytek/skills/create-sow/assets/sow-template.docx
+++ b/plugins/skytek/skills/create-sow/assets/sow-template.docx
@@ -9,13 +9,13 @@
         <w:tblLook w:firstColumn="1" w:firstRow="1" w:lastColumn="0" w:lastRow="0" w:noHBand="0" w:noVBand="1" w:val="04A0"/>
       </w:tblPr>
       <w:tblGrid>
-        <w:gridCol w:w="4320"/>
-        <w:gridCol w:w="4320"/>
+        <w:gridCol w:w="4161"/>
+        <w:gridCol w:w="4161"/>
       </w:tblGrid>
       <w:tr>
         <w:tc>
           <w:tcPr>
-            <w:tcW w:type="dxa" w:w="4320"/>
+            <w:tcW w:type="dxa" w:w="4162"/>
           </w:tcPr>
           <w:p>
             <w:r>
@@ -56,7 +56,7 @@
         </w:tc>
         <w:tc>
           <w:tcPr>
-            <w:tcW w:type="dxa" w:w="4320"/>
+            <w:tcW w:type="dxa" w:w="4162"/>
             <w:vAlign w:val="center"/>
             <w:tcBorders>
               <w:top w:val="dashed" w:sz="6" w:color="A6ACB0"/>
@@ -90,9 +90,10 @@
       </w:pPr>
       <w:r>
         <w:rPr>
-          <w:b/>
+          <w:rFonts w:ascii="TWK Everett Black" w:hAnsi="TWK Everett Black"/>
+          <w:b w:val="0"/>
           <w:color w:val="1C2B33"/>
-          <w:sz w:val="68"/>
+          <w:sz w:val="71"/>
         </w:rPr>
         <w:t>Scope of Work</w:t>
       </w:r>
@@ -103,9 +104,10 @@
       </w:pPr>
       <w:r>
         <w:rPr>
+          <w:rFonts w:ascii="TWK Everett Bold" w:hAnsi="TWK Everett Bold"/>
           <w:b w:val="0"/>
           <w:color w:val="0064E0"/>
-          <w:sz w:val="36"/>
+          <w:sz w:val="38"/>
         </w:rPr>
         <w:t>{{ project_title }}</w:t>
       </w:r>
@@ -117,13 +119,13 @@
         <w:tblLook w:firstColumn="1" w:firstRow="1" w:lastColumn="0" w:lastRow="0" w:noHBand="0" w:noVBand="1" w:val="04A0"/>
       </w:tblPr>
       <w:tblGrid>
-        <w:gridCol w:w="2160"/>
-        <w:gridCol w:w="7200"/>
+        <w:gridCol w:w="2088"/>
+        <w:gridCol w:w="6940"/>
       </w:tblGrid>
       <w:tr>
         <w:tc>
           <w:tcPr>
-            <w:tcW w:type="dxa" w:w="2160"/>
+            <w:tcW w:type="dxa" w:w="2088"/>
           </w:tcPr>
           <w:p>
             <w:r>
@@ -137,12 +139,12 @@
         </w:tc>
         <w:tc>
           <w:tcPr>
-            <w:tcW w:type="dxa" w:w="7200"/>
+            <w:tcW w:type="dxa" w:w="6941"/>
           </w:tcPr>
           <w:p>
             <w:r>
               <w:rPr>
-                <w:b/>
+                <w:rFonts w:ascii="TWK Lausanne 550" w:hAnsi="TWK Lausanne 550"/>
               </w:rPr>
               <w:t>{{ client_name }}</w:t>
             </w:r>
@@ -152,7 +154,7 @@
       <w:tr>
         <w:tc>
           <w:tcPr>
-            <w:tcW w:type="dxa" w:w="2160"/>
+            <w:tcW w:type="dxa" w:w="2088"/>
           </w:tcPr>
           <w:p>
             <w:r>
@@ -166,12 +168,12 @@
         </w:tc>
         <w:tc>
           <w:tcPr>
-            <w:tcW w:type="dxa" w:w="7200"/>
+            <w:tcW w:type="dxa" w:w="6941"/>
           </w:tcPr>
           <w:p>
             <w:r>
               <w:rPr>
-                <w:b/>
+                <w:rFonts w:ascii="TWK Lausanne 550" w:hAnsi="TWK Lausanne 550"/>
               </w:rPr>
               <w:t>{{ vendor_name }}</w:t>
             </w:r>
@@ -181,7 +183,7 @@
       <w:tr>
         <w:tc>
           <w:tcPr>
-            <w:tcW w:type="dxa" w:w="2160"/>
+            <w:tcW w:type="dxa" w:w="2088"/>
           </w:tcPr>
           <w:p>
             <w:r>
@@ -195,12 +197,12 @@
         </w:tc>
         <w:tc>
           <w:tcPr>
-            <w:tcW w:type="dxa" w:w="7200"/>
+            <w:tcW w:type="dxa" w:w="6941"/>
           </w:tcPr>
           <w:p>
             <w:r>
               <w:rPr>
-                <w:b/>
+                <w:rFonts w:ascii="TWK Lausanne 550" w:hAnsi="TWK Lausanne 550"/>
               </w:rPr>
               <w:t>{{ sow_date }}</w:t>
             </w:r>
@@ -210,7 +212,7 @@
       <w:tr>
         <w:tc>
           <w:tcPr>
-            <w:tcW w:type="dxa" w:w="2160"/>
+            <w:tcW w:type="dxa" w:w="2088"/>
           </w:tcPr>
           <w:p>
             <w:r>
@@ -224,12 +226,12 @@
         </w:tc>
         <w:tc>
           <w:tcPr>
-            <w:tcW w:type="dxa" w:w="7200"/>
+            <w:tcW w:type="dxa" w:w="6941"/>
           </w:tcPr>
           <w:p>
             <w:r>
               <w:rPr>
-                <w:b/>
+                <w:rFonts w:ascii="TWK Lausanne 550" w:hAnsi="TWK Lausanne 550"/>
               </w:rPr>
               <w:t>{{ version }}</w:t>
             </w:r>
@@ -239,7 +241,7 @@
       <w:tr>
         <w:tc>
           <w:tcPr>
-            <w:tcW w:type="dxa" w:w="2160"/>
+            <w:tcW w:type="dxa" w:w="2088"/>
           </w:tcPr>
           <w:p>
             <w:r>
@@ -249,7 +251,7 @@
         </w:tc>
         <w:tc>
           <w:tcPr>
-            <w:tcW w:type="dxa" w:w="7200"/>
+            <w:tcW w:type="dxa" w:w="6941"/>
           </w:tcPr>
           <w:p/>
         </w:tc>
@@ -257,7 +259,7 @@
       <w:tr>
         <w:tc>
           <w:tcPr>
-            <w:tcW w:type="dxa" w:w="2160"/>
+            <w:tcW w:type="dxa" w:w="2088"/>
           </w:tcPr>
           <w:p>
             <w:r>
@@ -271,12 +273,12 @@
         </w:tc>
         <w:tc>
           <w:tcPr>
-            <w:tcW w:type="dxa" w:w="7200"/>
+            <w:tcW w:type="dxa" w:w="6941"/>
           </w:tcPr>
           <w:p>
             <w:r>
               <w:rPr>
-                <w:b/>
+                <w:rFonts w:ascii="TWK Lausanne 550" w:hAnsi="TWK Lausanne 550"/>
               </w:rPr>
               <w:t>{{ author }}</w:t>
             </w:r>
@@ -286,7 +288,7 @@
       <w:tr>
         <w:tc>
           <w:tcPr>
-            <w:tcW w:type="dxa" w:w="2160"/>
+            <w:tcW w:type="dxa" w:w="2088"/>
           </w:tcPr>
           <w:p>
             <w:r>
@@ -296,7 +298,7 @@
         </w:tc>
         <w:tc>
           <w:tcPr>
-            <w:tcW w:type="dxa" w:w="7200"/>
+            <w:tcW w:type="dxa" w:w="6941"/>
           </w:tcPr>
           <w:p/>
         </w:tc>
@@ -327,9 +329,10 @@
       </w:pPr>
       <w:r>
         <w:rPr>
-          <w:b/>
+          <w:rFonts w:ascii="TWK Everett Bold" w:hAnsi="TWK Everett Bold"/>
+          <w:b w:val="0"/>
           <w:color w:val="1C2B33"/>
-          <w:sz w:val="44"/>
+          <w:sz w:val="46"/>
         </w:rPr>
         <w:t>Scope of Work</w:t>
       </w:r>
@@ -340,9 +343,10 @@
       </w:pPr>
       <w:r>
         <w:rPr>
+          <w:rFonts w:ascii="TWK Everett Medium" w:hAnsi="TWK Everett Medium"/>
           <w:b w:val="0"/>
           <w:color w:val="0064E0"/>
-          <w:sz w:val="28"/>
+          <w:sz w:val="29"/>
         </w:rPr>
         <w:t>{{ project_title }}</w:t>
       </w:r>
@@ -358,9 +362,10 @@
       </w:pPr>
       <w:r>
         <w:rPr>
-          <w:b/>
+          <w:rFonts w:ascii="TWK Everett Medium" w:hAnsi="TWK Everett Medium"/>
+          <w:b w:val="0"/>
           <w:color w:val="1C2B33"/>
-          <w:sz w:val="26"/>
+          <w:sz w:val="27"/>
         </w:rPr>
         <w:t>Contents</w:t>
       </w:r>
@@ -611,8 +616,8 @@
         <w:tblLook w:firstColumn="1" w:firstRow="1" w:lastColumn="0" w:lastRow="0" w:noHBand="0" w:noVBand="1" w:val="04A0"/>
       </w:tblPr>
       <w:tblGrid>
-        <w:gridCol w:w="720"/>
-        <w:gridCol w:w="8640"/>
+        <w:gridCol w:w="691"/>
+        <w:gridCol w:w="8337"/>
       </w:tblGrid>
       <w:tr>
         <w:trPr>
@@ -620,13 +625,13 @@
         </w:trPr>
         <w:tc>
           <w:tcPr>
-            <w:tcW w:type="dxa" w:w="720"/>
+            <w:tcW w:type="dxa" w:w="691"/>
             <w:shd w:val="clear" w:color="auto" w:fill="0064E0"/>
           </w:tcPr>
           <w:p>
             <w:r>
               <w:rPr>
-                <w:b/>
+                <w:rFonts w:ascii="TWK Lausanne 550" w:hAnsi="TWK Lausanne 550"/>
                 <w:color w:val="FFFFFF"/>
               </w:rPr>
               <w:t>#</w:t>
@@ -635,13 +640,13 @@
         </w:tc>
         <w:tc>
           <w:tcPr>
-            <w:tcW w:type="dxa" w:w="8640"/>
+            <w:tcW w:type="dxa" w:w="8338"/>
             <w:shd w:val="clear" w:color="auto" w:fill="0064E0"/>
           </w:tcPr>
           <w:p>
             <w:r>
               <w:rPr>
-                <w:b/>
+                <w:rFonts w:ascii="TWK Lausanne 550" w:hAnsi="TWK Lausanne 550"/>
                 <w:color w:val="FFFFFF"/>
               </w:rPr>
               <w:t>Functional requirement</w:t>
@@ -652,7 +657,7 @@
       <w:tr>
         <w:tc>
           <w:tcPr>
-            <w:tcW w:type="dxa" w:w="720"/>
+            <w:tcW w:type="dxa" w:w="691"/>
           </w:tcPr>
           <w:p>
             <w:r>
@@ -662,7 +667,7 @@
         </w:tc>
         <w:tc>
           <w:tcPr>
-            <w:tcW w:type="dxa" w:w="8640"/>
+            <w:tcW w:type="dxa" w:w="8338"/>
           </w:tcPr>
           <w:p/>
         </w:tc>
@@ -670,7 +675,7 @@
       <w:tr>
         <w:tc>
           <w:tcPr>
-            <w:tcW w:type="dxa" w:w="720"/>
+            <w:tcW w:type="dxa" w:w="691"/>
           </w:tcPr>
           <w:p>
             <w:r>
@@ -680,7 +685,7 @@
         </w:tc>
         <w:tc>
           <w:tcPr>
-            <w:tcW w:type="dxa" w:w="8640"/>
+            <w:tcW w:type="dxa" w:w="8338"/>
           </w:tcPr>
           <w:p>
             <w:r>
@@ -692,7 +697,7 @@
       <w:tr>
         <w:tc>
           <w:tcPr>
-            <w:tcW w:type="dxa" w:w="720"/>
+            <w:tcW w:type="dxa" w:w="691"/>
           </w:tcPr>
           <w:p>
             <w:r>
@@ -702,7 +707,7 @@
         </w:tc>
         <w:tc>
           <w:tcPr>
-            <w:tcW w:type="dxa" w:w="8640"/>
+            <w:tcW w:type="dxa" w:w="8338"/>
           </w:tcPr>
           <w:p/>
         </w:tc>
@@ -736,8 +741,8 @@
         <w:tblLook w:firstColumn="1" w:firstRow="1" w:lastColumn="0" w:lastRow="0" w:noHBand="0" w:noVBand="1" w:val="04A0"/>
       </w:tblPr>
       <w:tblGrid>
-        <w:gridCol w:w="720"/>
-        <w:gridCol w:w="8640"/>
+        <w:gridCol w:w="691"/>
+        <w:gridCol w:w="8337"/>
       </w:tblGrid>
       <w:tr>
         <w:trPr>
@@ -745,13 +750,13 @@
         </w:trPr>
         <w:tc>
           <w:tcPr>
-            <w:tcW w:type="dxa" w:w="720"/>
+            <w:tcW w:type="dxa" w:w="691"/>
             <w:shd w:val="clear" w:color="auto" w:fill="0064E0"/>
           </w:tcPr>
           <w:p>
             <w:r>
               <w:rPr>
-                <w:b/>
+                <w:rFonts w:ascii="TWK Lausanne 550" w:hAnsi="TWK Lausanne 550"/>
                 <w:color w:val="FFFFFF"/>
               </w:rPr>
               <w:t>#</w:t>
@@ -760,13 +765,13 @@
         </w:tc>
         <w:tc>
           <w:tcPr>
-            <w:tcW w:type="dxa" w:w="8640"/>
+            <w:tcW w:type="dxa" w:w="8338"/>
             <w:shd w:val="clear" w:color="auto" w:fill="0064E0"/>
           </w:tcPr>
           <w:p>
             <w:r>
               <w:rPr>
-                <w:b/>
+                <w:rFonts w:ascii="TWK Lausanne 550" w:hAnsi="TWK Lausanne 550"/>
                 <w:color w:val="FFFFFF"/>
               </w:rPr>
               <w:t>Non-functional requirement</w:t>
@@ -777,7 +782,7 @@
       <w:tr>
         <w:tc>
           <w:tcPr>
-            <w:tcW w:type="dxa" w:w="720"/>
+            <w:tcW w:type="dxa" w:w="691"/>
           </w:tcPr>
           <w:p>
             <w:r>
@@ -787,7 +792,7 @@
         </w:tc>
         <w:tc>
           <w:tcPr>
-            <w:tcW w:type="dxa" w:w="8640"/>
+            <w:tcW w:type="dxa" w:w="8338"/>
           </w:tcPr>
           <w:p/>
         </w:tc>
@@ -795,7 +800,7 @@
       <w:tr>
         <w:tc>
           <w:tcPr>
-            <w:tcW w:type="dxa" w:w="720"/>
+            <w:tcW w:type="dxa" w:w="691"/>
           </w:tcPr>
           <w:p>
             <w:r>
@@ -805,7 +810,7 @@
         </w:tc>
         <w:tc>
           <w:tcPr>
-            <w:tcW w:type="dxa" w:w="8640"/>
+            <w:tcW w:type="dxa" w:w="8338"/>
           </w:tcPr>
           <w:p>
             <w:r>
@@ -817,7 +822,7 @@
       <w:tr>
         <w:tc>
           <w:tcPr>
-            <w:tcW w:type="dxa" w:w="720"/>
+            <w:tcW w:type="dxa" w:w="691"/>
           </w:tcPr>
           <w:p>
             <w:r>
@@ -827,7 +832,7 @@
         </w:tc>
         <w:tc>
           <w:tcPr>
-            <w:tcW w:type="dxa" w:w="8640"/>
+            <w:tcW w:type="dxa" w:w="8338"/>
           </w:tcPr>
           <w:p/>
         </w:tc>
@@ -901,8 +906,8 @@
         <w:tblLook w:firstColumn="1" w:firstRow="1" w:lastColumn="0" w:lastRow="0" w:noHBand="0" w:noVBand="1" w:val="04A0"/>
       </w:tblPr>
       <w:tblGrid>
-        <w:gridCol w:w="2880"/>
-        <w:gridCol w:w="6480"/>
+        <w:gridCol w:w="2779"/>
+        <w:gridCol w:w="6249"/>
       </w:tblGrid>
       <w:tr>
         <w:trPr>
@@ -910,13 +915,13 @@
         </w:trPr>
         <w:tc>
           <w:tcPr>
-            <w:tcW w:type="dxa" w:w="2880"/>
+            <w:tcW w:type="dxa" w:w="2779"/>
             <w:shd w:val="clear" w:color="auto" w:fill="0064E0"/>
           </w:tcPr>
           <w:p>
             <w:r>
               <w:rPr>
-                <w:b/>
+                <w:rFonts w:ascii="TWK Lausanne 550" w:hAnsi="TWK Lausanne 550"/>
                 <w:color w:val="FFFFFF"/>
               </w:rPr>
               <w:t>Component</w:t>
@@ -925,13 +930,13 @@
         </w:tc>
         <w:tc>
           <w:tcPr>
-            <w:tcW w:type="dxa" w:w="6480"/>
+            <w:tcW w:type="dxa" w:w="6250"/>
             <w:shd w:val="clear" w:color="auto" w:fill="0064E0"/>
           </w:tcPr>
           <w:p>
             <w:r>
               <w:rPr>
-                <w:b/>
+                <w:rFonts w:ascii="TWK Lausanne 550" w:hAnsi="TWK Lausanne 550"/>
                 <w:color w:val="FFFFFF"/>
               </w:rPr>
               <w:t>Role in the solution</w:t>
@@ -942,7 +947,7 @@
       <w:tr>
         <w:tc>
           <w:tcPr>
-            <w:tcW w:type="dxa" w:w="2880"/>
+            <w:tcW w:type="dxa" w:w="2779"/>
           </w:tcPr>
           <w:p>
             <w:r>
@@ -952,7 +957,7 @@
         </w:tc>
         <w:tc>
           <w:tcPr>
-            <w:tcW w:type="dxa" w:w="6480"/>
+            <w:tcW w:type="dxa" w:w="6250"/>
           </w:tcPr>
           <w:p/>
         </w:tc>
@@ -960,7 +965,7 @@
       <w:tr>
         <w:tc>
           <w:tcPr>
-            <w:tcW w:type="dxa" w:w="2880"/>
+            <w:tcW w:type="dxa" w:w="2779"/>
           </w:tcPr>
           <w:p>
             <w:r>
@@ -970,7 +975,7 @@
         </w:tc>
         <w:tc>
           <w:tcPr>
-            <w:tcW w:type="dxa" w:w="6480"/>
+            <w:tcW w:type="dxa" w:w="6250"/>
           </w:tcPr>
           <w:p>
             <w:r>
@@ -982,7 +987,7 @@
       <w:tr>
         <w:tc>
           <w:tcPr>
-            <w:tcW w:type="dxa" w:w="2880"/>
+            <w:tcW w:type="dxa" w:w="2779"/>
           </w:tcPr>
           <w:p>
             <w:r>
@@ -992,7 +997,7 @@
         </w:tc>
         <w:tc>
           <w:tcPr>
-            <w:tcW w:type="dxa" w:w="6480"/>
+            <w:tcW w:type="dxa" w:w="6250"/>
           </w:tcPr>
           <w:p/>
         </w:tc>
@@ -1028,8 +1033,8 @@
         <w:tblLook w:firstColumn="1" w:firstRow="1" w:lastColumn="0" w:lastRow="0" w:noHBand="0" w:noVBand="1" w:val="04A0"/>
       </w:tblPr>
       <w:tblGrid>
-        <w:gridCol w:w="2880"/>
-        <w:gridCol w:w="6480"/>
+        <w:gridCol w:w="2779"/>
+        <w:gridCol w:w="6249"/>
       </w:tblGrid>
       <w:tr>
         <w:trPr>
@@ -1037,13 +1042,13 @@
         </w:trPr>
         <w:tc>
           <w:tcPr>
-            <w:tcW w:type="dxa" w:w="2880"/>
+            <w:tcW w:type="dxa" w:w="2779"/>
             <w:shd w:val="clear" w:color="auto" w:fill="0064E0"/>
           </w:tcPr>
           <w:p>
             <w:r>
               <w:rPr>
-                <w:b/>
+                <w:rFonts w:ascii="TWK Lausanne 550" w:hAnsi="TWK Lausanne 550"/>
                 <w:color w:val="FFFFFF"/>
               </w:rPr>
               <w:t>Integration</w:t>
@@ -1052,13 +1057,13 @@
         </w:tc>
         <w:tc>
           <w:tcPr>
-            <w:tcW w:type="dxa" w:w="6480"/>
+            <w:tcW w:type="dxa" w:w="6250"/>
             <w:shd w:val="clear" w:color="auto" w:fill="0064E0"/>
           </w:tcPr>
           <w:p>
             <w:r>
               <w:rPr>
-                <w:b/>
+                <w:rFonts w:ascii="TWK Lausanne 550" w:hAnsi="TWK Lausanne 550"/>
                 <w:color w:val="FFFFFF"/>
               </w:rPr>
               <w:t>Source, target and purpose</w:t>
@@ -1069,7 +1074,7 @@
       <w:tr>
         <w:tc>
           <w:tcPr>
-            <w:tcW w:type="dxa" w:w="2880"/>
+            <w:tcW w:type="dxa" w:w="2779"/>
           </w:tcPr>
           <w:p>
             <w:r>
@@ -1079,7 +1084,7 @@
         </w:tc>
         <w:tc>
           <w:tcPr>
-            <w:tcW w:type="dxa" w:w="6480"/>
+            <w:tcW w:type="dxa" w:w="6250"/>
           </w:tcPr>
           <w:p/>
         </w:tc>
@@ -1087,7 +1092,7 @@
       <w:tr>
         <w:tc>
           <w:tcPr>
-            <w:tcW w:type="dxa" w:w="2880"/>
+            <w:tcW w:type="dxa" w:w="2779"/>
           </w:tcPr>
           <w:p>
             <w:r>
@@ -1097,7 +1102,7 @@
         </w:tc>
         <w:tc>
           <w:tcPr>
-            <w:tcW w:type="dxa" w:w="6480"/>
+            <w:tcW w:type="dxa" w:w="6250"/>
           </w:tcPr>
           <w:p>
             <w:r>
@@ -1109,7 +1114,7 @@
       <w:tr>
         <w:tc>
           <w:tcPr>
-            <w:tcW w:type="dxa" w:w="2880"/>
+            <w:tcW w:type="dxa" w:w="2779"/>
           </w:tcPr>
           <w:p>
             <w:r>
@@ -1119,7 +1124,7 @@
         </w:tc>
         <w:tc>
           <w:tcPr>
-            <w:tcW w:type="dxa" w:w="6480"/>
+            <w:tcW w:type="dxa" w:w="6250"/>
           </w:tcPr>
           <w:p/>
         </w:tc>
@@ -1212,10 +1217,10 @@
         <w:tblLook w:firstColumn="1" w:firstRow="1" w:lastColumn="0" w:lastRow="0" w:noHBand="0" w:noVBand="1" w:val="04A0"/>
       </w:tblPr>
       <w:tblGrid>
-        <w:gridCol w:w="2015"/>
-        <w:gridCol w:w="2304"/>
-        <w:gridCol w:w="3456"/>
-        <w:gridCol w:w="1584"/>
+        <w:gridCol w:w="1944"/>
+        <w:gridCol w:w="2217"/>
+        <w:gridCol w:w="3340"/>
+        <w:gridCol w:w="1526"/>
       </w:tblGrid>
       <w:tr>
         <w:trPr>
@@ -1223,13 +1228,13 @@
         </w:trPr>
         <w:tc>
           <w:tcPr>
-            <w:tcW w:type="dxa" w:w="2016"/>
+            <w:tcW w:type="dxa" w:w="1944"/>
             <w:shd w:val="clear" w:color="auto" w:fill="0064E0"/>
           </w:tcPr>
           <w:p>
             <w:r>
               <w:rPr>
-                <w:b/>
+                <w:rFonts w:ascii="TWK Lausanne 550" w:hAnsi="TWK Lausanne 550"/>
                 <w:color w:val="FFFFFF"/>
               </w:rPr>
               <w:t>Phase</w:t>
@@ -1238,13 +1243,13 @@
         </w:tc>
         <w:tc>
           <w:tcPr>
-            <w:tcW w:type="dxa" w:w="2304"/>
+            <w:tcW w:type="dxa" w:w="2218"/>
             <w:shd w:val="clear" w:color="auto" w:fill="0064E0"/>
           </w:tcPr>
           <w:p>
             <w:r>
               <w:rPr>
-                <w:b/>
+                <w:rFonts w:ascii="TWK Lausanne 550" w:hAnsi="TWK Lausanne 550"/>
                 <w:color w:val="FFFFFF"/>
               </w:rPr>
               <w:t>Deliverable</w:t>
@@ -1253,13 +1258,13 @@
         </w:tc>
         <w:tc>
           <w:tcPr>
-            <w:tcW w:type="dxa" w:w="3456"/>
+            <w:tcW w:type="dxa" w:w="3341"/>
             <w:shd w:val="clear" w:color="auto" w:fill="0064E0"/>
           </w:tcPr>
           <w:p>
             <w:r>
               <w:rPr>
-                <w:b/>
+                <w:rFonts w:ascii="TWK Lausanne 550" w:hAnsi="TWK Lausanne 550"/>
                 <w:color w:val="FFFFFF"/>
               </w:rPr>
               <w:t>Description</w:t>
@@ -1268,13 +1273,13 @@
         </w:tc>
         <w:tc>
           <w:tcPr>
-            <w:tcW w:type="dxa" w:w="1584"/>
+            <w:tcW w:type="dxa" w:w="1526"/>
             <w:shd w:val="clear" w:color="auto" w:fill="0064E0"/>
           </w:tcPr>
           <w:p>
             <w:r>
               <w:rPr>
-                <w:b/>
+                <w:rFonts w:ascii="TWK Lausanne 550" w:hAnsi="TWK Lausanne 550"/>
                 <w:color w:val="FFFFFF"/>
               </w:rPr>
               <w:t>Format</w:t>
@@ -1285,7 +1290,7 @@
       <w:tr>
         <w:tc>
           <w:tcPr>
-            <w:tcW w:type="dxa" w:w="2016"/>
+            <w:tcW w:type="dxa" w:w="1944"/>
           </w:tcPr>
           <w:p>
             <w:r>
@@ -1295,19 +1300,19 @@
         </w:tc>
         <w:tc>
           <w:tcPr>
-            <w:tcW w:type="dxa" w:w="2304"/>
+            <w:tcW w:type="dxa" w:w="2218"/>
           </w:tcPr>
           <w:p/>
         </w:tc>
         <w:tc>
           <w:tcPr>
-            <w:tcW w:type="dxa" w:w="3456"/>
+            <w:tcW w:type="dxa" w:w="3341"/>
           </w:tcPr>
           <w:p/>
         </w:tc>
         <w:tc>
           <w:tcPr>
-            <w:tcW w:type="dxa" w:w="1584"/>
+            <w:tcW w:type="dxa" w:w="1526"/>
           </w:tcPr>
           <w:p/>
         </w:tc>
@@ -1315,7 +1320,7 @@
       <w:tr>
         <w:tc>
           <w:tcPr>
-            <w:tcW w:type="dxa" w:w="2016"/>
+            <w:tcW w:type="dxa" w:w="1944"/>
           </w:tcPr>
           <w:p>
             <w:r>
@@ -1325,7 +1330,7 @@
         </w:tc>
         <w:tc>
           <w:tcPr>
-            <w:tcW w:type="dxa" w:w="2304"/>
+            <w:tcW w:type="dxa" w:w="2218"/>
           </w:tcPr>
           <w:p>
             <w:r>
@@ -1335,7 +1340,7 @@
         </w:tc>
         <w:tc>
           <w:tcPr>
-            <w:tcW w:type="dxa" w:w="3456"/>
+            <w:tcW w:type="dxa" w:w="3341"/>
           </w:tcPr>
           <w:p>
             <w:r>
@@ -1345,7 +1350,7 @@
         </w:tc>
         <w:tc>
           <w:tcPr>
-            <w:tcW w:type="dxa" w:w="1584"/>
+            <w:tcW w:type="dxa" w:w="1526"/>
           </w:tcPr>
           <w:p>
             <w:r>
@@ -1357,7 +1362,7 @@
       <w:tr>
         <w:tc>
           <w:tcPr>
-            <w:tcW w:type="dxa" w:w="2016"/>
+            <w:tcW w:type="dxa" w:w="1944"/>
           </w:tcPr>
           <w:p>
             <w:r>
@@ -1367,19 +1372,19 @@
         </w:tc>
         <w:tc>
           <w:tcPr>
-            <w:tcW w:type="dxa" w:w="2304"/>
+            <w:tcW w:type="dxa" w:w="2218"/>
           </w:tcPr>
           <w:p/>
         </w:tc>
         <w:tc>
           <w:tcPr>
-            <w:tcW w:type="dxa" w:w="3456"/>
+            <w:tcW w:type="dxa" w:w="3341"/>
           </w:tcPr>
           <w:p/>
         </w:tc>
         <w:tc>
           <w:tcPr>
-            <w:tcW w:type="dxa" w:w="1584"/>
+            <w:tcW w:type="dxa" w:w="1526"/>
           </w:tcPr>
           <w:p/>
         </w:tc>
@@ -1528,8 +1533,8 @@
         <w:tblLook w:firstColumn="1" w:firstRow="1" w:lastColumn="0" w:lastRow="0" w:noHBand="0" w:noVBand="1" w:val="04A0"/>
       </w:tblPr>
       <w:tblGrid>
-        <w:gridCol w:w="3600"/>
-        <w:gridCol w:w="5760"/>
+        <w:gridCol w:w="3470"/>
+        <w:gridCol w:w="5558"/>
       </w:tblGrid>
       <w:tr>
         <w:trPr>
@@ -1537,13 +1542,13 @@
         </w:trPr>
         <w:tc>
           <w:tcPr>
-            <w:tcW w:type="dxa" w:w="3600"/>
+            <w:tcW w:type="dxa" w:w="3470"/>
             <w:shd w:val="clear" w:color="auto" w:fill="0064E0"/>
           </w:tcPr>
           <w:p>
             <w:r>
               <w:rPr>
-                <w:b/>
+                <w:rFonts w:ascii="TWK Lausanne 550" w:hAnsi="TWK Lausanne 550"/>
                 <w:color w:val="FFFFFF"/>
               </w:rPr>
               <w:t>Risk</w:t>
@@ -1552,13 +1557,13 @@
         </w:tc>
         <w:tc>
           <w:tcPr>
-            <w:tcW w:type="dxa" w:w="5760"/>
+            <w:tcW w:type="dxa" w:w="5558"/>
             <w:shd w:val="clear" w:color="auto" w:fill="0064E0"/>
           </w:tcPr>
           <w:p>
             <w:r>
               <w:rPr>
-                <w:b/>
+                <w:rFonts w:ascii="TWK Lausanne 550" w:hAnsi="TWK Lausanne 550"/>
                 <w:color w:val="FFFFFF"/>
               </w:rPr>
               <w:t>Mitigation</w:t>
@@ -1569,7 +1574,7 @@
       <w:tr>
         <w:tc>
           <w:tcPr>
-            <w:tcW w:type="dxa" w:w="3600"/>
+            <w:tcW w:type="dxa" w:w="3470"/>
           </w:tcPr>
           <w:p>
             <w:r>
@@ -1579,7 +1584,7 @@
         </w:tc>
         <w:tc>
           <w:tcPr>
-            <w:tcW w:type="dxa" w:w="5760"/>
+            <w:tcW w:type="dxa" w:w="5558"/>
           </w:tcPr>
           <w:p/>
         </w:tc>
@@ -1587,7 +1592,7 @@
       <w:tr>
         <w:tc>
           <w:tcPr>
-            <w:tcW w:type="dxa" w:w="3600"/>
+            <w:tcW w:type="dxa" w:w="3470"/>
           </w:tcPr>
           <w:p>
             <w:r>
@@ -1597,7 +1602,7 @@
         </w:tc>
         <w:tc>
           <w:tcPr>
-            <w:tcW w:type="dxa" w:w="5760"/>
+            <w:tcW w:type="dxa" w:w="5558"/>
           </w:tcPr>
           <w:p>
             <w:r>
@@ -1609,7 +1614,7 @@
       <w:tr>
         <w:tc>
           <w:tcPr>
-            <w:tcW w:type="dxa" w:w="3600"/>
+            <w:tcW w:type="dxa" w:w="3470"/>
           </w:tcPr>
           <w:p>
             <w:r>
@@ -1619,7 +1624,7 @@
         </w:tc>
         <w:tc>
           <w:tcPr>
-            <w:tcW w:type="dxa" w:w="5760"/>
+            <w:tcW w:type="dxa" w:w="5558"/>
           </w:tcPr>
           <w:p/>
         </w:tc>
@@ -1709,7 +1714,7 @@
     <w:p>
       <w:r>
         <w:rPr>
-          <w:b/>
+          <w:rFonts w:ascii="TWK Lausanne 550" w:hAnsi="TWK Lausanne 550"/>
         </w:rPr>
         <w:t xml:space="preserve">Start date (estimated): </w:t>
       </w:r>
@@ -1720,7 +1725,7 @@
     <w:p>
       <w:r>
         <w:rPr>
-          <w:b/>
+          <w:rFonts w:ascii="TWK Lausanne 550" w:hAnsi="TWK Lausanne 550"/>
         </w:rPr>
         <w:t xml:space="preserve">End date (estimated): </w:t>
       </w:r>
@@ -1737,9 +1742,9 @@
         <w:tblLook w:firstColumn="1" w:firstRow="1" w:lastColumn="0" w:lastRow="0" w:noHBand="0" w:noVBand="1" w:val="04A0"/>
       </w:tblPr>
       <w:tblGrid>
-        <w:gridCol w:w="2448"/>
-        <w:gridCol w:w="1728"/>
-        <w:gridCol w:w="5184"/>
+        <w:gridCol w:w="2361"/>
+        <w:gridCol w:w="1670"/>
+        <w:gridCol w:w="4996"/>
       </w:tblGrid>
       <w:tr>
         <w:trPr>
@@ -1747,13 +1752,13 @@
         </w:trPr>
         <w:tc>
           <w:tcPr>
-            <w:tcW w:type="dxa" w:w="2448"/>
+            <w:tcW w:type="dxa" w:w="2362"/>
             <w:shd w:val="clear" w:color="auto" w:fill="0064E0"/>
           </w:tcPr>
           <w:p>
             <w:r>
               <w:rPr>
-                <w:b/>
+                <w:rFonts w:ascii="TWK Lausanne 550" w:hAnsi="TWK Lausanne 550"/>
                 <w:color w:val="FFFFFF"/>
               </w:rPr>
               <w:t>Phase</w:t>
@@ -1762,13 +1767,13 @@
         </w:tc>
         <w:tc>
           <w:tcPr>
-            <w:tcW w:type="dxa" w:w="1728"/>
+            <w:tcW w:type="dxa" w:w="1670"/>
             <w:shd w:val="clear" w:color="auto" w:fill="0064E0"/>
           </w:tcPr>
           <w:p>
             <w:r>
               <w:rPr>
-                <w:b/>
+                <w:rFonts w:ascii="TWK Lausanne 550" w:hAnsi="TWK Lausanne 550"/>
                 <w:color w:val="FFFFFF"/>
               </w:rPr>
               <w:t>Period</w:t>
@@ -1777,13 +1782,13 @@
         </w:tc>
         <w:tc>
           <w:tcPr>
-            <w:tcW w:type="dxa" w:w="5184"/>
+            <w:tcW w:type="dxa" w:w="4997"/>
             <w:shd w:val="clear" w:color="auto" w:fill="0064E0"/>
           </w:tcPr>
           <w:p>
             <w:r>
               <w:rPr>
-                <w:b/>
+                <w:rFonts w:ascii="TWK Lausanne 550" w:hAnsi="TWK Lausanne 550"/>
                 <w:color w:val="FFFFFF"/>
               </w:rPr>
               <w:t>Activities and outcomes</w:t>
@@ -1794,7 +1799,7 @@
       <w:tr>
         <w:tc>
           <w:tcPr>
-            <w:tcW w:type="dxa" w:w="2448"/>
+            <w:tcW w:type="dxa" w:w="2362"/>
           </w:tcPr>
           <w:p>
             <w:r>
@@ -1804,13 +1809,13 @@
         </w:tc>
         <w:tc>
           <w:tcPr>
-            <w:tcW w:type="dxa" w:w="1728"/>
+            <w:tcW w:type="dxa" w:w="1670"/>
           </w:tcPr>
           <w:p/>
         </w:tc>
         <w:tc>
           <w:tcPr>
-            <w:tcW w:type="dxa" w:w="5184"/>
+            <w:tcW w:type="dxa" w:w="4997"/>
           </w:tcPr>
           <w:p/>
         </w:tc>
@@ -1818,7 +1823,7 @@
       <w:tr>
         <w:tc>
           <w:tcPr>
-            <w:tcW w:type="dxa" w:w="2448"/>
+            <w:tcW w:type="dxa" w:w="2362"/>
           </w:tcPr>
           <w:p>
             <w:r>
@@ -1828,7 +1833,7 @@
         </w:tc>
         <w:tc>
           <w:tcPr>
-            <w:tcW w:type="dxa" w:w="1728"/>
+            <w:tcW w:type="dxa" w:w="1670"/>
           </w:tcPr>
           <w:p>
             <w:r>
@@ -1838,7 +1843,7 @@
         </w:tc>
         <w:tc>
           <w:tcPr>
-            <w:tcW w:type="dxa" w:w="5184"/>
+            <w:tcW w:type="dxa" w:w="4997"/>
           </w:tcPr>
           <w:p>
             <w:r>
@@ -1850,7 +1855,7 @@
       <w:tr>
         <w:tc>
           <w:tcPr>
-            <w:tcW w:type="dxa" w:w="2448"/>
+            <w:tcW w:type="dxa" w:w="2362"/>
           </w:tcPr>
           <w:p>
             <w:r>
@@ -1860,13 +1865,13 @@
         </w:tc>
         <w:tc>
           <w:tcPr>
-            <w:tcW w:type="dxa" w:w="1728"/>
+            <w:tcW w:type="dxa" w:w="1670"/>
           </w:tcPr>
           <w:p/>
         </w:tc>
         <w:tc>
           <w:tcPr>
-            <w:tcW w:type="dxa" w:w="5184"/>
+            <w:tcW w:type="dxa" w:w="4997"/>
           </w:tcPr>
           <w:p/>
         </w:tc>
@@ -1895,8 +1900,8 @@
         <w:tblLook w:firstColumn="1" w:firstRow="1" w:lastColumn="0" w:lastRow="0" w:noHBand="0" w:noVBand="1" w:val="04A0"/>
       </w:tblPr>
       <w:tblGrid>
-        <w:gridCol w:w="3168"/>
-        <w:gridCol w:w="6192"/>
+        <w:gridCol w:w="3052"/>
+        <w:gridCol w:w="5976"/>
       </w:tblGrid>
       <w:tr>
         <w:trPr>
@@ -1904,13 +1909,13 @@
         </w:trPr>
         <w:tc>
           <w:tcPr>
-            <w:tcW w:type="dxa" w:w="3168"/>
+            <w:tcW w:type="dxa" w:w="3053"/>
             <w:shd w:val="clear" w:color="auto" w:fill="0064E0"/>
           </w:tcPr>
           <w:p>
             <w:r>
               <w:rPr>
-                <w:b/>
+                <w:rFonts w:ascii="TWK Lausanne 550" w:hAnsi="TWK Lausanne 550"/>
                 <w:color w:val="FFFFFF"/>
               </w:rPr>
               <w:t>Vendor role</w:t>
@@ -1919,13 +1924,13 @@
         </w:tc>
         <w:tc>
           <w:tcPr>
-            <w:tcW w:type="dxa" w:w="6192"/>
+            <w:tcW w:type="dxa" w:w="5976"/>
             <w:shd w:val="clear" w:color="auto" w:fill="0064E0"/>
           </w:tcPr>
           <w:p>
             <w:r>
               <w:rPr>
-                <w:b/>
+                <w:rFonts w:ascii="TWK Lausanne 550" w:hAnsi="TWK Lausanne 550"/>
                 <w:color w:val="FFFFFF"/>
               </w:rPr>
               <w:t>Responsibilities</w:t>
@@ -1936,7 +1941,7 @@
       <w:tr>
         <w:tc>
           <w:tcPr>
-            <w:tcW w:type="dxa" w:w="3168"/>
+            <w:tcW w:type="dxa" w:w="3053"/>
           </w:tcPr>
           <w:p>
             <w:r>
@@ -1946,7 +1951,7 @@
         </w:tc>
         <w:tc>
           <w:tcPr>
-            <w:tcW w:type="dxa" w:w="6192"/>
+            <w:tcW w:type="dxa" w:w="5976"/>
           </w:tcPr>
           <w:p/>
         </w:tc>
@@ -1954,7 +1959,7 @@
       <w:tr>
         <w:tc>
           <w:tcPr>
-            <w:tcW w:type="dxa" w:w="3168"/>
+            <w:tcW w:type="dxa" w:w="3053"/>
           </w:tcPr>
           <w:p>
             <w:r>
@@ -1964,7 +1969,7 @@
         </w:tc>
         <w:tc>
           <w:tcPr>
-            <w:tcW w:type="dxa" w:w="6192"/>
+            <w:tcW w:type="dxa" w:w="5976"/>
           </w:tcPr>
           <w:p>
             <w:r>
@@ -1976,7 +1981,7 @@
       <w:tr>
         <w:tc>
           <w:tcPr>
-            <w:tcW w:type="dxa" w:w="3168"/>
+            <w:tcW w:type="dxa" w:w="3053"/>
           </w:tcPr>
           <w:p>
             <w:r>
@@ -1986,7 +1991,7 @@
         </w:tc>
         <w:tc>
           <w:tcPr>
-            <w:tcW w:type="dxa" w:w="6192"/>
+            <w:tcW w:type="dxa" w:w="5976"/>
           </w:tcPr>
           <w:p/>
         </w:tc>
@@ -2012,8 +2017,8 @@
         <w:tblLook w:firstColumn="1" w:firstRow="1" w:lastColumn="0" w:lastRow="0" w:noHBand="0" w:noVBand="1" w:val="04A0"/>
       </w:tblPr>
       <w:tblGrid>
-        <w:gridCol w:w="3168"/>
-        <w:gridCol w:w="6192"/>
+        <w:gridCol w:w="3052"/>
+        <w:gridCol w:w="5976"/>
       </w:tblGrid>
       <w:tr>
         <w:trPr>
@@ -2021,13 +2026,13 @@
         </w:trPr>
         <w:tc>
           <w:tcPr>
-            <w:tcW w:type="dxa" w:w="3168"/>
+            <w:tcW w:type="dxa" w:w="3053"/>
             <w:shd w:val="clear" w:color="auto" w:fill="0064E0"/>
           </w:tcPr>
           <w:p>
             <w:r>
               <w:rPr>
-                <w:b/>
+                <w:rFonts w:ascii="TWK Lausanne 550" w:hAnsi="TWK Lausanne 550"/>
                 <w:color w:val="FFFFFF"/>
               </w:rPr>
               <w:t>Client role</w:t>
@@ -2036,13 +2041,13 @@
         </w:tc>
         <w:tc>
           <w:tcPr>
-            <w:tcW w:type="dxa" w:w="6192"/>
+            <w:tcW w:type="dxa" w:w="5976"/>
             <w:shd w:val="clear" w:color="auto" w:fill="0064E0"/>
           </w:tcPr>
           <w:p>
             <w:r>
               <w:rPr>
-                <w:b/>
+                <w:rFonts w:ascii="TWK Lausanne 550" w:hAnsi="TWK Lausanne 550"/>
                 <w:color w:val="FFFFFF"/>
               </w:rPr>
               <w:t>Responsibilities</w:t>
@@ -2053,7 +2058,7 @@
       <w:tr>
         <w:tc>
           <w:tcPr>
-            <w:tcW w:type="dxa" w:w="3168"/>
+            <w:tcW w:type="dxa" w:w="3053"/>
           </w:tcPr>
           <w:p>
             <w:r>
@@ -2063,7 +2068,7 @@
         </w:tc>
         <w:tc>
           <w:tcPr>
-            <w:tcW w:type="dxa" w:w="6192"/>
+            <w:tcW w:type="dxa" w:w="5976"/>
           </w:tcPr>
           <w:p/>
         </w:tc>
@@ -2071,7 +2076,7 @@
       <w:tr>
         <w:tc>
           <w:tcPr>
-            <w:tcW w:type="dxa" w:w="3168"/>
+            <w:tcW w:type="dxa" w:w="3053"/>
           </w:tcPr>
           <w:p>
             <w:r>
@@ -2081,7 +2086,7 @@
         </w:tc>
         <w:tc>
           <w:tcPr>
-            <w:tcW w:type="dxa" w:w="6192"/>
+            <w:tcW w:type="dxa" w:w="5976"/>
           </w:tcPr>
           <w:p>
             <w:r>
@@ -2093,7 +2098,7 @@
       <w:tr>
         <w:tc>
           <w:tcPr>
-            <w:tcW w:type="dxa" w:w="3168"/>
+            <w:tcW w:type="dxa" w:w="3053"/>
           </w:tcPr>
           <w:p>
             <w:r>
@@ -2103,7 +2108,7 @@
         </w:tc>
         <w:tc>
           <w:tcPr>
-            <w:tcW w:type="dxa" w:w="6192"/>
+            <w:tcW w:type="dxa" w:w="5976"/>
           </w:tcPr>
           <w:p/>
         </w:tc>
@@ -2165,11 +2170,11 @@
         <w:tblLook w:firstColumn="1" w:firstRow="1" w:lastColumn="0" w:lastRow="0" w:noHBand="0" w:noVBand="1" w:val="04A0"/>
       </w:tblPr>
       <w:tblGrid>
-        <w:gridCol w:w="2304"/>
-        <w:gridCol w:w="2880"/>
-        <w:gridCol w:w="864"/>
-        <w:gridCol w:w="1655"/>
-        <w:gridCol w:w="1655"/>
+        <w:gridCol w:w="2217"/>
+        <w:gridCol w:w="2779"/>
+        <w:gridCol w:w="835"/>
+        <w:gridCol w:w="1598"/>
+        <w:gridCol w:w="1598"/>
       </w:tblGrid>
       <w:tr>
         <w:trPr>
@@ -2177,13 +2182,13 @@
         </w:trPr>
         <w:tc>
           <w:tcPr>
-            <w:tcW w:type="dxa" w:w="2304"/>
+            <w:tcW w:type="dxa" w:w="2218"/>
             <w:shd w:val="clear" w:color="auto" w:fill="0064E0"/>
           </w:tcPr>
           <w:p>
             <w:r>
               <w:rPr>
-                <w:b/>
+                <w:rFonts w:ascii="TWK Lausanne 550" w:hAnsi="TWK Lausanne 550"/>
                 <w:color w:val="FFFFFF"/>
               </w:rPr>
               <w:t>Item</w:t>
@@ -2192,13 +2197,13 @@
         </w:tc>
         <w:tc>
           <w:tcPr>
-            <w:tcW w:type="dxa" w:w="2880"/>
+            <w:tcW w:type="dxa" w:w="2779"/>
             <w:shd w:val="clear" w:color="auto" w:fill="0064E0"/>
           </w:tcPr>
           <w:p>
             <w:r>
               <w:rPr>
-                <w:b/>
+                <w:rFonts w:ascii="TWK Lausanne 550" w:hAnsi="TWK Lausanne 550"/>
                 <w:color w:val="FFFFFF"/>
               </w:rPr>
               <w:t>Description</w:t>
@@ -2207,13 +2212,13 @@
         </w:tc>
         <w:tc>
           <w:tcPr>
-            <w:tcW w:type="dxa" w:w="864"/>
+            <w:tcW w:type="dxa" w:w="835"/>
             <w:shd w:val="clear" w:color="auto" w:fill="0064E0"/>
           </w:tcPr>
           <w:p>
             <w:r>
               <w:rPr>
-                <w:b/>
+                <w:rFonts w:ascii="TWK Lausanne 550" w:hAnsi="TWK Lausanne 550"/>
                 <w:color w:val="FFFFFF"/>
               </w:rPr>
               <w:t>Qty</w:t>
@@ -2222,13 +2227,13 @@
         </w:tc>
         <w:tc>
           <w:tcPr>
-            <w:tcW w:type="dxa" w:w="1656"/>
+            <w:tcW w:type="dxa" w:w="1598"/>
             <w:shd w:val="clear" w:color="auto" w:fill="0064E0"/>
           </w:tcPr>
           <w:p>
             <w:r>
               <w:rPr>
-                <w:b/>
+                <w:rFonts w:ascii="TWK Lausanne 550" w:hAnsi="TWK Lausanne 550"/>
                 <w:color w:val="FFFFFF"/>
               </w:rPr>
               <w:t>Unit price</w:t>
@@ -2237,13 +2242,13 @@
         </w:tc>
         <w:tc>
           <w:tcPr>
-            <w:tcW w:type="dxa" w:w="1656"/>
+            <w:tcW w:type="dxa" w:w="1598"/>
             <w:shd w:val="clear" w:color="auto" w:fill="0064E0"/>
           </w:tcPr>
           <w:p>
             <w:r>
               <w:rPr>
-                <w:b/>
+                <w:rFonts w:ascii="TWK Lausanne 550" w:hAnsi="TWK Lausanne 550"/>
                 <w:color w:val="FFFFFF"/>
               </w:rPr>
               <w:t>Amount</w:t>
@@ -2254,7 +2259,7 @@
       <w:tr>
         <w:tc>
           <w:tcPr>
-            <w:tcW w:type="dxa" w:w="2304"/>
+            <w:tcW w:type="dxa" w:w="2218"/>
           </w:tcPr>
           <w:p>
             <w:r>
@@ -2264,25 +2269,25 @@
         </w:tc>
         <w:tc>
           <w:tcPr>
-            <w:tcW w:type="dxa" w:w="2880"/>
+            <w:tcW w:type="dxa" w:w="2779"/>
           </w:tcPr>
           <w:p/>
         </w:tc>
         <w:tc>
           <w:tcPr>
-            <w:tcW w:type="dxa" w:w="864"/>
+            <w:tcW w:type="dxa" w:w="835"/>
           </w:tcPr>
           <w:p/>
         </w:tc>
         <w:tc>
           <w:tcPr>
-            <w:tcW w:type="dxa" w:w="1656"/>
+            <w:tcW w:type="dxa" w:w="1598"/>
           </w:tcPr>
           <w:p/>
         </w:tc>
         <w:tc>
           <w:tcPr>
-            <w:tcW w:type="dxa" w:w="1656"/>
+            <w:tcW w:type="dxa" w:w="1598"/>
           </w:tcPr>
           <w:p/>
         </w:tc>
@@ -2290,7 +2295,7 @@
       <w:tr>
         <w:tc>
           <w:tcPr>
-            <w:tcW w:type="dxa" w:w="2304"/>
+            <w:tcW w:type="dxa" w:w="2218"/>
           </w:tcPr>
           <w:p>
             <w:r>
@@ -2300,7 +2305,7 @@
         </w:tc>
         <w:tc>
           <w:tcPr>
-            <w:tcW w:type="dxa" w:w="2880"/>
+            <w:tcW w:type="dxa" w:w="2779"/>
           </w:tcPr>
           <w:p>
             <w:r>
@@ -2310,7 +2315,7 @@
         </w:tc>
         <w:tc>
           <w:tcPr>
-            <w:tcW w:type="dxa" w:w="864"/>
+            <w:tcW w:type="dxa" w:w="835"/>
           </w:tcPr>
           <w:p>
             <w:r>
@@ -2320,7 +2325,7 @@
         </w:tc>
         <w:tc>
           <w:tcPr>
-            <w:tcW w:type="dxa" w:w="1656"/>
+            <w:tcW w:type="dxa" w:w="1598"/>
           </w:tcPr>
           <w:p>
             <w:r>
@@ -2330,7 +2335,7 @@
         </w:tc>
         <w:tc>
           <w:tcPr>
-            <w:tcW w:type="dxa" w:w="1656"/>
+            <w:tcW w:type="dxa" w:w="1598"/>
           </w:tcPr>
           <w:p>
             <w:r>
@@ -2342,7 +2347,7 @@
       <w:tr>
         <w:tc>
           <w:tcPr>
-            <w:tcW w:type="dxa" w:w="2304"/>
+            <w:tcW w:type="dxa" w:w="2218"/>
           </w:tcPr>
           <w:p>
             <w:r>
@@ -2352,25 +2357,25 @@
         </w:tc>
         <w:tc>
           <w:tcPr>
-            <w:tcW w:type="dxa" w:w="2880"/>
+            <w:tcW w:type="dxa" w:w="2779"/>
           </w:tcPr>
           <w:p/>
         </w:tc>
         <w:tc>
           <w:tcPr>
-            <w:tcW w:type="dxa" w:w="864"/>
+            <w:tcW w:type="dxa" w:w="835"/>
           </w:tcPr>
           <w:p/>
         </w:tc>
         <w:tc>
           <w:tcPr>
-            <w:tcW w:type="dxa" w:w="1656"/>
+            <w:tcW w:type="dxa" w:w="1598"/>
           </w:tcPr>
           <w:p/>
         </w:tc>
         <w:tc>
           <w:tcPr>
-            <w:tcW w:type="dxa" w:w="1656"/>
+            <w:tcW w:type="dxa" w:w="1598"/>
           </w:tcPr>
           <w:p/>
         </w:tc>
@@ -2378,12 +2383,12 @@
       <w:tr>
         <w:tc>
           <w:tcPr>
-            <w:tcW w:type="dxa" w:w="2304"/>
+            <w:tcW w:type="dxa" w:w="2218"/>
           </w:tcPr>
           <w:p>
             <w:r>
               <w:rPr>
-                <w:b/>
+                <w:rFonts w:ascii="TWK Lausanne 550" w:hAnsi="TWK Lausanne 550"/>
               </w:rPr>
               <w:t>{% if fees %}Subtotal{% else %}Total cost{% endif %}</w:t>
             </w:r>
@@ -2391,48 +2396,48 @@
         </w:tc>
         <w:tc>
           <w:tcPr>
-            <w:tcW w:type="dxa" w:w="2880"/>
+            <w:tcW w:type="dxa" w:w="2779"/>
           </w:tcPr>
           <w:p>
             <w:r>
               <w:rPr>
-                <w:b/>
+                <w:rFonts w:ascii="TWK Lausanne 550" w:hAnsi="TWK Lausanne 550"/>
               </w:rPr>
             </w:r>
           </w:p>
         </w:tc>
         <w:tc>
           <w:tcPr>
-            <w:tcW w:type="dxa" w:w="864"/>
+            <w:tcW w:type="dxa" w:w="835"/>
           </w:tcPr>
           <w:p>
             <w:r>
               <w:rPr>
-                <w:b/>
+                <w:rFonts w:ascii="TWK Lausanne 550" w:hAnsi="TWK Lausanne 550"/>
               </w:rPr>
             </w:r>
           </w:p>
         </w:tc>
         <w:tc>
           <w:tcPr>
-            <w:tcW w:type="dxa" w:w="1656"/>
+            <w:tcW w:type="dxa" w:w="1598"/>
           </w:tcPr>
           <w:p>
             <w:r>
               <w:rPr>
-                <w:b/>
+                <w:rFonts w:ascii="TWK Lausanne 550" w:hAnsi="TWK Lausanne 550"/>
               </w:rPr>
             </w:r>
           </w:p>
         </w:tc>
         <w:tc>
           <w:tcPr>
-            <w:tcW w:type="dxa" w:w="1656"/>
+            <w:tcW w:type="dxa" w:w="1598"/>
           </w:tcPr>
           <w:p>
             <w:r>
               <w:rPr>
-                <w:b/>
+                <w:rFonts w:ascii="TWK Lausanne 550" w:hAnsi="TWK Lausanne 550"/>
               </w:rPr>
               <w:t>{{ subtotal }}</w:t>
             </w:r>
@@ -2460,10 +2465,10 @@
         <w:tblLook w:firstColumn="1" w:firstRow="1" w:lastColumn="0" w:lastRow="0" w:noHBand="0" w:noVBand="1" w:val="04A0"/>
       </w:tblPr>
       <w:tblGrid>
-        <w:gridCol w:w="3744"/>
-        <w:gridCol w:w="1440"/>
-        <w:gridCol w:w="2015"/>
-        <w:gridCol w:w="2160"/>
+        <w:gridCol w:w="3614"/>
+        <w:gridCol w:w="1382"/>
+        <w:gridCol w:w="1944"/>
+        <w:gridCol w:w="2088"/>
       </w:tblGrid>
       <w:tr>
         <w:trPr>
@@ -2471,13 +2476,13 @@
         </w:trPr>
         <w:tc>
           <w:tcPr>
-            <w:tcW w:type="dxa" w:w="3744"/>
+            <w:tcW w:type="dxa" w:w="3614"/>
             <w:shd w:val="clear" w:color="auto" w:fill="0064E0"/>
           </w:tcPr>
           <w:p>
             <w:r>
               <w:rPr>
-                <w:b/>
+                <w:rFonts w:ascii="TWK Lausanne 550" w:hAnsi="TWK Lausanne 550"/>
                 <w:color w:val="FFFFFF"/>
               </w:rPr>
               <w:t>Role</w:t>
@@ -2486,13 +2491,13 @@
         </w:tc>
         <w:tc>
           <w:tcPr>
-            <w:tcW w:type="dxa" w:w="1440"/>
+            <w:tcW w:type="dxa" w:w="1382"/>
             <w:shd w:val="clear" w:color="auto" w:fill="0064E0"/>
           </w:tcPr>
           <w:p>
             <w:r>
               <w:rPr>
-                <w:b/>
+                <w:rFonts w:ascii="TWK Lausanne 550" w:hAnsi="TWK Lausanne 550"/>
                 <w:color w:val="FFFFFF"/>
               </w:rPr>
               <w:t>Mandays</w:t>
@@ -2501,13 +2506,13 @@
         </w:tc>
         <w:tc>
           <w:tcPr>
-            <w:tcW w:type="dxa" w:w="2016"/>
+            <w:tcW w:type="dxa" w:w="1944"/>
             <w:shd w:val="clear" w:color="auto" w:fill="0064E0"/>
           </w:tcPr>
           <w:p>
             <w:r>
               <w:rPr>
-                <w:b/>
+                <w:rFonts w:ascii="TWK Lausanne 550" w:hAnsi="TWK Lausanne 550"/>
                 <w:color w:val="FFFFFF"/>
               </w:rPr>
               <w:t>Day rate</w:t>
@@ -2516,13 +2521,13 @@
         </w:tc>
         <w:tc>
           <w:tcPr>
-            <w:tcW w:type="dxa" w:w="2160"/>
+            <w:tcW w:type="dxa" w:w="2088"/>
             <w:shd w:val="clear" w:color="auto" w:fill="0064E0"/>
           </w:tcPr>
           <w:p>
             <w:r>
               <w:rPr>
-                <w:b/>
+                <w:rFonts w:ascii="TWK Lausanne 550" w:hAnsi="TWK Lausanne 550"/>
                 <w:color w:val="FFFFFF"/>
               </w:rPr>
               <w:t>Amount</w:t>
@@ -2533,7 +2538,7 @@
       <w:tr>
         <w:tc>
           <w:tcPr>
-            <w:tcW w:type="dxa" w:w="3744"/>
+            <w:tcW w:type="dxa" w:w="3614"/>
           </w:tcPr>
           <w:p>
             <w:r>
@@ -2543,19 +2548,19 @@
         </w:tc>
         <w:tc>
           <w:tcPr>
-            <w:tcW w:type="dxa" w:w="1440"/>
+            <w:tcW w:type="dxa" w:w="1382"/>
           </w:tcPr>
           <w:p/>
         </w:tc>
         <w:tc>
           <w:tcPr>
-            <w:tcW w:type="dxa" w:w="2016"/>
+            <w:tcW w:type="dxa" w:w="1944"/>
           </w:tcPr>
           <w:p/>
         </w:tc>
         <w:tc>
           <w:tcPr>
-            <w:tcW w:type="dxa" w:w="2160"/>
+            <w:tcW w:type="dxa" w:w="2088"/>
           </w:tcPr>
           <w:p/>
         </w:tc>
@@ -2563,7 +2568,7 @@
       <w:tr>
         <w:tc>
           <w:tcPr>
-            <w:tcW w:type="dxa" w:w="3744"/>
+            <w:tcW w:type="dxa" w:w="3614"/>
           </w:tcPr>
           <w:p>
             <w:r>
@@ -2573,7 +2578,7 @@
         </w:tc>
         <w:tc>
           <w:tcPr>
-            <w:tcW w:type="dxa" w:w="1440"/>
+            <w:tcW w:type="dxa" w:w="1382"/>
           </w:tcPr>
           <w:p>
             <w:r>
@@ -2583,7 +2588,7 @@
         </w:tc>
         <w:tc>
           <w:tcPr>
-            <w:tcW w:type="dxa" w:w="2016"/>
+            <w:tcW w:type="dxa" w:w="1944"/>
           </w:tcPr>
           <w:p>
             <w:r>
@@ -2593,7 +2598,7 @@
         </w:tc>
         <w:tc>
           <w:tcPr>
-            <w:tcW w:type="dxa" w:w="2160"/>
+            <w:tcW w:type="dxa" w:w="2088"/>
           </w:tcPr>
           <w:p>
             <w:r>
@@ -2605,7 +2610,7 @@
       <w:tr>
         <w:tc>
           <w:tcPr>
-            <w:tcW w:type="dxa" w:w="3744"/>
+            <w:tcW w:type="dxa" w:w="3614"/>
           </w:tcPr>
           <w:p>
             <w:r>
@@ -2615,19 +2620,19 @@
         </w:tc>
         <w:tc>
           <w:tcPr>
-            <w:tcW w:type="dxa" w:w="1440"/>
+            <w:tcW w:type="dxa" w:w="1382"/>
           </w:tcPr>
           <w:p/>
         </w:tc>
         <w:tc>
           <w:tcPr>
-            <w:tcW w:type="dxa" w:w="2016"/>
+            <w:tcW w:type="dxa" w:w="1944"/>
           </w:tcPr>
           <w:p/>
         </w:tc>
         <w:tc>
           <w:tcPr>
-            <w:tcW w:type="dxa" w:w="2160"/>
+            <w:tcW w:type="dxa" w:w="2088"/>
           </w:tcPr>
           <w:p/>
         </w:tc>
@@ -2635,12 +2640,12 @@
       <w:tr>
         <w:tc>
           <w:tcPr>
-            <w:tcW w:type="dxa" w:w="3744"/>
+            <w:tcW w:type="dxa" w:w="3614"/>
           </w:tcPr>
           <w:p>
             <w:r>
               <w:rPr>
-                <w:b/>
+                <w:rFonts w:ascii="TWK Lausanne 550" w:hAnsi="TWK Lausanne 550"/>
               </w:rPr>
               <w:t>{% if fees %}Subtotal{% else %}Total cost{% endif %}</w:t>
             </w:r>
@@ -2648,12 +2653,12 @@
         </w:tc>
         <w:tc>
           <w:tcPr>
-            <w:tcW w:type="dxa" w:w="1440"/>
+            <w:tcW w:type="dxa" w:w="1382"/>
           </w:tcPr>
           <w:p>
             <w:r>
               <w:rPr>
-                <w:b/>
+                <w:rFonts w:ascii="TWK Lausanne 550" w:hAnsi="TWK Lausanne 550"/>
               </w:rPr>
               <w:t>{{ total_mandays }}</w:t>
             </w:r>
@@ -2661,24 +2666,24 @@
         </w:tc>
         <w:tc>
           <w:tcPr>
-            <w:tcW w:type="dxa" w:w="2016"/>
+            <w:tcW w:type="dxa" w:w="1944"/>
           </w:tcPr>
           <w:p>
             <w:r>
               <w:rPr>
-                <w:b/>
+                <w:rFonts w:ascii="TWK Lausanne 550" w:hAnsi="TWK Lausanne 550"/>
               </w:rPr>
             </w:r>
           </w:p>
         </w:tc>
         <w:tc>
           <w:tcPr>
-            <w:tcW w:type="dxa" w:w="2160"/>
+            <w:tcW w:type="dxa" w:w="2088"/>
           </w:tcPr>
           <w:p>
             <w:r>
               <w:rPr>
-                <w:b/>
+                <w:rFonts w:ascii="TWK Lausanne 550" w:hAnsi="TWK Lausanne 550"/>
               </w:rPr>
               <w:t>{{ subtotal }}</w:t>
             </w:r>
@@ -2711,8 +2716,8 @@
         <w:tblLook w:firstColumn="1" w:firstRow="1" w:lastColumn="0" w:lastRow="0" w:noHBand="0" w:noVBand="1" w:val="04A0"/>
       </w:tblPr>
       <w:tblGrid>
-        <w:gridCol w:w="7200"/>
-        <w:gridCol w:w="2160"/>
+        <w:gridCol w:w="6940"/>
+        <w:gridCol w:w="2088"/>
       </w:tblGrid>
       <w:tr>
         <w:trPr>
@@ -2720,13 +2725,13 @@
         </w:trPr>
         <w:tc>
           <w:tcPr>
-            <w:tcW w:type="dxa" w:w="7200"/>
+            <w:tcW w:type="dxa" w:w="6941"/>
             <w:shd w:val="clear" w:color="auto" w:fill="0064E0"/>
           </w:tcPr>
           <w:p>
             <w:r>
               <w:rPr>
-                <w:b/>
+                <w:rFonts w:ascii="TWK Lausanne 550" w:hAnsi="TWK Lausanne 550"/>
                 <w:color w:val="FFFFFF"/>
               </w:rPr>
               <w:t>Item</w:t>
@@ -2735,13 +2740,13 @@
         </w:tc>
         <w:tc>
           <w:tcPr>
-            <w:tcW w:type="dxa" w:w="2160"/>
+            <w:tcW w:type="dxa" w:w="2088"/>
             <w:shd w:val="clear" w:color="auto" w:fill="0064E0"/>
           </w:tcPr>
           <w:p>
             <w:r>
               <w:rPr>
-                <w:b/>
+                <w:rFonts w:ascii="TWK Lausanne 550" w:hAnsi="TWK Lausanne 550"/>
                 <w:color w:val="FFFFFF"/>
               </w:rPr>
               <w:t>Amount</w:t>
@@ -2752,7 +2757,7 @@
       <w:tr>
         <w:tc>
           <w:tcPr>
-            <w:tcW w:type="dxa" w:w="7200"/>
+            <w:tcW w:type="dxa" w:w="6941"/>
           </w:tcPr>
           <w:p>
             <w:r>
@@ -2762,7 +2767,7 @@
         </w:tc>
         <w:tc>
           <w:tcPr>
-            <w:tcW w:type="dxa" w:w="2160"/>
+            <w:tcW w:type="dxa" w:w="2088"/>
           </w:tcPr>
           <w:p/>
         </w:tc>
@@ -2770,7 +2775,7 @@
       <w:tr>
         <w:tc>
           <w:tcPr>
-            <w:tcW w:type="dxa" w:w="7200"/>
+            <w:tcW w:type="dxa" w:w="6941"/>
           </w:tcPr>
           <w:p>
             <w:r>
@@ -2780,7 +2785,7 @@
         </w:tc>
         <w:tc>
           <w:tcPr>
-            <w:tcW w:type="dxa" w:w="2160"/>
+            <w:tcW w:type="dxa" w:w="2088"/>
           </w:tcPr>
           <w:p>
             <w:r>
@@ -2792,7 +2797,7 @@
       <w:tr>
         <w:tc>
           <w:tcPr>
-            <w:tcW w:type="dxa" w:w="7200"/>
+            <w:tcW w:type="dxa" w:w="6941"/>
           </w:tcPr>
           <w:p>
             <w:r>
@@ -2802,7 +2807,7 @@
         </w:tc>
         <w:tc>
           <w:tcPr>
-            <w:tcW w:type="dxa" w:w="2160"/>
+            <w:tcW w:type="dxa" w:w="2088"/>
           </w:tcPr>
           <w:p/>
         </w:tc>
@@ -2810,12 +2815,12 @@
       <w:tr>
         <w:tc>
           <w:tcPr>
-            <w:tcW w:type="dxa" w:w="7200"/>
+            <w:tcW w:type="dxa" w:w="6941"/>
           </w:tcPr>
           <w:p>
             <w:r>
               <w:rPr>
-                <w:b/>
+                <w:rFonts w:ascii="TWK Lausanne 550" w:hAnsi="TWK Lausanne 550"/>
               </w:rPr>
               <w:t>Total cost</w:t>
             </w:r>
@@ -2823,12 +2828,12 @@
         </w:tc>
         <w:tc>
           <w:tcPr>
-            <w:tcW w:type="dxa" w:w="2160"/>
+            <w:tcW w:type="dxa" w:w="2088"/>
           </w:tcPr>
           <w:p>
             <w:r>
               <w:rPr>
-                <w:b/>
+                <w:rFonts w:ascii="TWK Lausanne 550" w:hAnsi="TWK Lausanne 550"/>
               </w:rPr>
               <w:t>{{ total_fees }}</w:t>
             </w:r>
@@ -2856,10 +2861,10 @@
         <w:tblLook w:firstColumn="1" w:firstRow="1" w:lastColumn="0" w:lastRow="0" w:noHBand="0" w:noVBand="1" w:val="04A0"/>
       </w:tblPr>
       <w:tblGrid>
-        <w:gridCol w:w="2160"/>
-        <w:gridCol w:w="3456"/>
-        <w:gridCol w:w="1872"/>
-        <w:gridCol w:w="1872"/>
+        <w:gridCol w:w="2088"/>
+        <w:gridCol w:w="3340"/>
+        <w:gridCol w:w="1800"/>
+        <w:gridCol w:w="1800"/>
       </w:tblGrid>
       <w:tr>
         <w:trPr>
@@ -2867,13 +2872,13 @@
         </w:trPr>
         <w:tc>
           <w:tcPr>
-            <w:tcW w:type="dxa" w:w="2160"/>
+            <w:tcW w:type="dxa" w:w="2088"/>
             <w:shd w:val="clear" w:color="auto" w:fill="0064E0"/>
           </w:tcPr>
           <w:p>
             <w:r>
               <w:rPr>
-                <w:b/>
+                <w:rFonts w:ascii="TWK Lausanne 550" w:hAnsi="TWK Lausanne 550"/>
                 <w:color w:val="FFFFFF"/>
               </w:rPr>
               <w:t>Milestone</w:t>
@@ -2882,13 +2887,13 @@
         </w:tc>
         <w:tc>
           <w:tcPr>
-            <w:tcW w:type="dxa" w:w="3456"/>
+            <w:tcW w:type="dxa" w:w="3341"/>
             <w:shd w:val="clear" w:color="auto" w:fill="0064E0"/>
           </w:tcPr>
           <w:p>
             <w:r>
               <w:rPr>
-                <w:b/>
+                <w:rFonts w:ascii="TWK Lausanne 550" w:hAnsi="TWK Lausanne 550"/>
                 <w:color w:val="FFFFFF"/>
               </w:rPr>
               <w:t>Deliverable(s)</w:t>
@@ -2897,13 +2902,13 @@
         </w:tc>
         <w:tc>
           <w:tcPr>
-            <w:tcW w:type="dxa" w:w="1872"/>
+            <w:tcW w:type="dxa" w:w="1800"/>
             <w:shd w:val="clear" w:color="auto" w:fill="0064E0"/>
           </w:tcPr>
           <w:p>
             <w:r>
               <w:rPr>
-                <w:b/>
+                <w:rFonts w:ascii="TWK Lausanne 550" w:hAnsi="TWK Lausanne 550"/>
                 <w:color w:val="FFFFFF"/>
               </w:rPr>
               <w:t>Estimated completion</w:t>
@@ -2912,13 +2917,13 @@
         </w:tc>
         <w:tc>
           <w:tcPr>
-            <w:tcW w:type="dxa" w:w="1872"/>
+            <w:tcW w:type="dxa" w:w="1800"/>
             <w:shd w:val="clear" w:color="auto" w:fill="0064E0"/>
           </w:tcPr>
           <w:p>
             <w:r>
               <w:rPr>
-                <w:b/>
+                <w:rFonts w:ascii="TWK Lausanne 550" w:hAnsi="TWK Lausanne 550"/>
                 <w:color w:val="FFFFFF"/>
               </w:rPr>
               <w:t>Payment</w:t>
@@ -2929,7 +2934,7 @@
       <w:tr>
         <w:tc>
           <w:tcPr>
-            <w:tcW w:type="dxa" w:w="2160"/>
+            <w:tcW w:type="dxa" w:w="2088"/>
           </w:tcPr>
           <w:p>
             <w:r>
@@ -2939,19 +2944,19 @@
         </w:tc>
         <w:tc>
           <w:tcPr>
-            <w:tcW w:type="dxa" w:w="3456"/>
+            <w:tcW w:type="dxa" w:w="3341"/>
           </w:tcPr>
           <w:p/>
         </w:tc>
         <w:tc>
           <w:tcPr>
-            <w:tcW w:type="dxa" w:w="1872"/>
+            <w:tcW w:type="dxa" w:w="1800"/>
           </w:tcPr>
           <w:p/>
         </w:tc>
         <w:tc>
           <w:tcPr>
-            <w:tcW w:type="dxa" w:w="1872"/>
+            <w:tcW w:type="dxa" w:w="1800"/>
           </w:tcPr>
           <w:p/>
         </w:tc>
@@ -2959,7 +2964,7 @@
       <w:tr>
         <w:tc>
           <w:tcPr>
-            <w:tcW w:type="dxa" w:w="2160"/>
+            <w:tcW w:type="dxa" w:w="2088"/>
           </w:tcPr>
           <w:p>
             <w:r>
@@ -2969,7 +2974,7 @@
         </w:tc>
         <w:tc>
           <w:tcPr>
-            <w:tcW w:type="dxa" w:w="3456"/>
+            <w:tcW w:type="dxa" w:w="3341"/>
           </w:tcPr>
           <w:p>
             <w:r>
@@ -2979,7 +2984,7 @@
         </w:tc>
         <w:tc>
           <w:tcPr>
-            <w:tcW w:type="dxa" w:w="1872"/>
+            <w:tcW w:type="dxa" w:w="1800"/>
           </w:tcPr>
           <w:p>
             <w:r>
@@ -2989,7 +2994,7 @@
         </w:tc>
         <w:tc>
           <w:tcPr>
-            <w:tcW w:type="dxa" w:w="1872"/>
+            <w:tcW w:type="dxa" w:w="1800"/>
           </w:tcPr>
           <w:p>
             <w:r>
@@ -3001,7 +3006,7 @@
       <w:tr>
         <w:tc>
           <w:tcPr>
-            <w:tcW w:type="dxa" w:w="2160"/>
+            <w:tcW w:type="dxa" w:w="2088"/>
           </w:tcPr>
           <w:p>
             <w:r>
@@ -3011,19 +3016,19 @@
         </w:tc>
         <w:tc>
           <w:tcPr>
-            <w:tcW w:type="dxa" w:w="3456"/>
+            <w:tcW w:type="dxa" w:w="3341"/>
           </w:tcPr>
           <w:p/>
         </w:tc>
         <w:tc>
           <w:tcPr>
-            <w:tcW w:type="dxa" w:w="1872"/>
+            <w:tcW w:type="dxa" w:w="1800"/>
           </w:tcPr>
           <w:p/>
         </w:tc>
         <w:tc>
           <w:tcPr>
-            <w:tcW w:type="dxa" w:w="1872"/>
+            <w:tcW w:type="dxa" w:w="1800"/>
           </w:tcPr>
           <w:p/>
         </w:tc>
@@ -3083,19 +3088,19 @@
         <w:tblLook w:firstColumn="1" w:firstRow="1" w:lastColumn="0" w:lastRow="0" w:noHBand="0" w:noVBand="1" w:val="04A0"/>
       </w:tblPr>
       <w:tblGrid>
-        <w:gridCol w:w="4680"/>
-        <w:gridCol w:w="4680"/>
+        <w:gridCol w:w="4507"/>
+        <w:gridCol w:w="4507"/>
       </w:tblGrid>
       <w:tr>
         <w:tc>
           <w:tcPr>
-            <w:tcW w:type="dxa" w:w="4680"/>
+            <w:tcW w:type="dxa" w:w="4507"/>
             <w:shd w:val="clear" w:color="auto" w:fill="0064E0"/>
           </w:tcPr>
           <w:p>
             <w:r>
               <w:rPr>
-                <w:b/>
+                <w:rFonts w:ascii="TWK Lausanne 550" w:hAnsi="TWK Lausanne 550"/>
                 <w:color w:val="FFFFFF"/>
               </w:rPr>
               <w:t>For {{ client_name }}</w:t>
@@ -3104,13 +3109,13 @@
         </w:tc>
         <w:tc>
           <w:tcPr>
-            <w:tcW w:type="dxa" w:w="4680"/>
+            <w:tcW w:type="dxa" w:w="4507"/>
             <w:shd w:val="clear" w:color="auto" w:fill="0064E0"/>
           </w:tcPr>
           <w:p>
             <w:r>
               <w:rPr>
-                <w:b/>
+                <w:rFonts w:ascii="TWK Lausanne 550" w:hAnsi="TWK Lausanne 550"/>
                 <w:color w:val="FFFFFF"/>
               </w:rPr>
               <w:t>For {{ vendor_name }}</w:t>
@@ -3121,7 +3126,7 @@
       <w:tr>
         <w:tc>
           <w:tcPr>
-            <w:tcW w:type="dxa" w:w="4680"/>
+            <w:tcW w:type="dxa" w:w="4507"/>
           </w:tcPr>
           <w:p>
             <w:r>
@@ -3131,7 +3136,7 @@
         </w:tc>
         <w:tc>
           <w:tcPr>
-            <w:tcW w:type="dxa" w:w="4680"/>
+            <w:tcW w:type="dxa" w:w="4507"/>
           </w:tcPr>
           <w:p>
             <w:r>
@@ -3143,7 +3148,7 @@
       <w:tr>
         <w:tc>
           <w:tcPr>
-            <w:tcW w:type="dxa" w:w="4680"/>
+            <w:tcW w:type="dxa" w:w="4507"/>
           </w:tcPr>
           <w:p>
             <w:r>
@@ -3153,7 +3158,7 @@
         </w:tc>
         <w:tc>
           <w:tcPr>
-            <w:tcW w:type="dxa" w:w="4680"/>
+            <w:tcW w:type="dxa" w:w="4507"/>
           </w:tcPr>
           <w:p>
             <w:r>
@@ -3165,7 +3170,7 @@
       <w:tr>
         <w:tc>
           <w:tcPr>
-            <w:tcW w:type="dxa" w:w="4680"/>
+            <w:tcW w:type="dxa" w:w="4507"/>
           </w:tcPr>
           <w:p>
             <w:r>
@@ -3177,7 +3182,7 @@
         </w:tc>
         <w:tc>
           <w:tcPr>
-            <w:tcW w:type="dxa" w:w="4680"/>
+            <w:tcW w:type="dxa" w:w="4507"/>
           </w:tcPr>
           <w:p>
             <w:r>
@@ -3191,7 +3196,7 @@
       <w:tr>
         <w:tc>
           <w:tcPr>
-            <w:tcW w:type="dxa" w:w="4680"/>
+            <w:tcW w:type="dxa" w:w="4507"/>
           </w:tcPr>
           <w:p>
             <w:r>
@@ -3201,7 +3206,7 @@
         </w:tc>
         <w:tc>
           <w:tcPr>
-            <w:tcW w:type="dxa" w:w="4680"/>
+            <w:tcW w:type="dxa" w:w="4507"/>
           </w:tcPr>
           <w:p>
             <w:r>
@@ -3215,7 +3220,7 @@
       <w:headerReference w:type="first" r:id="rId9"/>
       <w:headerReference w:type="default" r:id="rId10"/>
       <w:footerReference w:type="default" r:id="rId11"/>
-      <w:pgSz w:w="12240" w:h="15840"/>
+      <w:pgSz w:w="11906" w:h="16838"/>
       <w:pgMar w:top="1440" w:right="1440" w:bottom="1440" w:left="1440" w:header="648" w:footer="648" w:gutter="0"/>
       <w:cols w:space="720"/>
       <w:titlePg/>
@@ -3783,9 +3788,9 @@
       <w:spacing w:after="120" w:line="276" w:lineRule="auto"/>
     </w:pPr>
     <w:rPr>
-      <w:rFonts w:ascii="Arial" w:hAnsi="Arial" w:eastAsia="Arial"/>
+      <w:rFonts w:ascii="TWK Lausanne 300" w:hAnsi="TWK Lausanne 300" w:eastAsia="TWK Lausanne 300"/>
       <w:color w:val="1C2B33"/>
-      <w:sz w:val="21"/>
+      <w:sz w:val="22"/>
     </w:rPr>
   </w:style>
   <w:style w:type="paragraph" w:styleId="Header">
@@ -3847,11 +3852,11 @@
       <w:outlineLvl w:val="0"/>
     </w:pPr>
     <w:rPr>
-      <w:rFonts w:ascii="Arial" w:hAnsi="Arial"/>
-      <w:b/>
+      <w:rFonts w:ascii="TWK Everett Bold" w:hAnsi="TWK Everett Bold"/>
+      <w:b w:val="0"/>
       <w:bCs/>
       <w:color w:val="0064E0"/>
-      <w:sz w:val="36"/>
+      <w:sz w:val="38"/>
       <w:szCs w:val="28"/>
     </w:rPr>
   </w:style>
@@ -3871,11 +3876,11 @@
       <w:outlineLvl w:val="1"/>
     </w:pPr>
     <w:rPr>
-      <w:rFonts w:ascii="Arial" w:hAnsi="Arial"/>
-      <w:b/>
+      <w:rFonts w:ascii="TWK Everett Medium" w:hAnsi="TWK Everett Medium"/>
+      <w:b w:val="0"/>
       <w:bCs/>
       <w:color w:val="1C2B33"/>
-      <w:sz w:val="26"/>
+      <w:sz w:val="27"/>
       <w:szCs w:val="26"/>
     </w:rPr>
   </w:style>
@@ -4136,12 +4141,12 @@
       <w:contextualSpacing/>
     </w:pPr>
     <w:rPr>
-      <w:rFonts w:ascii="Arial" w:hAnsi="Arial"/>
-      <w:b/>
+      <w:rFonts w:ascii="TWK Everett Black" w:hAnsi="TWK Everett Black"/>
+      <w:b w:val="0"/>
       <w:color w:val="1C2B33"/>
       <w:spacing w:val="5"/>
       <w:kern w:val="28"/>
-      <w:sz w:val="64"/>
+      <w:sz w:val="67"/>
       <w:szCs w:val="52"/>
     </w:rPr>
   </w:style>

--- a/plugins/skytek/skills/create-sow/assets/sow-template.docx
+++ b/plugins/skytek/skills/create-sow/assets/sow-template.docx
@@ -3786,6 +3786,7 @@
     <w:rsid w:val="00FC693F"/>
     <w:pPr>
       <w:spacing w:after="120" w:line="276" w:lineRule="auto"/>
+      <w:jc w:val="both"/>
     </w:pPr>
     <w:rPr>
       <w:rFonts w:ascii="TWK Lausanne 300" w:hAnsi="TWK Lausanne 300" w:eastAsia="TWK Lausanne 300"/>
